--- a/Teoria/Pim Teoria.docx
+++ b/Teoria/Pim Teoria.docx
@@ -539,6 +539,191 @@
           <w:rFonts w:ascii="Times New Roman" w:hAnsi="Times New Roman" w:cs="Times New Roman"/>
           <w:b/>
           <w:bCs/>
+        </w:rPr>
+      </w:pPr>
+    </w:p>
+    <w:p>
+      <w:pPr>
+        <w:rPr>
+          <w:rFonts w:ascii="Times New Roman" w:hAnsi="Times New Roman" w:cs="Times New Roman"/>
+          <w:b/>
+          <w:bCs/>
+        </w:rPr>
+      </w:pPr>
+      <w:r>
+        <w:rPr>
+          <w:rFonts w:ascii="Times New Roman" w:hAnsi="Times New Roman" w:cs="Times New Roman"/>
+          <w:b/>
+          <w:bCs/>
+        </w:rPr>
+        <w:lastRenderedPageBreak/>
+        <w:t xml:space="preserve"> Relação ética-racial:</w:t>
+      </w:r>
+      <w:r>
+        <w:rPr>
+          <w:rFonts w:ascii="Times New Roman" w:hAnsi="Times New Roman" w:cs="Times New Roman"/>
+          <w:b/>
+          <w:bCs/>
+        </w:rPr>
+        <w:tab/>
+      </w:r>
+    </w:p>
+    <w:p>
+      <w:pPr>
+        <w:rPr>
+          <w:rFonts w:ascii="Times New Roman" w:hAnsi="Times New Roman" w:cs="Times New Roman"/>
+        </w:rPr>
+      </w:pPr>
+      <w:r>
+        <w:rPr>
+          <w:rFonts w:ascii="Times New Roman" w:hAnsi="Times New Roman" w:cs="Times New Roman"/>
+        </w:rPr>
+        <w:t>A relação ética-racial refere-se à interface entre os princípios éticos — como dignidade, justiça, igualdade e respeito — e as questões vinculadas à raça e à etnia. Tal relação implica refletir sobre como estruturas sociais, culturais e institucionais reproduzem ou enfrentam desigualdades raciais historicamente construídas. A dimensão ética, nesse sentido, exige o reconhecimento da diversidade étnico-racial como elemento constitutivo da sociedade e a adoção de práticas voltadas à superação do racismo, da discriminação e da marginalização de grupos racializados.</w:t>
+      </w:r>
+    </w:p>
+    <w:p>
+      <w:pPr>
+        <w:rPr>
+          <w:rFonts w:ascii="Times New Roman" w:hAnsi="Times New Roman" w:cs="Times New Roman"/>
+        </w:rPr>
+      </w:pPr>
+      <w:r>
+        <w:rPr>
+          <w:rFonts w:ascii="Times New Roman" w:hAnsi="Times New Roman" w:cs="Times New Roman"/>
+        </w:rPr>
+        <w:t>No contexto do agendamento clínico, a relação ética-racial se traduz no respeito e na valorização da diversidade racial e cultural dos pacientes, garantindo atendimento igualitário e sem discriminação. Ela orienta a construção de práticas que assegurem acesso justo aos serviços de saúde, promovendo inclusão, evitando preconceitos e tornando o atendimento mais humanizado e socialmente responsável.</w:t>
+      </w:r>
+    </w:p>
+    <w:p>
+      <w:pPr>
+        <w:rPr>
+          <w:rFonts w:ascii="Times New Roman" w:hAnsi="Times New Roman" w:cs="Times New Roman"/>
+        </w:rPr>
+      </w:pPr>
+      <w:r>
+        <w:rPr>
+          <w:rFonts w:ascii="Times New Roman" w:hAnsi="Times New Roman" w:cs="Times New Roman"/>
+        </w:rPr>
+        <w:t>Portanto, a relação ética-racial não se limita ao combate a práticas discriminatórias, mas se configura como um compromisso coletivo com a equidade e a valorização da pluralidade cultural, fundamentais para a efetivação de direitos, o fortalecimento da democracia e a promoção da cidadania, inclusive no âmbito da saúde.</w:t>
+      </w:r>
+    </w:p>
+    <w:p>
+      <w:pPr>
+        <w:rPr>
+          <w:rFonts w:ascii="Times New Roman" w:hAnsi="Times New Roman" w:cs="Times New Roman"/>
+        </w:rPr>
+      </w:pPr>
+    </w:p>
+    <w:p>
+      <w:pPr>
+        <w:rPr>
+          <w:rFonts w:ascii="Times New Roman" w:hAnsi="Times New Roman" w:cs="Times New Roman"/>
+          <w:b/>
+          <w:bCs/>
+        </w:rPr>
+      </w:pPr>
+      <w:r>
+        <w:rPr>
+          <w:rFonts w:ascii="Times New Roman" w:hAnsi="Times New Roman" w:cs="Times New Roman"/>
+        </w:rPr>
+        <w:t xml:space="preserve"> </w:t>
+      </w:r>
+      <w:r>
+        <w:rPr>
+          <w:rFonts w:ascii="Times New Roman" w:hAnsi="Times New Roman" w:cs="Times New Roman"/>
+          <w:b/>
+          <w:bCs/>
+        </w:rPr>
+        <w:t>Afrodescendentes:</w:t>
+      </w:r>
+    </w:p>
+    <w:p>
+      <w:pPr>
+        <w:rPr>
+          <w:rFonts w:ascii="Times New Roman" w:hAnsi="Times New Roman" w:cs="Times New Roman"/>
+        </w:rPr>
+      </w:pPr>
+      <w:r>
+        <w:rPr>
+          <w:rFonts w:ascii="Times New Roman" w:hAnsi="Times New Roman" w:cs="Times New Roman"/>
+        </w:rPr>
+        <w:t xml:space="preserve">Os </w:t>
+      </w:r>
+      <w:r>
+        <w:rPr>
+          <w:rFonts w:ascii="Times New Roman" w:hAnsi="Times New Roman" w:cs="Times New Roman"/>
+          <w:b/>
+          <w:bCs/>
+        </w:rPr>
+        <w:t>afrodescendentes</w:t>
+      </w:r>
+      <w:r>
+        <w:rPr>
+          <w:rFonts w:ascii="Times New Roman" w:hAnsi="Times New Roman" w:cs="Times New Roman"/>
+        </w:rPr>
+        <w:t xml:space="preserve"> são indivíduos com ancestralidade africana, marcados pela diáspora resultante do tráfico transatlântico de pessoas escravizadas (FANON, 1967). No Brasil, representam uma parcela significativa da população e desempenharam papel central na formação social, econômica e cultural do país (MUNANGA, 2010). O termo “afrodescendente” reforça a valorização da identidade negra, a luta contra o racismo estrutural e a necessidade de políticas afirmativas, como cotas em universidades e programas de inclusão no mercado de trabalho (BRASIL, 2003; GOMES, 2006). Nesse sentido, ser afrodescendente não se limita à origem, mas envolve também </w:t>
+      </w:r>
+      <w:r>
+        <w:rPr>
+          <w:rFonts w:ascii="Times New Roman" w:hAnsi="Times New Roman" w:cs="Times New Roman"/>
+          <w:b/>
+          <w:bCs/>
+        </w:rPr>
+        <w:t>resistência, memória e busca por equidade social</w:t>
+      </w:r>
+      <w:r>
+        <w:rPr>
+          <w:rFonts w:ascii="Times New Roman" w:hAnsi="Times New Roman" w:cs="Times New Roman"/>
+        </w:rPr>
+        <w:t>, elementos fundamentais para a construção de uma sociedade democrática e inclusiva.</w:t>
+      </w:r>
+    </w:p>
+    <w:p>
+      <w:pPr>
+        <w:rPr>
+          <w:rFonts w:ascii="Times New Roman" w:hAnsi="Times New Roman" w:cs="Times New Roman"/>
+        </w:rPr>
+      </w:pPr>
+    </w:p>
+    <w:p>
+      <w:pPr>
+        <w:rPr>
+          <w:rFonts w:ascii="Times New Roman" w:hAnsi="Times New Roman" w:cs="Times New Roman"/>
+        </w:rPr>
+      </w:pPr>
+    </w:p>
+    <w:p>
+      <w:pPr>
+        <w:rPr>
+          <w:rFonts w:ascii="Times New Roman" w:hAnsi="Times New Roman" w:cs="Times New Roman"/>
+        </w:rPr>
+      </w:pPr>
+    </w:p>
+    <w:p>
+      <w:pPr>
+        <w:rPr>
+          <w:rFonts w:ascii="Times New Roman" w:hAnsi="Times New Roman" w:cs="Times New Roman"/>
+        </w:rPr>
+      </w:pPr>
+    </w:p>
+    <w:p>
+      <w:pPr>
+        <w:rPr>
+          <w:rFonts w:ascii="Times New Roman" w:hAnsi="Times New Roman" w:cs="Times New Roman"/>
+        </w:rPr>
+      </w:pPr>
+    </w:p>
+    <w:p>
+      <w:pPr>
+        <w:rPr>
+          <w:rFonts w:ascii="Times New Roman" w:hAnsi="Times New Roman" w:cs="Times New Roman"/>
+        </w:rPr>
+      </w:pPr>
+    </w:p>
+    <w:p>
+      <w:pPr>
+        <w:rPr>
+          <w:rFonts w:ascii="Times New Roman" w:hAnsi="Times New Roman" w:cs="Times New Roman"/>
         </w:rPr>
       </w:pPr>
     </w:p>
@@ -2327,6 +2512,197 @@
           <w:bCs/>
         </w:rPr>
         <w:lastRenderedPageBreak/>
+        <w:t>Protocolo</w:t>
+      </w:r>
+      <w:r>
+        <w:rPr>
+          <w:rFonts w:ascii="Times New Roman" w:hAnsi="Times New Roman" w:cs="Times New Roman"/>
+          <w:b/>
+          <w:bCs/>
+        </w:rPr>
+        <w:t xml:space="preserve">s </w:t>
+      </w:r>
+      <w:r>
+        <w:rPr>
+          <w:rFonts w:ascii="Times New Roman" w:hAnsi="Times New Roman" w:cs="Times New Roman"/>
+          <w:b/>
+          <w:bCs/>
+        </w:rPr>
+        <w:t>HTTP e HTTPS</w:t>
+      </w:r>
+    </w:p>
+    <w:p>
+      <w:pPr>
+        <w:rPr>
+          <w:rFonts w:ascii="Times New Roman" w:hAnsi="Times New Roman" w:cs="Times New Roman"/>
+        </w:rPr>
+      </w:pPr>
+      <w:r>
+        <w:rPr>
+          <w:rFonts w:ascii="Times New Roman" w:hAnsi="Times New Roman" w:cs="Times New Roman"/>
+        </w:rPr>
+        <w:t xml:space="preserve">O </w:t>
+      </w:r>
+      <w:r>
+        <w:rPr>
+          <w:rFonts w:ascii="Times New Roman" w:hAnsi="Times New Roman" w:cs="Times New Roman"/>
+          <w:b/>
+          <w:bCs/>
+        </w:rPr>
+        <w:t xml:space="preserve">HTTP </w:t>
+      </w:r>
+      <w:r>
+        <w:rPr>
+          <w:rFonts w:ascii="Times New Roman" w:hAnsi="Times New Roman" w:cs="Times New Roman"/>
+        </w:rPr>
+        <w:t>(</w:t>
+      </w:r>
+      <w:r>
+        <w:rPr>
+          <w:rFonts w:ascii="Times New Roman" w:hAnsi="Times New Roman" w:cs="Times New Roman"/>
+          <w:b/>
+          <w:bCs/>
+        </w:rPr>
+        <w:t>Hypertext Transfer</w:t>
+      </w:r>
+      <w:r>
+        <w:rPr>
+          <w:rFonts w:ascii="Times New Roman" w:hAnsi="Times New Roman" w:cs="Times New Roman"/>
+        </w:rPr>
+        <w:t xml:space="preserve"> </w:t>
+      </w:r>
+      <w:r>
+        <w:rPr>
+          <w:rFonts w:ascii="Times New Roman" w:hAnsi="Times New Roman" w:cs="Times New Roman"/>
+          <w:b/>
+          <w:bCs/>
+        </w:rPr>
+        <w:t>Protocol</w:t>
+      </w:r>
+      <w:r>
+        <w:rPr>
+          <w:rFonts w:ascii="Times New Roman" w:hAnsi="Times New Roman" w:cs="Times New Roman"/>
+        </w:rPr>
+        <w:t>) é um protocolo de comunicação da camada de aplicação utilizado para a transferência de informações entre clientes e servidores na World Wide Web. Segundo Kurose e Ross (2006), o HTTP define a estrutura das mensagens e o modo como são trocadas entre o cliente e o servidor, permitindo que páginas e objetos sejam acessados através de requisições e respostas. Cada página web é composta por arquivos em diversos formatos, como HTML, imagens e vídeos, e o navegador (cliente) é responsável por interpretar esses elementos para exibição ao usuário.</w:t>
+      </w:r>
+    </w:p>
+    <w:p>
+      <w:pPr>
+        <w:rPr>
+          <w:rFonts w:ascii="Times New Roman" w:hAnsi="Times New Roman" w:cs="Times New Roman"/>
+        </w:rPr>
+      </w:pPr>
+    </w:p>
+    <w:p>
+      <w:pPr>
+        <w:rPr>
+          <w:rFonts w:ascii="Times New Roman" w:hAnsi="Times New Roman" w:cs="Times New Roman"/>
+        </w:rPr>
+      </w:pPr>
+      <w:r>
+        <w:rPr>
+          <w:rFonts w:ascii="Times New Roman" w:hAnsi="Times New Roman" w:cs="Times New Roman"/>
+        </w:rPr>
+        <w:t xml:space="preserve">De acordo com Tanenbaum (2003), o HTTP funciona de maneira simples: o navegador solicita uma página ao servidor e este responde com o conteúdo solicitado. O protocolo utiliza métodos como </w:t>
+      </w:r>
+      <w:r>
+        <w:rPr>
+          <w:rFonts w:ascii="Times New Roman" w:hAnsi="Times New Roman" w:cs="Times New Roman"/>
+          <w:b/>
+          <w:bCs/>
+        </w:rPr>
+        <w:t>GET, POST, PUT e DELETE</w:t>
+      </w:r>
+      <w:r>
+        <w:rPr>
+          <w:rFonts w:ascii="Times New Roman" w:hAnsi="Times New Roman" w:cs="Times New Roman"/>
+        </w:rPr>
+        <w:t>, que especificam o tipo de ação a ser executada. Além disso, emprega cookies — pequenos arquivos armazenados no computador do usuário — para manter informações sobre preferências e sessões de navegação.</w:t>
+      </w:r>
+    </w:p>
+    <w:p>
+      <w:pPr>
+        <w:rPr>
+          <w:rFonts w:ascii="Times New Roman" w:hAnsi="Times New Roman" w:cs="Times New Roman"/>
+        </w:rPr>
+      </w:pPr>
+    </w:p>
+    <w:p>
+      <w:pPr>
+        <w:rPr>
+          <w:rFonts w:ascii="Times New Roman" w:hAnsi="Times New Roman" w:cs="Times New Roman"/>
+        </w:rPr>
+      </w:pPr>
+      <w:r>
+        <w:rPr>
+          <w:rFonts w:ascii="Times New Roman" w:hAnsi="Times New Roman" w:cs="Times New Roman"/>
+        </w:rPr>
+        <w:t xml:space="preserve">Com o aumento das ameaças virtuais, surgiu o </w:t>
+      </w:r>
+      <w:r>
+        <w:rPr>
+          <w:rFonts w:ascii="Times New Roman" w:hAnsi="Times New Roman" w:cs="Times New Roman"/>
+          <w:b/>
+          <w:bCs/>
+        </w:rPr>
+        <w:t>HTTPS</w:t>
+      </w:r>
+      <w:r>
+        <w:rPr>
+          <w:rFonts w:ascii="Times New Roman" w:hAnsi="Times New Roman" w:cs="Times New Roman"/>
+        </w:rPr>
+        <w:t xml:space="preserve"> (Hypertext Transfer Protocol </w:t>
+      </w:r>
+      <w:r>
+        <w:rPr>
+          <w:rFonts w:ascii="Times New Roman" w:hAnsi="Times New Roman" w:cs="Times New Roman"/>
+          <w:b/>
+          <w:bCs/>
+        </w:rPr>
+        <w:t>Secure</w:t>
+      </w:r>
+      <w:r>
+        <w:rPr>
+          <w:rFonts w:ascii="Times New Roman" w:hAnsi="Times New Roman" w:cs="Times New Roman"/>
+        </w:rPr>
+        <w:t xml:space="preserve">), que adiciona camadas de segurança por meio de criptografia SSL/TLS. Essa versão protege os dados trocados entre cliente e servidor, impedindo que informações sensíveis sejam interceptadas. Conforme explica </w:t>
+      </w:r>
+      <w:r>
+        <w:rPr>
+          <w:rFonts w:ascii="Times New Roman" w:hAnsi="Times New Roman" w:cs="Times New Roman"/>
+          <w:b/>
+          <w:bCs/>
+        </w:rPr>
+        <w:t>Tanenbaum (2003)</w:t>
+      </w:r>
+      <w:r>
+        <w:rPr>
+          <w:rFonts w:ascii="Times New Roman" w:hAnsi="Times New Roman" w:cs="Times New Roman"/>
+        </w:rPr>
+        <w:t>, essa segurança garante a confidencialidade, integridade e autenticidade das comunicações, tornando o HTTPS o padrão mais seguro para navegação e transações online.</w:t>
+      </w:r>
+    </w:p>
+    <w:p>
+      <w:pPr>
+        <w:rPr>
+          <w:rFonts w:ascii="Times New Roman" w:hAnsi="Times New Roman" w:cs="Times New Roman"/>
+        </w:rPr>
+      </w:pPr>
+    </w:p>
+    <w:p>
+      <w:pPr>
+        <w:rPr>
+          <w:rFonts w:ascii="Times New Roman" w:hAnsi="Times New Roman" w:cs="Times New Roman"/>
+          <w:b/>
+          <w:bCs/>
+        </w:rPr>
+      </w:pPr>
+      <w:r>
+        <w:rPr>
+          <w:rFonts w:ascii="Times New Roman" w:hAnsi="Times New Roman" w:cs="Times New Roman"/>
+          <w:b/>
+          <w:bCs/>
+        </w:rPr>
         <w:t>Model-View-Controller (MVC)</w:t>
       </w:r>
     </w:p>
@@ -2427,6 +2803,721 @@
       <w:pPr>
         <w:rPr>
           <w:rFonts w:ascii="Times New Roman" w:hAnsi="Times New Roman" w:cs="Times New Roman"/>
+        </w:rPr>
+      </w:pPr>
+    </w:p>
+    <w:p>
+      <w:pPr>
+        <w:rPr>
+          <w:rFonts w:ascii="Times New Roman" w:hAnsi="Times New Roman" w:cs="Times New Roman"/>
+          <w:b/>
+          <w:bCs/>
+        </w:rPr>
+      </w:pPr>
+    </w:p>
+    <w:p>
+      <w:pPr>
+        <w:rPr>
+          <w:rFonts w:ascii="Times New Roman" w:hAnsi="Times New Roman" w:cs="Times New Roman"/>
+          <w:b/>
+          <w:bCs/>
+        </w:rPr>
+      </w:pPr>
+      <w:r>
+        <w:rPr>
+          <w:rFonts w:ascii="Times New Roman" w:hAnsi="Times New Roman" w:cs="Times New Roman"/>
+          <w:b/>
+          <w:bCs/>
+        </w:rPr>
+        <w:lastRenderedPageBreak/>
+        <w:t>HTML</w:t>
+      </w:r>
+    </w:p>
+    <w:p>
+      <w:pPr>
+        <w:rPr>
+          <w:rFonts w:ascii="Times New Roman" w:hAnsi="Times New Roman" w:cs="Times New Roman"/>
+        </w:rPr>
+      </w:pPr>
+      <w:r>
+        <w:rPr>
+          <w:rFonts w:ascii="Times New Roman" w:hAnsi="Times New Roman" w:cs="Times New Roman"/>
+        </w:rPr>
+        <w:t xml:space="preserve">O </w:t>
+      </w:r>
+      <w:r>
+        <w:rPr>
+          <w:rFonts w:ascii="Times New Roman" w:hAnsi="Times New Roman" w:cs="Times New Roman"/>
+          <w:b/>
+          <w:bCs/>
+        </w:rPr>
+        <w:t>HTML (HyperText Markup Language)</w:t>
+      </w:r>
+      <w:r>
+        <w:rPr>
+          <w:rFonts w:ascii="Times New Roman" w:hAnsi="Times New Roman" w:cs="Times New Roman"/>
+        </w:rPr>
+        <w:t xml:space="preserve"> é apresentado por Miletto e Bertagnolli (2014) como a linguagem base para a construção de páginas web. Ela define a estrutura e o conteúdo das páginas por meio de </w:t>
+      </w:r>
+      <w:r>
+        <w:rPr>
+          <w:rFonts w:ascii="Times New Roman" w:hAnsi="Times New Roman" w:cs="Times New Roman"/>
+          <w:b/>
+          <w:bCs/>
+        </w:rPr>
+        <w:t>tags</w:t>
+      </w:r>
+      <w:r>
+        <w:rPr>
+          <w:rFonts w:ascii="Times New Roman" w:hAnsi="Times New Roman" w:cs="Times New Roman"/>
+        </w:rPr>
+        <w:t>, que delimitam os elementos a serem exibidos, como textos, imagens, links e tabelas. Os autores explicam que o HTML “fornece a organização do conteúdo de forma hierárquica, permitindo ao navegador compreender e exibir corretamente as informações apresentadas” (MILETTO; BERTAGNOLLI, 2014, p. 45). Essa estruturação é fundamental para garantir acessibilidade e compatibilidade entre diferentes navegadores.</w:t>
+      </w:r>
+    </w:p>
+    <w:p>
+      <w:pPr>
+        <w:rPr>
+          <w:rFonts w:ascii="Times New Roman" w:hAnsi="Times New Roman" w:cs="Times New Roman"/>
+        </w:rPr>
+      </w:pPr>
+    </w:p>
+    <w:p>
+      <w:pPr>
+        <w:rPr>
+          <w:rFonts w:ascii="Times New Roman" w:hAnsi="Times New Roman" w:cs="Times New Roman"/>
+          <w:b/>
+          <w:bCs/>
+        </w:rPr>
+      </w:pPr>
+      <w:r>
+        <w:rPr>
+          <w:rFonts w:ascii="Times New Roman" w:hAnsi="Times New Roman" w:cs="Times New Roman"/>
+          <w:b/>
+          <w:bCs/>
+        </w:rPr>
+        <w:t>CSS</w:t>
+      </w:r>
+    </w:p>
+    <w:p>
+      <w:pPr>
+        <w:rPr>
+          <w:rFonts w:ascii="Times New Roman" w:hAnsi="Times New Roman" w:cs="Times New Roman"/>
+        </w:rPr>
+      </w:pPr>
+      <w:r>
+        <w:rPr>
+          <w:rFonts w:ascii="Times New Roman" w:hAnsi="Times New Roman" w:cs="Times New Roman"/>
+        </w:rPr>
+        <w:t xml:space="preserve">O </w:t>
+      </w:r>
+      <w:r>
+        <w:rPr>
+          <w:rFonts w:ascii="Times New Roman" w:hAnsi="Times New Roman" w:cs="Times New Roman"/>
+          <w:b/>
+          <w:bCs/>
+        </w:rPr>
+        <w:t>CSS (Cascading Style Sheets)</w:t>
+      </w:r>
+      <w:r>
+        <w:rPr>
+          <w:rFonts w:ascii="Times New Roman" w:hAnsi="Times New Roman" w:cs="Times New Roman"/>
+        </w:rPr>
+        <w:t xml:space="preserve">, segundo Miletto e Bertagnolli (2014), é responsável pela </w:t>
+      </w:r>
+      <w:r>
+        <w:rPr>
+          <w:rFonts w:ascii="Times New Roman" w:hAnsi="Times New Roman" w:cs="Times New Roman"/>
+          <w:b/>
+          <w:bCs/>
+        </w:rPr>
+        <w:t>formatação visual</w:t>
+      </w:r>
+      <w:r>
+        <w:rPr>
+          <w:rFonts w:ascii="Times New Roman" w:hAnsi="Times New Roman" w:cs="Times New Roman"/>
+        </w:rPr>
+        <w:t xml:space="preserve"> e pelo </w:t>
+      </w:r>
+      <w:r>
+        <w:rPr>
+          <w:rFonts w:ascii="Times New Roman" w:hAnsi="Times New Roman" w:cs="Times New Roman"/>
+          <w:b/>
+          <w:bCs/>
+        </w:rPr>
+        <w:t>design</w:t>
+      </w:r>
+      <w:r>
+        <w:rPr>
+          <w:rFonts w:ascii="Times New Roman" w:hAnsi="Times New Roman" w:cs="Times New Roman"/>
+        </w:rPr>
+        <w:t xml:space="preserve"> das páginas desenvolvidas em HTML. Ele separa a aparência da estrutura do conteúdo, tornando o código mais limpo e de fácil manutenção. De acordo com os autores, “o uso do CSS permite definir estilos como cores, tamanhos, margens e fontes, além de aplicar regras de layout de maneira centralizada” (MILETTO; BERTAGNOLLI, 2014, p. 67). Essa separação entre conteúdo e forma contribui para a reutilização de código e melhora o desempenho das páginas na web.</w:t>
+      </w:r>
+    </w:p>
+    <w:p>
+      <w:pPr>
+        <w:rPr>
+          <w:rFonts w:ascii="Times New Roman" w:hAnsi="Times New Roman" w:cs="Times New Roman"/>
+        </w:rPr>
+      </w:pPr>
+    </w:p>
+    <w:p>
+      <w:pPr>
+        <w:rPr>
+          <w:rFonts w:ascii="Times New Roman" w:hAnsi="Times New Roman" w:cs="Times New Roman"/>
+          <w:b/>
+          <w:bCs/>
+        </w:rPr>
+      </w:pPr>
+      <w:r>
+        <w:rPr>
+          <w:rFonts w:ascii="Times New Roman" w:hAnsi="Times New Roman" w:cs="Times New Roman"/>
+          <w:b/>
+          <w:bCs/>
+        </w:rPr>
+        <w:t>JavaScript</w:t>
+      </w:r>
+    </w:p>
+    <w:p>
+      <w:pPr>
+        <w:rPr>
+          <w:rFonts w:ascii="Times New Roman" w:hAnsi="Times New Roman" w:cs="Times New Roman"/>
+        </w:rPr>
+      </w:pPr>
+      <w:r>
+        <w:rPr>
+          <w:rFonts w:ascii="Times New Roman" w:hAnsi="Times New Roman" w:cs="Times New Roman"/>
+        </w:rPr>
+        <w:t xml:space="preserve">O </w:t>
+      </w:r>
+      <w:r>
+        <w:rPr>
+          <w:rFonts w:ascii="Times New Roman" w:hAnsi="Times New Roman" w:cs="Times New Roman"/>
+          <w:b/>
+          <w:bCs/>
+        </w:rPr>
+        <w:t>JavaScript</w:t>
+      </w:r>
+      <w:r>
+        <w:rPr>
+          <w:rFonts w:ascii="Times New Roman" w:hAnsi="Times New Roman" w:cs="Times New Roman"/>
+        </w:rPr>
+        <w:t xml:space="preserve"> é abordado como a linguagem responsável por tornar as páginas web </w:t>
+      </w:r>
+      <w:r>
+        <w:rPr>
+          <w:rFonts w:ascii="Times New Roman" w:hAnsi="Times New Roman" w:cs="Times New Roman"/>
+          <w:b/>
+          <w:bCs/>
+        </w:rPr>
+        <w:t>interativas e dinâmicas</w:t>
+      </w:r>
+      <w:r>
+        <w:rPr>
+          <w:rFonts w:ascii="Times New Roman" w:hAnsi="Times New Roman" w:cs="Times New Roman"/>
+        </w:rPr>
+        <w:t>. Conforme Miletto e Bertagnolli (2014), o JavaScript permite que o desenvolvedor manipule elementos HTML, responda a eventos do usuário (como cliques e movimentos do mouse) e altere o conteúdo exibido em tempo real. Os autores ressaltam que “a linguagem JavaScript adiciona comportamento às páginas, permitindo a criação de aplicações web mais responsivas e intuitivas” (MILETTO; BERTAGNOLLI, 2014, p. 89). Assim, o JavaScript complementa o HTML e o CSS, formando o trio essencial do desenvolvimento web moderno.</w:t>
+      </w:r>
+    </w:p>
+    <w:p>
+      <w:pPr>
+        <w:rPr>
+          <w:rFonts w:ascii="Times New Roman" w:hAnsi="Times New Roman" w:cs="Times New Roman"/>
+          <w:b/>
+          <w:bCs/>
+        </w:rPr>
+      </w:pPr>
+    </w:p>
+    <w:p>
+      <w:pPr>
+        <w:rPr>
+          <w:rFonts w:ascii="Times New Roman" w:hAnsi="Times New Roman" w:cs="Times New Roman"/>
+          <w:b/>
+          <w:bCs/>
+        </w:rPr>
+      </w:pPr>
+      <w:r>
+        <w:rPr>
+          <w:rFonts w:ascii="Times New Roman" w:hAnsi="Times New Roman" w:cs="Times New Roman"/>
+          <w:b/>
+          <w:bCs/>
+        </w:rPr>
+        <w:t xml:space="preserve">Desenvolvimento Web </w:t>
+      </w:r>
+    </w:p>
+    <w:p>
+      <w:pPr>
+        <w:rPr>
+          <w:rFonts w:ascii="Times New Roman" w:hAnsi="Times New Roman" w:cs="Times New Roman"/>
+        </w:rPr>
+      </w:pPr>
+      <w:r>
+        <w:rPr>
+          <w:rFonts w:ascii="Times New Roman" w:hAnsi="Times New Roman" w:cs="Times New Roman"/>
+        </w:rPr>
+        <w:t xml:space="preserve">O </w:t>
+      </w:r>
+      <w:r>
+        <w:rPr>
+          <w:rFonts w:ascii="Times New Roman" w:hAnsi="Times New Roman" w:cs="Times New Roman"/>
+          <w:b/>
+          <w:bCs/>
+        </w:rPr>
+        <w:t>desenvolvimento web</w:t>
+      </w:r>
+      <w:r>
+        <w:rPr>
+          <w:rFonts w:ascii="Times New Roman" w:hAnsi="Times New Roman" w:cs="Times New Roman"/>
+        </w:rPr>
+        <w:t xml:space="preserve"> consiste no processo de </w:t>
+      </w:r>
+      <w:r>
+        <w:rPr>
+          <w:rFonts w:ascii="Times New Roman" w:hAnsi="Times New Roman" w:cs="Times New Roman"/>
+          <w:b/>
+          <w:bCs/>
+        </w:rPr>
+        <w:t>criação, implementação e manutenção de aplicações acessadas por meio da internet</w:t>
+      </w:r>
+      <w:r>
+        <w:rPr>
+          <w:rFonts w:ascii="Times New Roman" w:hAnsi="Times New Roman" w:cs="Times New Roman"/>
+        </w:rPr>
+        <w:t xml:space="preserve">, utilizando linguagens e tecnologias específicas como </w:t>
+      </w:r>
+      <w:r>
+        <w:rPr>
+          <w:rFonts w:ascii="Times New Roman" w:hAnsi="Times New Roman" w:cs="Times New Roman"/>
+          <w:b/>
+          <w:bCs/>
+        </w:rPr>
+        <w:t>HTML, CSS, JavaScript</w:t>
+      </w:r>
+      <w:r>
+        <w:rPr>
+          <w:rFonts w:ascii="Times New Roman" w:hAnsi="Times New Roman" w:cs="Times New Roman"/>
+          <w:b/>
+          <w:bCs/>
+        </w:rPr>
+        <w:t>, C#</w:t>
+      </w:r>
+      <w:r>
+        <w:rPr>
+          <w:rFonts w:ascii="Times New Roman" w:hAnsi="Times New Roman" w:cs="Times New Roman"/>
+          <w:b/>
+          <w:bCs/>
+        </w:rPr>
+        <w:t xml:space="preserve"> e bancos de dados</w:t>
+      </w:r>
+      <w:r>
+        <w:rPr>
+          <w:rFonts w:ascii="Times New Roman" w:hAnsi="Times New Roman" w:cs="Times New Roman"/>
+        </w:rPr>
+        <w:t xml:space="preserve">. Segundo Sommerville (2019), o desenvolvimento web “envolve o uso de ferramentas e padrões que permitem a construção de sistemas interativos, capazes de responder às necessidades dos usuários e de serem executados em diferentes dispositivos conectados </w:t>
+      </w:r>
+      <w:r>
+        <w:rPr>
+          <w:rFonts w:ascii="Times New Roman" w:hAnsi="Times New Roman" w:cs="Times New Roman"/>
+        </w:rPr>
+        <w:lastRenderedPageBreak/>
+        <w:t>à rede”. Dessa forma, ele se tornou essencial para empresas e instituições que buscam disponibilizar serviços de forma digital e acessível.</w:t>
+      </w:r>
+    </w:p>
+    <w:p>
+      <w:pPr>
+        <w:rPr>
+          <w:rFonts w:ascii="Times New Roman" w:hAnsi="Times New Roman" w:cs="Times New Roman"/>
+        </w:rPr>
+      </w:pPr>
+      <w:r>
+        <w:rPr>
+          <w:rFonts w:ascii="Times New Roman" w:hAnsi="Times New Roman" w:cs="Times New Roman"/>
+        </w:rPr>
+        <w:t xml:space="preserve">Um dos exemplos práticos de aplicação do desenvolvimento web é a criação de um </w:t>
+      </w:r>
+      <w:r>
+        <w:rPr>
+          <w:rFonts w:ascii="Times New Roman" w:hAnsi="Times New Roman" w:cs="Times New Roman"/>
+          <w:b/>
+          <w:bCs/>
+        </w:rPr>
+        <w:t>sistema de agendamento online</w:t>
+      </w:r>
+      <w:r>
+        <w:rPr>
+          <w:rFonts w:ascii="Times New Roman" w:hAnsi="Times New Roman" w:cs="Times New Roman"/>
+        </w:rPr>
+        <w:t xml:space="preserve">. Esse tipo de sistema permite que o usuário </w:t>
+      </w:r>
+      <w:r>
+        <w:rPr>
+          <w:rFonts w:ascii="Times New Roman" w:hAnsi="Times New Roman" w:cs="Times New Roman"/>
+          <w:b/>
+          <w:bCs/>
+        </w:rPr>
+        <w:t>realize marcações, consultas e cancelamentos de horários</w:t>
+      </w:r>
+      <w:r>
+        <w:rPr>
+          <w:rFonts w:ascii="Times New Roman" w:hAnsi="Times New Roman" w:cs="Times New Roman"/>
+        </w:rPr>
+        <w:t xml:space="preserve"> de forma simples e rápida, por meio de um navegador. Conforme Miletto e Bertagnolli (2014), o uso de tecnologias web permite “a interação entre cliente e servidor de maneira dinâmica, possibilitando a troca de informações em tempo real”. Assim, ao empregar linguagens como </w:t>
+      </w:r>
+      <w:r>
+        <w:rPr>
+          <w:rFonts w:ascii="Times New Roman" w:hAnsi="Times New Roman" w:cs="Times New Roman"/>
+          <w:b/>
+          <w:bCs/>
+        </w:rPr>
+        <w:t>HTML e CSS</w:t>
+      </w:r>
+      <w:r>
+        <w:rPr>
+          <w:rFonts w:ascii="Times New Roman" w:hAnsi="Times New Roman" w:cs="Times New Roman"/>
+        </w:rPr>
+        <w:t xml:space="preserve"> para a estrutura e o design, </w:t>
+      </w:r>
+      <w:r>
+        <w:rPr>
+          <w:rFonts w:ascii="Times New Roman" w:hAnsi="Times New Roman" w:cs="Times New Roman"/>
+          <w:b/>
+          <w:bCs/>
+        </w:rPr>
+        <w:t>JavaScript</w:t>
+      </w:r>
+      <w:r>
+        <w:rPr>
+          <w:rFonts w:ascii="Times New Roman" w:hAnsi="Times New Roman" w:cs="Times New Roman"/>
+        </w:rPr>
+        <w:t xml:space="preserve"> para a interação e </w:t>
+      </w:r>
+      <w:r>
+        <w:rPr>
+          <w:rFonts w:ascii="Times New Roman" w:hAnsi="Times New Roman" w:cs="Times New Roman"/>
+          <w:b/>
+          <w:bCs/>
+        </w:rPr>
+        <w:t>C#</w:t>
+      </w:r>
+      <w:r>
+        <w:rPr>
+          <w:rFonts w:ascii="Times New Roman" w:hAnsi="Times New Roman" w:cs="Times New Roman"/>
+        </w:rPr>
+        <w:t xml:space="preserve"> com banco de dados para o processamento, é possível desenvolver um sistema funcional e intuitivo.</w:t>
+      </w:r>
+    </w:p>
+    <w:p>
+      <w:pPr>
+        <w:rPr>
+          <w:rFonts w:ascii="Times New Roman" w:hAnsi="Times New Roman" w:cs="Times New Roman"/>
+        </w:rPr>
+      </w:pPr>
+      <w:r>
+        <w:rPr>
+          <w:rFonts w:ascii="Times New Roman" w:hAnsi="Times New Roman" w:cs="Times New Roman"/>
+        </w:rPr>
+        <w:t xml:space="preserve">Além de melhorar a </w:t>
+      </w:r>
+      <w:r>
+        <w:rPr>
+          <w:rFonts w:ascii="Times New Roman" w:hAnsi="Times New Roman" w:cs="Times New Roman"/>
+          <w:b/>
+          <w:bCs/>
+        </w:rPr>
+        <w:t>organização e o controle de horários</w:t>
+      </w:r>
+      <w:r>
+        <w:rPr>
+          <w:rFonts w:ascii="Times New Roman" w:hAnsi="Times New Roman" w:cs="Times New Roman"/>
+        </w:rPr>
+        <w:t xml:space="preserve">, o desenvolvimento web aplicado a sistemas de agendamento traz </w:t>
+      </w:r>
+      <w:r>
+        <w:rPr>
+          <w:rFonts w:ascii="Times New Roman" w:hAnsi="Times New Roman" w:cs="Times New Roman"/>
+          <w:b/>
+          <w:bCs/>
+        </w:rPr>
+        <w:t>benefícios como acessibilidade, eficiência e redução de erros manuais</w:t>
+      </w:r>
+      <w:r>
+        <w:rPr>
+          <w:rFonts w:ascii="Times New Roman" w:hAnsi="Times New Roman" w:cs="Times New Roman"/>
+        </w:rPr>
+        <w:t xml:space="preserve">. Ele também pode incorporar frameworks como </w:t>
+      </w:r>
+      <w:r>
+        <w:rPr>
+          <w:rFonts w:ascii="Times New Roman" w:hAnsi="Times New Roman" w:cs="Times New Roman"/>
+          <w:b/>
+          <w:bCs/>
+        </w:rPr>
+        <w:t>Bootstrap</w:t>
+      </w:r>
+      <w:r>
+        <w:rPr>
+          <w:rFonts w:ascii="Times New Roman" w:hAnsi="Times New Roman" w:cs="Times New Roman"/>
+        </w:rPr>
+        <w:t>, que facilitam a criação de interfaces responsivas, garantindo boa experiência de uso em diferentes dispositivos. Portanto, o desenvolvimento web, quando bem planejado, se mostra uma ferramenta poderosa para a automatização e modernização de processos.</w:t>
+      </w:r>
+    </w:p>
+    <w:p>
+      <w:pPr>
+        <w:rPr>
+          <w:rFonts w:ascii="Times New Roman" w:hAnsi="Times New Roman" w:cs="Times New Roman"/>
+        </w:rPr>
+      </w:pPr>
+    </w:p>
+    <w:p>
+      <w:pPr>
+        <w:rPr>
+          <w:rFonts w:ascii="Times New Roman" w:hAnsi="Times New Roman" w:cs="Times New Roman"/>
+          <w:b/>
+          <w:bCs/>
+        </w:rPr>
+      </w:pPr>
+      <w:r>
+        <w:rPr>
+          <w:rFonts w:ascii="Times New Roman" w:hAnsi="Times New Roman" w:cs="Times New Roman"/>
+          <w:b/>
+          <w:bCs/>
+        </w:rPr>
+        <w:t>Frameworks e o Bootstrap</w:t>
+      </w:r>
+    </w:p>
+    <w:p>
+      <w:pPr>
+        <w:rPr>
+          <w:rFonts w:ascii="Times New Roman" w:hAnsi="Times New Roman" w:cs="Times New Roman"/>
+        </w:rPr>
+      </w:pPr>
+      <w:r>
+        <w:rPr>
+          <w:rFonts w:ascii="Times New Roman" w:hAnsi="Times New Roman" w:cs="Times New Roman"/>
+        </w:rPr>
+        <w:t xml:space="preserve">Um </w:t>
+      </w:r>
+      <w:r>
+        <w:rPr>
+          <w:rFonts w:ascii="Times New Roman" w:hAnsi="Times New Roman" w:cs="Times New Roman"/>
+          <w:b/>
+          <w:bCs/>
+        </w:rPr>
+        <w:t>framework</w:t>
+      </w:r>
+      <w:r>
+        <w:rPr>
+          <w:rFonts w:ascii="Times New Roman" w:hAnsi="Times New Roman" w:cs="Times New Roman"/>
+        </w:rPr>
+        <w:t xml:space="preserve"> pode ser definido como um </w:t>
+      </w:r>
+      <w:r>
+        <w:rPr>
+          <w:rFonts w:ascii="Times New Roman" w:hAnsi="Times New Roman" w:cs="Times New Roman"/>
+          <w:b/>
+          <w:bCs/>
+        </w:rPr>
+        <w:t>conjunto de ferramentas, bibliotecas e padrões</w:t>
+      </w:r>
+      <w:r>
+        <w:rPr>
+          <w:rFonts w:ascii="Times New Roman" w:hAnsi="Times New Roman" w:cs="Times New Roman"/>
+        </w:rPr>
+        <w:t xml:space="preserve"> que auxiliam no desenvolvimento de aplicações, proporcionando uma estrutura base que acelera e organiza o processo de criação de software. Segundo Pressman (2016), “os frameworks fornecem componentes reutilizáveis e orientações que ajudam os desenvolvedores a manter consistência e qualidade no código”. No contexto do </w:t>
+      </w:r>
+      <w:r>
+        <w:rPr>
+          <w:rFonts w:ascii="Times New Roman" w:hAnsi="Times New Roman" w:cs="Times New Roman"/>
+          <w:b/>
+          <w:bCs/>
+        </w:rPr>
+        <w:t>desenvolvimento web</w:t>
+      </w:r>
+      <w:r>
+        <w:rPr>
+          <w:rFonts w:ascii="Times New Roman" w:hAnsi="Times New Roman" w:cs="Times New Roman"/>
+        </w:rPr>
+        <w:t>, eles são amplamente utilizados para simplificar tarefas repetitivas e aplicar boas práticas de design e programação.</w:t>
+      </w:r>
+    </w:p>
+    <w:p>
+      <w:pPr>
+        <w:rPr>
+          <w:rFonts w:ascii="Times New Roman" w:hAnsi="Times New Roman" w:cs="Times New Roman"/>
+        </w:rPr>
+      </w:pPr>
+      <w:r>
+        <w:rPr>
+          <w:rFonts w:ascii="Times New Roman" w:hAnsi="Times New Roman" w:cs="Times New Roman"/>
+        </w:rPr>
+        <w:t xml:space="preserve">Entre os frameworks mais conhecidos está o </w:t>
+      </w:r>
+      <w:r>
+        <w:rPr>
+          <w:rFonts w:ascii="Times New Roman" w:hAnsi="Times New Roman" w:cs="Times New Roman"/>
+          <w:b/>
+          <w:bCs/>
+        </w:rPr>
+        <w:t>Bootstrap</w:t>
+      </w:r>
+      <w:r>
+        <w:rPr>
+          <w:rFonts w:ascii="Times New Roman" w:hAnsi="Times New Roman" w:cs="Times New Roman"/>
+        </w:rPr>
+        <w:t xml:space="preserve">, criado inicialmente por desenvolvedores do </w:t>
+      </w:r>
+      <w:r>
+        <w:rPr>
+          <w:rFonts w:ascii="Times New Roman" w:hAnsi="Times New Roman" w:cs="Times New Roman"/>
+          <w:b/>
+          <w:bCs/>
+        </w:rPr>
+        <w:t>Twitter</w:t>
+      </w:r>
+      <w:r>
+        <w:rPr>
+          <w:rFonts w:ascii="Times New Roman" w:hAnsi="Times New Roman" w:cs="Times New Roman"/>
+        </w:rPr>
+        <w:t xml:space="preserve"> em 2011. Ele é um </w:t>
+      </w:r>
+      <w:r>
+        <w:rPr>
+          <w:rFonts w:ascii="Times New Roman" w:hAnsi="Times New Roman" w:cs="Times New Roman"/>
+          <w:b/>
+          <w:bCs/>
+        </w:rPr>
+        <w:t>framework front-</w:t>
+      </w:r>
+      <w:proofErr w:type="spellStart"/>
+      <w:r>
+        <w:rPr>
+          <w:rFonts w:ascii="Times New Roman" w:hAnsi="Times New Roman" w:cs="Times New Roman"/>
+          <w:b/>
+          <w:bCs/>
+        </w:rPr>
+        <w:t>end</w:t>
+      </w:r>
+      <w:proofErr w:type="spellEnd"/>
+      <w:r>
+        <w:rPr>
+          <w:rFonts w:ascii="Times New Roman" w:hAnsi="Times New Roman" w:cs="Times New Roman"/>
+        </w:rPr>
+        <w:t xml:space="preserve"> voltado à criação de </w:t>
+      </w:r>
+      <w:r>
+        <w:rPr>
+          <w:rFonts w:ascii="Times New Roman" w:hAnsi="Times New Roman" w:cs="Times New Roman"/>
+          <w:b/>
+          <w:bCs/>
+        </w:rPr>
+        <w:t>interfaces web responsivas</w:t>
+      </w:r>
+      <w:r>
+        <w:rPr>
+          <w:rFonts w:ascii="Times New Roman" w:hAnsi="Times New Roman" w:cs="Times New Roman"/>
+        </w:rPr>
+        <w:t xml:space="preserve"> — ou seja, páginas que se adaptam automaticamente a diferentes tamanhos de tela (computadores, tablets e celulares). De acordo com Welling e Thomson (2017), o Bootstrap “oferece uma coleção de componentes prontos, como botões, menus, formulários e grades, baseados em HTML, CSS e JavaScript, facilitando o desenvolvimento visual de aplicações web”.</w:t>
+      </w:r>
+    </w:p>
+    <w:p>
+      <w:pPr>
+        <w:rPr>
+          <w:rFonts w:ascii="Times New Roman" w:hAnsi="Times New Roman" w:cs="Times New Roman"/>
+          <w:b/>
+          <w:bCs/>
+        </w:rPr>
+      </w:pPr>
+    </w:p>
+    <w:p>
+      <w:pPr>
+        <w:rPr>
+          <w:rFonts w:ascii="Times New Roman" w:hAnsi="Times New Roman" w:cs="Times New Roman"/>
+          <w:b/>
+          <w:bCs/>
+        </w:rPr>
+      </w:pPr>
+    </w:p>
+    <w:p>
+      <w:pPr>
+        <w:rPr>
+          <w:rFonts w:ascii="Times New Roman" w:hAnsi="Times New Roman" w:cs="Times New Roman"/>
+          <w:b/>
+          <w:bCs/>
+        </w:rPr>
+      </w:pPr>
+    </w:p>
+    <w:p>
+      <w:pPr>
+        <w:rPr>
+          <w:rFonts w:ascii="Times New Roman" w:hAnsi="Times New Roman" w:cs="Times New Roman"/>
+          <w:b/>
+          <w:bCs/>
+        </w:rPr>
+      </w:pPr>
+    </w:p>
+    <w:p>
+      <w:pPr>
+        <w:rPr>
+          <w:rFonts w:ascii="Times New Roman" w:hAnsi="Times New Roman" w:cs="Times New Roman"/>
+          <w:b/>
+          <w:bCs/>
+        </w:rPr>
+      </w:pPr>
+    </w:p>
+    <w:p>
+      <w:pPr>
+        <w:rPr>
+          <w:rFonts w:ascii="Times New Roman" w:hAnsi="Times New Roman" w:cs="Times New Roman"/>
+          <w:b/>
+          <w:bCs/>
+        </w:rPr>
+      </w:pPr>
+      <w:r>
+        <w:rPr>
+          <w:rFonts w:ascii="Times New Roman" w:hAnsi="Times New Roman" w:cs="Times New Roman"/>
+          <w:b/>
+          <w:bCs/>
+        </w:rPr>
+        <w:lastRenderedPageBreak/>
+        <w:t>GitHub</w:t>
+      </w:r>
+    </w:p>
+    <w:p>
+      <w:pPr>
+        <w:rPr>
+          <w:rFonts w:ascii="Times New Roman" w:hAnsi="Times New Roman" w:cs="Times New Roman"/>
+        </w:rPr>
+      </w:pPr>
+      <w:r>
+        <w:rPr>
+          <w:rFonts w:ascii="Times New Roman" w:hAnsi="Times New Roman" w:cs="Times New Roman"/>
+        </w:rPr>
+        <w:t>O GitHub é uma plataforma online voltada para o armazenamento, controle de versão e colaboração em projetos de software. Baseado no sistema de controle de versões Git, criado por Linus Torvalds em 2005, o GitHub permite que desenvolvedores gerenciem o histórico de alterações de um código, trabalhem em equipe e publiquem seus projetos na nuvem. Segundo Chacon e Straub (2014), “o Git é um sistema distribuído que possibilita a rastreabilidade de todas as modificações realizadas em um projeto, facilitando o trabalho colaborativo e o controle de versões”.</w:t>
+      </w:r>
+    </w:p>
+    <w:p>
+      <w:pPr>
+        <w:rPr>
+          <w:rFonts w:ascii="Times New Roman" w:hAnsi="Times New Roman" w:cs="Times New Roman"/>
+          <w:b/>
+          <w:bCs/>
+        </w:rPr>
+      </w:pPr>
+    </w:p>
+    <w:p>
+      <w:pPr>
+        <w:rPr>
+          <w:rFonts w:ascii="Times New Roman" w:hAnsi="Times New Roman" w:cs="Times New Roman"/>
+          <w:b/>
+          <w:bCs/>
+        </w:rPr>
+      </w:pPr>
+    </w:p>
+    <w:p>
+      <w:pPr>
+        <w:rPr>
+          <w:rFonts w:ascii="Times New Roman" w:hAnsi="Times New Roman" w:cs="Times New Roman"/>
+          <w:b/>
+          <w:bCs/>
         </w:rPr>
       </w:pPr>
     </w:p>
@@ -2479,7 +3570,40 @@
           <w:rFonts w:ascii="Times New Roman" w:hAnsi="Times New Roman" w:cs="Times New Roman"/>
         </w:rPr>
         <w:br/>
-        <w:t xml:space="preserve">PESSÔA FILHO, Joaquim. </w:t>
+      </w:r>
+      <w:r>
+        <w:rPr>
+          <w:rFonts w:ascii="Times New Roman" w:hAnsi="Times New Roman" w:cs="Times New Roman"/>
+        </w:rPr>
+        <w:t>PESSÔA FILHO, Joaquim. </w:t>
+      </w:r>
+      <w:r>
+        <w:rPr>
+          <w:rFonts w:ascii="Times New Roman" w:hAnsi="Times New Roman" w:cs="Times New Roman"/>
+          <w:b/>
+          <w:bCs/>
+        </w:rPr>
+        <w:t>Programação orientada a objetos com C</w:t>
+      </w:r>
+      <w:r>
+        <w:rPr>
+          <w:rFonts w:ascii="Times New Roman" w:hAnsi="Times New Roman" w:cs="Times New Roman"/>
+        </w:rPr>
+        <w:t>. Editora Senac São Paulo, 2024.</w:t>
+      </w:r>
+    </w:p>
+    <w:p>
+      <w:pPr>
+        <w:spacing w:line="360" w:lineRule="auto"/>
+        <w:rPr>
+          <w:rFonts w:ascii="Times New Roman" w:hAnsi="Times New Roman" w:cs="Times New Roman"/>
+        </w:rPr>
+      </w:pPr>
+      <w:r>
+        <w:rPr>
+          <w:rFonts w:ascii="Times New Roman" w:hAnsi="Times New Roman" w:cs="Times New Roman"/>
+        </w:rPr>
+        <w:t xml:space="preserve"> LIBERTY, Jesse. </w:t>
       </w:r>
       <w:r>
         <w:rPr>
@@ -2487,13 +3611,13 @@
           <w:i/>
           <w:iCs/>
         </w:rPr>
-        <w:t>Programação orientada a objetos com C#</w:t>
-      </w:r>
-      <w:r>
-        <w:rPr>
-          <w:rFonts w:ascii="Times New Roman" w:hAnsi="Times New Roman" w:cs="Times New Roman"/>
-        </w:rPr>
-        <w:t>. São Paulo: Senac São Paulo, 2024</w:t>
+        <w:t>Aprendendo C# 3.0</w:t>
+      </w:r>
+      <w:r>
+        <w:rPr>
+          <w:rFonts w:ascii="Times New Roman" w:hAnsi="Times New Roman" w:cs="Times New Roman"/>
+        </w:rPr>
+        <w:t>. Rio de Janeiro: Alta Books, 2008.</w:t>
       </w:r>
     </w:p>
     <w:p>
@@ -2507,7 +3631,7 @@
         <w:rPr>
           <w:rFonts w:ascii="Times New Roman" w:hAnsi="Times New Roman" w:cs="Times New Roman"/>
         </w:rPr>
-        <w:t xml:space="preserve"> LIBERTY, Jesse. </w:t>
+        <w:t xml:space="preserve">MACORATTI, José Carlos. </w:t>
       </w:r>
       <w:r>
         <w:rPr>
@@ -2515,13 +3639,13 @@
           <w:i/>
           <w:iCs/>
         </w:rPr>
-        <w:t>Aprendendo C# 3.0</w:t>
-      </w:r>
-      <w:r>
-        <w:rPr>
-          <w:rFonts w:ascii="Times New Roman" w:hAnsi="Times New Roman" w:cs="Times New Roman"/>
-        </w:rPr>
-        <w:t>. Rio de Janeiro: Alta Books, 2008.</w:t>
+        <w:t>C# e Orientação a Objetos</w:t>
+      </w:r>
+      <w:r>
+        <w:rPr>
+          <w:rFonts w:ascii="Times New Roman" w:hAnsi="Times New Roman" w:cs="Times New Roman"/>
+        </w:rPr>
+        <w:t>. São Paulo: Clube dos Autores, 2012.</w:t>
       </w:r>
     </w:p>
     <w:p>
@@ -2535,7 +3659,7 @@
         <w:rPr>
           <w:rFonts w:ascii="Times New Roman" w:hAnsi="Times New Roman" w:cs="Times New Roman"/>
         </w:rPr>
-        <w:t xml:space="preserve">MACORATTI, José Carlos. </w:t>
+        <w:t xml:space="preserve">SOUSA, Roberto; COSTA, Mariana. </w:t>
       </w:r>
       <w:r>
         <w:rPr>
@@ -2543,13 +3667,13 @@
           <w:i/>
           <w:iCs/>
         </w:rPr>
-        <w:t>C# e Orientação a Objetos</w:t>
-      </w:r>
-      <w:r>
-        <w:rPr>
-          <w:rFonts w:ascii="Times New Roman" w:hAnsi="Times New Roman" w:cs="Times New Roman"/>
-        </w:rPr>
-        <w:t>. São Paulo: Clube dos Autores, 2012.</w:t>
+        <w:t>Ambientes de Programação e Ferramentas de Desenvolvimento</w:t>
+      </w:r>
+      <w:r>
+        <w:rPr>
+          <w:rFonts w:ascii="Times New Roman" w:hAnsi="Times New Roman" w:cs="Times New Roman"/>
+        </w:rPr>
+        <w:t>. Rio de Janeiro: Ciência Moderna, 2020.</w:t>
       </w:r>
     </w:p>
     <w:p>
@@ -2563,7 +3687,7 @@
         <w:rPr>
           <w:rFonts w:ascii="Times New Roman" w:hAnsi="Times New Roman" w:cs="Times New Roman"/>
         </w:rPr>
-        <w:t xml:space="preserve">SOUSA, Roberto; COSTA, Mariana. </w:t>
+        <w:t xml:space="preserve">SILVA, André Luiz da. </w:t>
       </w:r>
       <w:r>
         <w:rPr>
@@ -2571,13 +3695,13 @@
           <w:i/>
           <w:iCs/>
         </w:rPr>
-        <w:t>Ambientes de Programação e Ferramentas de Desenvolvimento</w:t>
-      </w:r>
-      <w:r>
-        <w:rPr>
-          <w:rFonts w:ascii="Times New Roman" w:hAnsi="Times New Roman" w:cs="Times New Roman"/>
-        </w:rPr>
-        <w:t>. Rio de Janeiro: Ciência Moderna, 2020.</w:t>
+        <w:t>Introdução ao Desenvolvimento de Software com Visual Studio</w:t>
+      </w:r>
+      <w:r>
+        <w:rPr>
+          <w:rFonts w:ascii="Times New Roman" w:hAnsi="Times New Roman" w:cs="Times New Roman"/>
+        </w:rPr>
+        <w:t>. São Paulo: Érica, 2018.</w:t>
       </w:r>
     </w:p>
     <w:p>
@@ -2591,7 +3715,7 @@
         <w:rPr>
           <w:rFonts w:ascii="Times New Roman" w:hAnsi="Times New Roman" w:cs="Times New Roman"/>
         </w:rPr>
-        <w:t xml:space="preserve">SILVA, André Luiz da. </w:t>
+        <w:t xml:space="preserve">TROELSEN, Andrew; JAPIKSE, Philip. </w:t>
       </w:r>
       <w:r>
         <w:rPr>
@@ -2599,13 +3723,13 @@
           <w:i/>
           <w:iCs/>
         </w:rPr>
-        <w:t>Introdução ao Desenvolvimento de Software com Visual Studio</w:t>
-      </w:r>
-      <w:r>
-        <w:rPr>
-          <w:rFonts w:ascii="Times New Roman" w:hAnsi="Times New Roman" w:cs="Times New Roman"/>
-        </w:rPr>
-        <w:t>. São Paulo: Érica, 2018.</w:t>
+        <w:t>Pro C# 7: With .NET and .NET Core</w:t>
+      </w:r>
+      <w:r>
+        <w:rPr>
+          <w:rFonts w:ascii="Times New Roman" w:hAnsi="Times New Roman" w:cs="Times New Roman"/>
+        </w:rPr>
+        <w:t>. New York: Apress, 2017.</w:t>
       </w:r>
     </w:p>
     <w:p>
@@ -2619,7 +3743,7 @@
         <w:rPr>
           <w:rFonts w:ascii="Times New Roman" w:hAnsi="Times New Roman" w:cs="Times New Roman"/>
         </w:rPr>
-        <w:t xml:space="preserve">TROELSEN, Andrew; JAPIKSE, Philip. </w:t>
+        <w:t xml:space="preserve">BALENA, Francesco. </w:t>
       </w:r>
       <w:r>
         <w:rPr>
@@ -2627,13 +3751,13 @@
           <w:i/>
           <w:iCs/>
         </w:rPr>
-        <w:t>Pro C# 7: With .NET and .NET Core</w:t>
-      </w:r>
-      <w:r>
-        <w:rPr>
-          <w:rFonts w:ascii="Times New Roman" w:hAnsi="Times New Roman" w:cs="Times New Roman"/>
-        </w:rPr>
-        <w:t>. New York: Apress, 2017.</w:t>
+        <w:t>Programando em C#: guia do desenvolvedor</w:t>
+      </w:r>
+      <w:r>
+        <w:rPr>
+          <w:rFonts w:ascii="Times New Roman" w:hAnsi="Times New Roman" w:cs="Times New Roman"/>
+        </w:rPr>
+        <w:t>. São Paulo: Pearson Education, 2006.</w:t>
       </w:r>
     </w:p>
     <w:p>
@@ -2647,7 +3771,7 @@
         <w:rPr>
           <w:rFonts w:ascii="Times New Roman" w:hAnsi="Times New Roman" w:cs="Times New Roman"/>
         </w:rPr>
-        <w:t xml:space="preserve">BALENA, Francesco. </w:t>
+        <w:t xml:space="preserve">SANTOS, Isaías et al. Possibilidades e limitações da arquitetura MVC (Model – View – Controller) com ferramenta IDE (Integrated Development Environment). </w:t>
       </w:r>
       <w:r>
         <w:rPr>
@@ -2655,27 +3779,40 @@
           <w:i/>
           <w:iCs/>
         </w:rPr>
-        <w:t>Programando em C#: guia do desenvolvedor</w:t>
-      </w:r>
-      <w:r>
-        <w:rPr>
-          <w:rFonts w:ascii="Times New Roman" w:hAnsi="Times New Roman" w:cs="Times New Roman"/>
-        </w:rPr>
-        <w:t>. São Paulo: Pearson Education, 2006.</w:t>
-      </w:r>
-    </w:p>
-    <w:p>
-      <w:pPr>
-        <w:spacing w:line="360" w:lineRule="auto"/>
-        <w:rPr>
-          <w:rFonts w:ascii="Times New Roman" w:hAnsi="Times New Roman" w:cs="Times New Roman"/>
-        </w:rPr>
-      </w:pPr>
-      <w:r>
-        <w:rPr>
-          <w:rFonts w:ascii="Times New Roman" w:hAnsi="Times New Roman" w:cs="Times New Roman"/>
-        </w:rPr>
-        <w:t xml:space="preserve">SANTOS, Isaías et al. Possibilidades e limitações da arquitetura MVC (Model – View – Controller) com ferramenta IDE (Integrated Development Environment). </w:t>
+        <w:t>Revista Eletrônica Científica de Ciência da Computação (RE3C)</w:t>
+      </w:r>
+      <w:r>
+        <w:rPr>
+          <w:rFonts w:ascii="Times New Roman" w:hAnsi="Times New Roman" w:cs="Times New Roman"/>
+        </w:rPr>
+        <w:t xml:space="preserve">, </w:t>
+      </w:r>
+      <w:proofErr w:type="spellStart"/>
+      <w:r>
+        <w:rPr>
+          <w:rFonts w:ascii="Times New Roman" w:hAnsi="Times New Roman" w:cs="Times New Roman"/>
+        </w:rPr>
+        <w:t>Unifenas</w:t>
+      </w:r>
+      <w:proofErr w:type="spellEnd"/>
+      <w:r>
+        <w:rPr>
+          <w:rFonts w:ascii="Times New Roman" w:hAnsi="Times New Roman" w:cs="Times New Roman"/>
+        </w:rPr>
+        <w:t>, 2010.</w:t>
+      </w:r>
+    </w:p>
+    <w:p>
+      <w:pPr>
+        <w:rPr>
+          <w:rFonts w:ascii="Times New Roman" w:hAnsi="Times New Roman" w:cs="Times New Roman"/>
+        </w:rPr>
+      </w:pPr>
+      <w:r>
+        <w:rPr>
+          <w:rFonts w:ascii="Times New Roman" w:hAnsi="Times New Roman" w:cs="Times New Roman"/>
+        </w:rPr>
+        <w:t xml:space="preserve">OLIVEIRA, Marcelo. </w:t>
       </w:r>
       <w:r>
         <w:rPr>
@@ -2683,27 +3820,13 @@
           <w:i/>
           <w:iCs/>
         </w:rPr>
-        <w:t>Revista Eletrônica Científica de Ciência da Computação (RE3C)</w:t>
-      </w:r>
-      <w:r>
-        <w:rPr>
-          <w:rFonts w:ascii="Times New Roman" w:hAnsi="Times New Roman" w:cs="Times New Roman"/>
-        </w:rPr>
-        <w:t xml:space="preserve">, </w:t>
-      </w:r>
-      <w:proofErr w:type="spellStart"/>
-      <w:r>
-        <w:rPr>
-          <w:rFonts w:ascii="Times New Roman" w:hAnsi="Times New Roman" w:cs="Times New Roman"/>
-        </w:rPr>
-        <w:t>Unifenas</w:t>
-      </w:r>
-      <w:proofErr w:type="spellEnd"/>
-      <w:r>
-        <w:rPr>
-          <w:rFonts w:ascii="Times New Roman" w:hAnsi="Times New Roman" w:cs="Times New Roman"/>
-        </w:rPr>
-        <w:t>, 2010.</w:t>
+        <w:t>Ferramentas de Desenvolvimento e Integração Contínua</w:t>
+      </w:r>
+      <w:r>
+        <w:rPr>
+          <w:rFonts w:ascii="Times New Roman" w:hAnsi="Times New Roman" w:cs="Times New Roman"/>
+        </w:rPr>
+        <w:t>. Porto Alegre: Bookman, 2019.</w:t>
       </w:r>
     </w:p>
     <w:p>
@@ -2717,7 +3840,7 @@
           <w:rFonts w:ascii="Times New Roman" w:hAnsi="Times New Roman" w:cs="Times New Roman"/>
         </w:rPr>
         <w:lastRenderedPageBreak/>
-        <w:t xml:space="preserve">OLIVEIRA, Marcelo. </w:t>
+        <w:t xml:space="preserve">MIRO. </w:t>
       </w:r>
       <w:r>
         <w:rPr>
@@ -2725,26 +3848,26 @@
           <w:i/>
           <w:iCs/>
         </w:rPr>
-        <w:t>Ferramentas de Desenvolvimento e Integração Contínua</w:t>
-      </w:r>
-      <w:r>
-        <w:rPr>
-          <w:rFonts w:ascii="Times New Roman" w:hAnsi="Times New Roman" w:cs="Times New Roman"/>
-        </w:rPr>
-        <w:t>. Porto Alegre: Bookman, 2019.</w:t>
-      </w:r>
-    </w:p>
-    <w:p>
-      <w:pPr>
-        <w:rPr>
-          <w:rFonts w:ascii="Times New Roman" w:hAnsi="Times New Roman" w:cs="Times New Roman"/>
-        </w:rPr>
-      </w:pPr>
-      <w:r>
-        <w:rPr>
-          <w:rFonts w:ascii="Times New Roman" w:hAnsi="Times New Roman" w:cs="Times New Roman"/>
-        </w:rPr>
-        <w:t xml:space="preserve">MIRO. </w:t>
+        <w:t>Miro: Collaborative whiteboard platform for distributed teams.</w:t>
+      </w:r>
+      <w:r>
+        <w:rPr>
+          <w:rFonts w:ascii="Times New Roman" w:hAnsi="Times New Roman" w:cs="Times New Roman"/>
+        </w:rPr>
+        <w:t xml:space="preserve"> Disponível em: https://miro.com/. Acesso em: 11 set. 2025.</w:t>
+      </w:r>
+    </w:p>
+    <w:p>
+      <w:pPr>
+        <w:rPr>
+          <w:rFonts w:ascii="Times New Roman" w:hAnsi="Times New Roman" w:cs="Times New Roman"/>
+        </w:rPr>
+      </w:pPr>
+      <w:r>
+        <w:rPr>
+          <w:rFonts w:ascii="Times New Roman" w:hAnsi="Times New Roman" w:cs="Times New Roman"/>
+        </w:rPr>
+        <w:t xml:space="preserve">TRELLO. </w:t>
       </w:r>
       <w:r>
         <w:rPr>
@@ -2752,26 +3875,26 @@
           <w:i/>
           <w:iCs/>
         </w:rPr>
-        <w:t>Miro: Collaborative whiteboard platform for distributed teams.</w:t>
-      </w:r>
-      <w:r>
-        <w:rPr>
-          <w:rFonts w:ascii="Times New Roman" w:hAnsi="Times New Roman" w:cs="Times New Roman"/>
-        </w:rPr>
-        <w:t xml:space="preserve"> Disponível em: https://miro.com/. Acesso em: 11 set. 2025.</w:t>
-      </w:r>
-    </w:p>
-    <w:p>
-      <w:pPr>
-        <w:rPr>
-          <w:rFonts w:ascii="Times New Roman" w:hAnsi="Times New Roman" w:cs="Times New Roman"/>
-        </w:rPr>
-      </w:pPr>
-      <w:r>
-        <w:rPr>
-          <w:rFonts w:ascii="Times New Roman" w:hAnsi="Times New Roman" w:cs="Times New Roman"/>
-        </w:rPr>
-        <w:t xml:space="preserve">TRELLO. </w:t>
+        <w:t>Trello: Organize anything, together.</w:t>
+      </w:r>
+      <w:r>
+        <w:rPr>
+          <w:rFonts w:ascii="Times New Roman" w:hAnsi="Times New Roman" w:cs="Times New Roman"/>
+        </w:rPr>
+        <w:t xml:space="preserve"> Disponível em: https://trello.com/. Acesso em: 11 set. 2025.</w:t>
+      </w:r>
+    </w:p>
+    <w:p>
+      <w:pPr>
+        <w:rPr>
+          <w:rFonts w:ascii="Times New Roman" w:hAnsi="Times New Roman" w:cs="Times New Roman"/>
+        </w:rPr>
+      </w:pPr>
+      <w:r>
+        <w:rPr>
+          <w:rFonts w:ascii="Times New Roman" w:hAnsi="Times New Roman" w:cs="Times New Roman"/>
+        </w:rPr>
+        <w:t xml:space="preserve">GRAFANA. </w:t>
       </w:r>
       <w:r>
         <w:rPr>
@@ -2779,26 +3902,26 @@
           <w:i/>
           <w:iCs/>
         </w:rPr>
-        <w:t>Trello: Organize anything, together.</w:t>
-      </w:r>
-      <w:r>
-        <w:rPr>
-          <w:rFonts w:ascii="Times New Roman" w:hAnsi="Times New Roman" w:cs="Times New Roman"/>
-        </w:rPr>
-        <w:t xml:space="preserve"> Disponível em: https://trello.com/. Acesso em: 11 set. 2025.</w:t>
-      </w:r>
-    </w:p>
-    <w:p>
-      <w:pPr>
-        <w:rPr>
-          <w:rFonts w:ascii="Times New Roman" w:hAnsi="Times New Roman" w:cs="Times New Roman"/>
-        </w:rPr>
-      </w:pPr>
-      <w:r>
-        <w:rPr>
-          <w:rFonts w:ascii="Times New Roman" w:hAnsi="Times New Roman" w:cs="Times New Roman"/>
-        </w:rPr>
-        <w:t xml:space="preserve">GRAFANA. </w:t>
+        <w:t>Grafana: Open platform for analytics and monitoring.</w:t>
+      </w:r>
+      <w:r>
+        <w:rPr>
+          <w:rFonts w:ascii="Times New Roman" w:hAnsi="Times New Roman" w:cs="Times New Roman"/>
+        </w:rPr>
+        <w:t xml:space="preserve"> Disponível em: https://grafana.com/. Acesso em: 11 set. 2025.</w:t>
+      </w:r>
+    </w:p>
+    <w:p>
+      <w:pPr>
+        <w:rPr>
+          <w:rFonts w:ascii="Times New Roman" w:hAnsi="Times New Roman" w:cs="Times New Roman"/>
+        </w:rPr>
+      </w:pPr>
+      <w:r>
+        <w:rPr>
+          <w:rFonts w:ascii="Times New Roman" w:hAnsi="Times New Roman" w:cs="Times New Roman"/>
+        </w:rPr>
+        <w:t xml:space="preserve">SLACK. </w:t>
       </w:r>
       <w:r>
         <w:rPr>
@@ -2806,26 +3929,105 @@
           <w:i/>
           <w:iCs/>
         </w:rPr>
-        <w:t>Grafana: Open platform for analytics and monitoring.</w:t>
-      </w:r>
-      <w:r>
-        <w:rPr>
-          <w:rFonts w:ascii="Times New Roman" w:hAnsi="Times New Roman" w:cs="Times New Roman"/>
-        </w:rPr>
-        <w:t xml:space="preserve"> Disponível em: https://grafana.com/. Acesso em: 11 set. 2025.</w:t>
-      </w:r>
-    </w:p>
-    <w:p>
-      <w:pPr>
-        <w:rPr>
-          <w:rFonts w:ascii="Times New Roman" w:hAnsi="Times New Roman" w:cs="Times New Roman"/>
-        </w:rPr>
-      </w:pPr>
-      <w:r>
-        <w:rPr>
-          <w:rFonts w:ascii="Times New Roman" w:hAnsi="Times New Roman" w:cs="Times New Roman"/>
-        </w:rPr>
-        <w:t xml:space="preserve">SLACK. </w:t>
+        <w:t>Slack: Where work happens.</w:t>
+      </w:r>
+      <w:r>
+        <w:rPr>
+          <w:rFonts w:ascii="Times New Roman" w:hAnsi="Times New Roman" w:cs="Times New Roman"/>
+        </w:rPr>
+        <w:t xml:space="preserve"> Disponível em: https://slack.com/. Acesso em: 11 set. 2025.</w:t>
+      </w:r>
+    </w:p>
+    <w:p>
+      <w:pPr>
+        <w:rPr>
+          <w:rFonts w:ascii="Times New Roman" w:hAnsi="Times New Roman" w:cs="Times New Roman"/>
+        </w:rPr>
+      </w:pPr>
+      <w:r>
+        <w:rPr>
+          <w:rFonts w:ascii="Times New Roman" w:hAnsi="Times New Roman" w:cs="Times New Roman"/>
+        </w:rPr>
+        <w:t>DE MARCO, Tom. Slack: Getting Past Burnout, Busywork, and the Myth of Total Efficiency. 1. ed. Nova York: Broadway Books, 2001.</w:t>
+      </w:r>
+    </w:p>
+    <w:p>
+      <w:pPr>
+        <w:rPr>
+          <w:rFonts w:ascii="Times New Roman" w:hAnsi="Times New Roman" w:cs="Times New Roman"/>
+        </w:rPr>
+      </w:pPr>
+      <w:r>
+        <w:rPr>
+          <w:rFonts w:ascii="Times New Roman" w:hAnsi="Times New Roman" w:cs="Times New Roman"/>
+        </w:rPr>
+        <w:t>KUROSE, James F.; ROSS, Keith W. Redes de Computadores e a Internet: Uma Abordagem Top-Down. 3. ed. São Paulo: Pearson, 2006.</w:t>
+      </w:r>
+    </w:p>
+    <w:p>
+      <w:pPr>
+        <w:rPr>
+          <w:rFonts w:ascii="Times New Roman" w:hAnsi="Times New Roman" w:cs="Times New Roman"/>
+        </w:rPr>
+      </w:pPr>
+      <w:r>
+        <w:rPr>
+          <w:rFonts w:ascii="Times New Roman" w:hAnsi="Times New Roman" w:cs="Times New Roman"/>
+        </w:rPr>
+        <w:t>TANENBAUM, Andrew S. Redes de Computadores. 7. ed. Rio de Janeiro: Editora Campus, 2003.</w:t>
+      </w:r>
+    </w:p>
+    <w:p>
+      <w:pPr>
+        <w:rPr>
+          <w:rFonts w:ascii="Times New Roman" w:hAnsi="Times New Roman" w:cs="Times New Roman"/>
+        </w:rPr>
+      </w:pPr>
+      <w:r>
+        <w:rPr>
+          <w:rFonts w:ascii="Times New Roman" w:hAnsi="Times New Roman" w:cs="Times New Roman"/>
+        </w:rPr>
+        <w:t>LIMA, Leandro; PETRICA, Eder. Protocolo HTTP.</w:t>
+      </w:r>
+    </w:p>
+    <w:p>
+      <w:pPr>
+        <w:rPr>
+          <w:rFonts w:ascii="Times New Roman" w:hAnsi="Times New Roman" w:cs="Times New Roman"/>
+        </w:rPr>
+      </w:pPr>
+      <w:r>
+        <w:rPr>
+          <w:rFonts w:ascii="Times New Roman" w:hAnsi="Times New Roman" w:cs="Times New Roman"/>
+        </w:rPr>
+        <w:t xml:space="preserve">MILETTO, Evandro Manara; DE CASTRO BERTAGNOLLI, Silvia. Desenvolvimento de Software II: Introdução ao Desenvolvimento Web com HTML, CSS, JavaScript e PHP-Eixo: Informação e Comunicação-Série </w:t>
+      </w:r>
+      <w:proofErr w:type="spellStart"/>
+      <w:r>
+        <w:rPr>
+          <w:rFonts w:ascii="Times New Roman" w:hAnsi="Times New Roman" w:cs="Times New Roman"/>
+        </w:rPr>
+        <w:t>Tekne</w:t>
+      </w:r>
+      <w:proofErr w:type="spellEnd"/>
+      <w:r>
+        <w:rPr>
+          <w:rFonts w:ascii="Times New Roman" w:hAnsi="Times New Roman" w:cs="Times New Roman"/>
+        </w:rPr>
+        <w:t>. Bookman Editora, 2014.</w:t>
+      </w:r>
+    </w:p>
+    <w:p>
+      <w:pPr>
+        <w:rPr>
+          <w:rFonts w:ascii="Times New Roman" w:hAnsi="Times New Roman" w:cs="Times New Roman"/>
+        </w:rPr>
+      </w:pPr>
+      <w:r>
+        <w:rPr>
+          <w:rFonts w:ascii="Times New Roman" w:hAnsi="Times New Roman" w:cs="Times New Roman"/>
+        </w:rPr>
+        <w:t xml:space="preserve">SOMMERVILLE, Ian. </w:t>
       </w:r>
       <w:r>
         <w:rPr>
@@ -2833,32 +4035,87 @@
           <w:i/>
           <w:iCs/>
         </w:rPr>
-        <w:t>Slack: Where work happens.</w:t>
-      </w:r>
-      <w:r>
-        <w:rPr>
-          <w:rFonts w:ascii="Times New Roman" w:hAnsi="Times New Roman" w:cs="Times New Roman"/>
-        </w:rPr>
-        <w:t xml:space="preserve"> Disponível em: https://slack.com/. Acesso em: 11 set. 2025.</w:t>
-      </w:r>
-    </w:p>
-    <w:p>
-      <w:pPr>
-        <w:rPr>
-          <w:rFonts w:ascii="Times New Roman" w:hAnsi="Times New Roman" w:cs="Times New Roman"/>
-        </w:rPr>
-      </w:pPr>
-      <w:r>
-        <w:rPr>
-          <w:rFonts w:ascii="Times New Roman" w:hAnsi="Times New Roman" w:cs="Times New Roman"/>
-        </w:rPr>
-        <w:t>DE MARCO, Tom. Slack: Getting Past Burnout, Busywork, and the Myth of Total Efficiency. 1. ed. Nova York: Broadway Books, 2001.</w:t>
-      </w:r>
-    </w:p>
-    <w:p>
-      <w:pPr>
-        <w:rPr>
-          <w:rFonts w:ascii="Times New Roman" w:hAnsi="Times New Roman" w:cs="Times New Roman"/>
+        <w:t>Engenharia de Software.</w:t>
+      </w:r>
+      <w:r>
+        <w:rPr>
+          <w:rFonts w:ascii="Times New Roman" w:hAnsi="Times New Roman" w:cs="Times New Roman"/>
+        </w:rPr>
+        <w:t xml:space="preserve"> 10. ed. São Paulo: Pearson, 2019.</w:t>
+      </w:r>
+    </w:p>
+    <w:p>
+      <w:pPr>
+        <w:rPr>
+          <w:rFonts w:ascii="Times New Roman" w:hAnsi="Times New Roman" w:cs="Times New Roman"/>
+        </w:rPr>
+      </w:pPr>
+      <w:r>
+        <w:rPr>
+          <w:rFonts w:ascii="Times New Roman" w:hAnsi="Times New Roman" w:cs="Times New Roman"/>
+        </w:rPr>
+        <w:t xml:space="preserve">CHACON, Scott; STRAUB, Ben. </w:t>
+      </w:r>
+      <w:r>
+        <w:rPr>
+          <w:rFonts w:ascii="Times New Roman" w:hAnsi="Times New Roman" w:cs="Times New Roman"/>
+          <w:i/>
+          <w:iCs/>
+        </w:rPr>
+        <w:t>Pro Git.</w:t>
+      </w:r>
+      <w:r>
+        <w:rPr>
+          <w:rFonts w:ascii="Times New Roman" w:hAnsi="Times New Roman" w:cs="Times New Roman"/>
+        </w:rPr>
+        <w:t xml:space="preserve"> 2. ed. São Paulo: </w:t>
+      </w:r>
+      <w:proofErr w:type="spellStart"/>
+      <w:r>
+        <w:rPr>
+          <w:rFonts w:ascii="Times New Roman" w:hAnsi="Times New Roman" w:cs="Times New Roman"/>
+        </w:rPr>
+        <w:t>Apress</w:t>
+      </w:r>
+      <w:proofErr w:type="spellEnd"/>
+      <w:r>
+        <w:rPr>
+          <w:rFonts w:ascii="Times New Roman" w:hAnsi="Times New Roman" w:cs="Times New Roman"/>
+        </w:rPr>
+        <w:t>, 2014.</w:t>
+      </w:r>
+    </w:p>
+    <w:p>
+      <w:pPr>
+        <w:rPr>
+          <w:rFonts w:ascii="Times New Roman" w:hAnsi="Times New Roman" w:cs="Times New Roman"/>
+        </w:rPr>
+      </w:pPr>
+      <w:r>
+        <w:rPr>
+          <w:rFonts w:ascii="Times New Roman" w:hAnsi="Times New Roman" w:cs="Times New Roman"/>
+        </w:rPr>
+        <w:t>Machado, L. M. D. E. O. (2021). "Racismo institucional e saúde pública." Encontro Nacional</w:t>
+      </w:r>
+    </w:p>
+    <w:p>
+      <w:pPr>
+        <w:rPr>
+          <w:rFonts w:ascii="Times New Roman" w:hAnsi="Times New Roman" w:cs="Times New Roman"/>
+        </w:rPr>
+      </w:pPr>
+      <w:r>
+        <w:rPr>
+          <w:rFonts w:ascii="Times New Roman" w:hAnsi="Times New Roman" w:cs="Times New Roman"/>
+        </w:rPr>
+        <w:t>GOMES, Nilma Lino. Educação e relações étnico-raciais: reflexões sobre ética e inclusão. Brasília: MEC, 2006.</w:t>
+      </w:r>
+    </w:p>
+    <w:p>
+      <w:pPr>
+        <w:rPr>
+          <w:rFonts w:ascii="Times New Roman" w:hAnsi="Times New Roman" w:cs="Times New Roman"/>
+          <w:u w:val="single"/>
         </w:rPr>
       </w:pPr>
     </w:p>
@@ -3478,27 +4735,9 @@
   </w:num>
   <w:num w:numId="3" w16cid:durableId="598106704">
     <w:abstractNumId w:val="2"/>
-    <w:lvlOverride w:ilvl="0"/>
-    <w:lvlOverride w:ilvl="1"/>
-    <w:lvlOverride w:ilvl="2"/>
-    <w:lvlOverride w:ilvl="3"/>
-    <w:lvlOverride w:ilvl="4"/>
-    <w:lvlOverride w:ilvl="5"/>
-    <w:lvlOverride w:ilvl="6"/>
-    <w:lvlOverride w:ilvl="7"/>
-    <w:lvlOverride w:ilvl="8"/>
   </w:num>
   <w:num w:numId="4" w16cid:durableId="700085475">
     <w:abstractNumId w:val="0"/>
-    <w:lvlOverride w:ilvl="0"/>
-    <w:lvlOverride w:ilvl="1"/>
-    <w:lvlOverride w:ilvl="2"/>
-    <w:lvlOverride w:ilvl="3"/>
-    <w:lvlOverride w:ilvl="4"/>
-    <w:lvlOverride w:ilvl="5"/>
-    <w:lvlOverride w:ilvl="6"/>
-    <w:lvlOverride w:ilvl="7"/>
-    <w:lvlOverride w:ilvl="8"/>
   </w:num>
 </w:numbering>
 </file>

--- a/Teoria/Pim Teoria.docx
+++ b/Teoria/Pim Teoria.docx
@@ -257,6 +257,15 @@
           <w:bCs/>
           <w:sz w:val="36"/>
           <w:szCs w:val="36"/>
+        </w:rPr>
+      </w:pPr>
+    </w:p>
+    <w:p>
+      <w:pPr>
+        <w:rPr>
+          <w:rFonts w:ascii="Times New Roman" w:hAnsi="Times New Roman" w:cs="Times New Roman"/>
+          <w:b/>
+          <w:bCs/>
         </w:rPr>
       </w:pPr>
     </w:p>
@@ -302,7 +311,7 @@
           <w:pPr>
             <w:pStyle w:val="Sumrio1"/>
             <w:tabs>
-              <w:tab w:val="right" w:leader="dot" w:pos="8494"/>
+              <w:tab w:val="right" w:leader="dot" w:pos="9066"/>
             </w:tabs>
             <w:rPr>
               <w:noProof/>
@@ -322,7 +331,7 @@
           <w:r>
             <w:fldChar w:fldCharType="separate"/>
           </w:r>
-          <w:hyperlink w:anchor="_Toc213842171" w:history="1">
+          <w:hyperlink w:anchor="_Toc213843380" w:history="1">
             <w:r>
               <w:rPr>
                 <w:rStyle w:val="Hyperlink"/>
@@ -350,7 +359,7 @@
                 <w:noProof/>
                 <w:webHidden/>
               </w:rPr>
-              <w:instrText xml:space="preserve"> PAGEREF _Toc213842171 \h </w:instrText>
+              <w:instrText xml:space="preserve"> PAGEREF _Toc213843380 \h </w:instrText>
             </w:r>
             <w:r>
               <w:rPr>
@@ -385,7 +394,7 @@
           <w:pPr>
             <w:pStyle w:val="Sumrio1"/>
             <w:tabs>
-              <w:tab w:val="right" w:leader="dot" w:pos="8494"/>
+              <w:tab w:val="right" w:leader="dot" w:pos="9066"/>
             </w:tabs>
             <w:rPr>
               <w:noProof/>
@@ -396,7 +405,7 @@
               <w14:ligatures w14:val="standardContextual"/>
             </w:rPr>
           </w:pPr>
-          <w:hyperlink w:anchor="_Toc213842172" w:history="1">
+          <w:hyperlink w:anchor="_Toc213843381" w:history="1">
             <w:r>
               <w:rPr>
                 <w:rStyle w:val="Hyperlink"/>
@@ -423,7 +432,7 @@
                 <w:noProof/>
                 <w:webHidden/>
               </w:rPr>
-              <w:instrText xml:space="preserve"> PAGEREF _Toc213842172 \h </w:instrText>
+              <w:instrText xml:space="preserve"> PAGEREF _Toc213843381 \h </w:instrText>
             </w:r>
             <w:r>
               <w:rPr>
@@ -458,7 +467,7 @@
           <w:pPr>
             <w:pStyle w:val="Sumrio1"/>
             <w:tabs>
-              <w:tab w:val="right" w:leader="dot" w:pos="8494"/>
+              <w:tab w:val="right" w:leader="dot" w:pos="9066"/>
             </w:tabs>
             <w:rPr>
               <w:noProof/>
@@ -469,7 +478,7 @@
               <w14:ligatures w14:val="standardContextual"/>
             </w:rPr>
           </w:pPr>
-          <w:hyperlink w:anchor="_Toc213842173" w:history="1">
+          <w:hyperlink w:anchor="_Toc213843382" w:history="1">
             <w:r>
               <w:rPr>
                 <w:rStyle w:val="Hyperlink"/>
@@ -496,7 +505,7 @@
                 <w:noProof/>
                 <w:webHidden/>
               </w:rPr>
-              <w:instrText xml:space="preserve"> PAGEREF _Toc213842173 \h </w:instrText>
+              <w:instrText xml:space="preserve"> PAGEREF _Toc213843382 \h </w:instrText>
             </w:r>
             <w:r>
               <w:rPr>
@@ -531,7 +540,7 @@
           <w:pPr>
             <w:pStyle w:val="Sumrio2"/>
             <w:tabs>
-              <w:tab w:val="right" w:leader="dot" w:pos="8494"/>
+              <w:tab w:val="right" w:leader="dot" w:pos="9066"/>
             </w:tabs>
             <w:rPr>
               <w:noProof/>
@@ -542,7 +551,7 @@
               <w14:ligatures w14:val="standardContextual"/>
             </w:rPr>
           </w:pPr>
-          <w:hyperlink w:anchor="_Toc213842174" w:history="1">
+          <w:hyperlink w:anchor="_Toc213843383" w:history="1">
             <w:r>
               <w:rPr>
                 <w:rStyle w:val="Hyperlink"/>
@@ -569,7 +578,7 @@
                 <w:noProof/>
                 <w:webHidden/>
               </w:rPr>
-              <w:instrText xml:space="preserve"> PAGEREF _Toc213842174 \h </w:instrText>
+              <w:instrText xml:space="preserve"> PAGEREF _Toc213843383 \h </w:instrText>
             </w:r>
             <w:r>
               <w:rPr>
@@ -604,7 +613,7 @@
           <w:pPr>
             <w:pStyle w:val="Sumrio2"/>
             <w:tabs>
-              <w:tab w:val="right" w:leader="dot" w:pos="8494"/>
+              <w:tab w:val="right" w:leader="dot" w:pos="9066"/>
             </w:tabs>
             <w:rPr>
               <w:noProof/>
@@ -615,7 +624,7 @@
               <w14:ligatures w14:val="standardContextual"/>
             </w:rPr>
           </w:pPr>
-          <w:hyperlink w:anchor="_Toc213842175" w:history="1">
+          <w:hyperlink w:anchor="_Toc213843384" w:history="1">
             <w:r>
               <w:rPr>
                 <w:rStyle w:val="Hyperlink"/>
@@ -642,7 +651,7 @@
                 <w:noProof/>
                 <w:webHidden/>
               </w:rPr>
-              <w:instrText xml:space="preserve"> PAGEREF _Toc213842175 \h </w:instrText>
+              <w:instrText xml:space="preserve"> PAGEREF _Toc213843384 \h </w:instrText>
             </w:r>
             <w:r>
               <w:rPr>
@@ -677,7 +686,7 @@
           <w:pPr>
             <w:pStyle w:val="Sumrio2"/>
             <w:tabs>
-              <w:tab w:val="right" w:leader="dot" w:pos="8494"/>
+              <w:tab w:val="right" w:leader="dot" w:pos="9066"/>
             </w:tabs>
             <w:rPr>
               <w:noProof/>
@@ -688,7 +697,7 @@
               <w14:ligatures w14:val="standardContextual"/>
             </w:rPr>
           </w:pPr>
-          <w:hyperlink w:anchor="_Toc213842176" w:history="1">
+          <w:hyperlink w:anchor="_Toc213843385" w:history="1">
             <w:r>
               <w:rPr>
                 <w:rStyle w:val="Hyperlink"/>
@@ -715,7 +724,7 @@
                 <w:noProof/>
                 <w:webHidden/>
               </w:rPr>
-              <w:instrText xml:space="preserve"> PAGEREF _Toc213842176 \h </w:instrText>
+              <w:instrText xml:space="preserve"> PAGEREF _Toc213843385 \h </w:instrText>
             </w:r>
             <w:r>
               <w:rPr>
@@ -750,7 +759,7 @@
           <w:pPr>
             <w:pStyle w:val="Sumrio2"/>
             <w:tabs>
-              <w:tab w:val="right" w:leader="dot" w:pos="8494"/>
+              <w:tab w:val="right" w:leader="dot" w:pos="9066"/>
             </w:tabs>
             <w:rPr>
               <w:noProof/>
@@ -761,7 +770,7 @@
               <w14:ligatures w14:val="standardContextual"/>
             </w:rPr>
           </w:pPr>
-          <w:hyperlink w:anchor="_Toc213842177" w:history="1">
+          <w:hyperlink w:anchor="_Toc213843386" w:history="1">
             <w:r>
               <w:rPr>
                 <w:rStyle w:val="Hyperlink"/>
@@ -788,7 +797,7 @@
                 <w:noProof/>
                 <w:webHidden/>
               </w:rPr>
-              <w:instrText xml:space="preserve"> PAGEREF _Toc213842177 \h </w:instrText>
+              <w:instrText xml:space="preserve"> PAGEREF _Toc213843386 \h </w:instrText>
             </w:r>
             <w:r>
               <w:rPr>
@@ -823,7 +832,7 @@
           <w:pPr>
             <w:pStyle w:val="Sumrio2"/>
             <w:tabs>
-              <w:tab w:val="right" w:leader="dot" w:pos="8494"/>
+              <w:tab w:val="right" w:leader="dot" w:pos="9066"/>
             </w:tabs>
             <w:rPr>
               <w:noProof/>
@@ -834,7 +843,7 @@
               <w14:ligatures w14:val="standardContextual"/>
             </w:rPr>
           </w:pPr>
-          <w:hyperlink w:anchor="_Toc213842178" w:history="1">
+          <w:hyperlink w:anchor="_Toc213843387" w:history="1">
             <w:r>
               <w:rPr>
                 <w:rStyle w:val="Hyperlink"/>
@@ -861,7 +870,7 @@
                 <w:noProof/>
                 <w:webHidden/>
               </w:rPr>
-              <w:instrText xml:space="preserve"> PAGEREF _Toc213842178 \h </w:instrText>
+              <w:instrText xml:space="preserve"> PAGEREF _Toc213843387 \h </w:instrText>
             </w:r>
             <w:r>
               <w:rPr>
@@ -896,7 +905,7 @@
           <w:pPr>
             <w:pStyle w:val="Sumrio1"/>
             <w:tabs>
-              <w:tab w:val="right" w:leader="dot" w:pos="8494"/>
+              <w:tab w:val="right" w:leader="dot" w:pos="9066"/>
             </w:tabs>
             <w:rPr>
               <w:noProof/>
@@ -907,7 +916,7 @@
               <w14:ligatures w14:val="standardContextual"/>
             </w:rPr>
           </w:pPr>
-          <w:hyperlink w:anchor="_Toc213842179" w:history="1">
+          <w:hyperlink w:anchor="_Toc213843388" w:history="1">
             <w:r>
               <w:rPr>
                 <w:rStyle w:val="Hyperlink"/>
@@ -934,7 +943,7 @@
                 <w:noProof/>
                 <w:webHidden/>
               </w:rPr>
-              <w:instrText xml:space="preserve"> PAGEREF _Toc213842179 \h </w:instrText>
+              <w:instrText xml:space="preserve"> PAGEREF _Toc213843388 \h </w:instrText>
             </w:r>
             <w:r>
               <w:rPr>
@@ -969,7 +978,7 @@
           <w:pPr>
             <w:pStyle w:val="Sumrio1"/>
             <w:tabs>
-              <w:tab w:val="right" w:leader="dot" w:pos="8494"/>
+              <w:tab w:val="right" w:leader="dot" w:pos="9066"/>
             </w:tabs>
             <w:rPr>
               <w:noProof/>
@@ -980,7 +989,7 @@
               <w14:ligatures w14:val="standardContextual"/>
             </w:rPr>
           </w:pPr>
-          <w:hyperlink w:anchor="_Toc213842180" w:history="1">
+          <w:hyperlink w:anchor="_Toc213843389" w:history="1">
             <w:r>
               <w:rPr>
                 <w:rStyle w:val="Hyperlink"/>
@@ -1007,7 +1016,7 @@
                 <w:noProof/>
                 <w:webHidden/>
               </w:rPr>
-              <w:instrText xml:space="preserve"> PAGEREF _Toc213842180 \h </w:instrText>
+              <w:instrText xml:space="preserve"> PAGEREF _Toc213843389 \h </w:instrText>
             </w:r>
             <w:r>
               <w:rPr>
@@ -1042,7 +1051,7 @@
           <w:pPr>
             <w:pStyle w:val="Sumrio1"/>
             <w:tabs>
-              <w:tab w:val="right" w:leader="dot" w:pos="8494"/>
+              <w:tab w:val="right" w:leader="dot" w:pos="9066"/>
             </w:tabs>
             <w:rPr>
               <w:noProof/>
@@ -1053,7 +1062,7 @@
               <w14:ligatures w14:val="standardContextual"/>
             </w:rPr>
           </w:pPr>
-          <w:hyperlink w:anchor="_Toc213842181" w:history="1">
+          <w:hyperlink w:anchor="_Toc213843390" w:history="1">
             <w:r>
               <w:rPr>
                 <w:rStyle w:val="Hyperlink"/>
@@ -1080,7 +1089,7 @@
                 <w:noProof/>
                 <w:webHidden/>
               </w:rPr>
-              <w:instrText xml:space="preserve"> PAGEREF _Toc213842181 \h </w:instrText>
+              <w:instrText xml:space="preserve"> PAGEREF _Toc213843390 \h </w:instrText>
             </w:r>
             <w:r>
               <w:rPr>
@@ -1115,7 +1124,7 @@
           <w:pPr>
             <w:pStyle w:val="Sumrio2"/>
             <w:tabs>
-              <w:tab w:val="right" w:leader="dot" w:pos="8494"/>
+              <w:tab w:val="right" w:leader="dot" w:pos="9066"/>
             </w:tabs>
             <w:rPr>
               <w:noProof/>
@@ -1126,7 +1135,7 @@
               <w14:ligatures w14:val="standardContextual"/>
             </w:rPr>
           </w:pPr>
-          <w:hyperlink w:anchor="_Toc213842182" w:history="1">
+          <w:hyperlink w:anchor="_Toc213843391" w:history="1">
             <w:r>
               <w:rPr>
                 <w:rStyle w:val="Hyperlink"/>
@@ -1162,7 +1171,7 @@
                 <w:noProof/>
                 <w:webHidden/>
               </w:rPr>
-              <w:instrText xml:space="preserve"> PAGEREF _Toc213842182 \h </w:instrText>
+              <w:instrText xml:space="preserve"> PAGEREF _Toc213843391 \h </w:instrText>
             </w:r>
             <w:r>
               <w:rPr>
@@ -1197,7 +1206,7 @@
           <w:pPr>
             <w:pStyle w:val="Sumrio2"/>
             <w:tabs>
-              <w:tab w:val="right" w:leader="dot" w:pos="8494"/>
+              <w:tab w:val="right" w:leader="dot" w:pos="9066"/>
             </w:tabs>
             <w:rPr>
               <w:noProof/>
@@ -1208,7 +1217,7 @@
               <w14:ligatures w14:val="standardContextual"/>
             </w:rPr>
           </w:pPr>
-          <w:hyperlink w:anchor="_Toc213842183" w:history="1">
+          <w:hyperlink w:anchor="_Toc213843392" w:history="1">
             <w:r>
               <w:rPr>
                 <w:rStyle w:val="Hyperlink"/>
@@ -1235,7 +1244,7 @@
                 <w:noProof/>
                 <w:webHidden/>
               </w:rPr>
-              <w:instrText xml:space="preserve"> PAGEREF _Toc213842183 \h </w:instrText>
+              <w:instrText xml:space="preserve"> PAGEREF _Toc213843392 \h </w:instrText>
             </w:r>
             <w:r>
               <w:rPr>
@@ -1270,7 +1279,7 @@
           <w:pPr>
             <w:pStyle w:val="Sumrio2"/>
             <w:tabs>
-              <w:tab w:val="right" w:leader="dot" w:pos="8494"/>
+              <w:tab w:val="right" w:leader="dot" w:pos="9066"/>
             </w:tabs>
             <w:rPr>
               <w:noProof/>
@@ -1281,7 +1290,7 @@
               <w14:ligatures w14:val="standardContextual"/>
             </w:rPr>
           </w:pPr>
-          <w:hyperlink w:anchor="_Toc213842184" w:history="1">
+          <w:hyperlink w:anchor="_Toc213843393" w:history="1">
             <w:r>
               <w:rPr>
                 <w:rStyle w:val="Hyperlink"/>
@@ -1308,7 +1317,7 @@
                 <w:noProof/>
                 <w:webHidden/>
               </w:rPr>
-              <w:instrText xml:space="preserve"> PAGEREF _Toc213842184 \h </w:instrText>
+              <w:instrText xml:space="preserve"> PAGEREF _Toc213843393 \h </w:instrText>
             </w:r>
             <w:r>
               <w:rPr>
@@ -1343,7 +1352,7 @@
           <w:pPr>
             <w:pStyle w:val="Sumrio2"/>
             <w:tabs>
-              <w:tab w:val="right" w:leader="dot" w:pos="8494"/>
+              <w:tab w:val="right" w:leader="dot" w:pos="9066"/>
             </w:tabs>
             <w:rPr>
               <w:noProof/>
@@ -1354,7 +1363,7 @@
               <w14:ligatures w14:val="standardContextual"/>
             </w:rPr>
           </w:pPr>
-          <w:hyperlink w:anchor="_Toc213842185" w:history="1">
+          <w:hyperlink w:anchor="_Toc213843394" w:history="1">
             <w:r>
               <w:rPr>
                 <w:rStyle w:val="Hyperlink"/>
@@ -1381,7 +1390,7 @@
                 <w:noProof/>
                 <w:webHidden/>
               </w:rPr>
-              <w:instrText xml:space="preserve"> PAGEREF _Toc213842185 \h </w:instrText>
+              <w:instrText xml:space="preserve"> PAGEREF _Toc213843394 \h </w:instrText>
             </w:r>
             <w:r>
               <w:rPr>
@@ -1416,7 +1425,7 @@
           <w:pPr>
             <w:pStyle w:val="Sumrio1"/>
             <w:tabs>
-              <w:tab w:val="right" w:leader="dot" w:pos="8494"/>
+              <w:tab w:val="right" w:leader="dot" w:pos="9066"/>
             </w:tabs>
             <w:rPr>
               <w:noProof/>
@@ -1427,7 +1436,7 @@
               <w14:ligatures w14:val="standardContextual"/>
             </w:rPr>
           </w:pPr>
-          <w:hyperlink w:anchor="_Toc213842186" w:history="1">
+          <w:hyperlink w:anchor="_Toc213843395" w:history="1">
             <w:r>
               <w:rPr>
                 <w:rStyle w:val="Hyperlink"/>
@@ -1454,7 +1463,7 @@
                 <w:noProof/>
                 <w:webHidden/>
               </w:rPr>
-              <w:instrText xml:space="preserve"> PAGEREF _Toc213842186 \h </w:instrText>
+              <w:instrText xml:space="preserve"> PAGEREF _Toc213843395 \h </w:instrText>
             </w:r>
             <w:r>
               <w:rPr>
@@ -1489,7 +1498,7 @@
           <w:pPr>
             <w:pStyle w:val="Sumrio1"/>
             <w:tabs>
-              <w:tab w:val="right" w:leader="dot" w:pos="8494"/>
+              <w:tab w:val="right" w:leader="dot" w:pos="9066"/>
             </w:tabs>
             <w:rPr>
               <w:noProof/>
@@ -1500,7 +1509,7 @@
               <w14:ligatures w14:val="standardContextual"/>
             </w:rPr>
           </w:pPr>
-          <w:hyperlink w:anchor="_Toc213842187" w:history="1">
+          <w:hyperlink w:anchor="_Toc213843396" w:history="1">
             <w:r>
               <w:rPr>
                 <w:rStyle w:val="Hyperlink"/>
@@ -1527,7 +1536,7 @@
                 <w:noProof/>
                 <w:webHidden/>
               </w:rPr>
-              <w:instrText xml:space="preserve"> PAGEREF _Toc213842187 \h </w:instrText>
+              <w:instrText xml:space="preserve"> PAGEREF _Toc213843396 \h </w:instrText>
             </w:r>
             <w:r>
               <w:rPr>
@@ -1562,7 +1571,7 @@
           <w:pPr>
             <w:pStyle w:val="Sumrio1"/>
             <w:tabs>
-              <w:tab w:val="right" w:leader="dot" w:pos="8494"/>
+              <w:tab w:val="right" w:leader="dot" w:pos="9066"/>
             </w:tabs>
             <w:rPr>
               <w:noProof/>
@@ -1573,7 +1582,7 @@
               <w14:ligatures w14:val="standardContextual"/>
             </w:rPr>
           </w:pPr>
-          <w:hyperlink w:anchor="_Toc213842188" w:history="1">
+          <w:hyperlink w:anchor="_Toc213843397" w:history="1">
             <w:r>
               <w:rPr>
                 <w:rStyle w:val="Hyperlink"/>
@@ -1600,7 +1609,7 @@
                 <w:noProof/>
                 <w:webHidden/>
               </w:rPr>
-              <w:instrText xml:space="preserve"> PAGEREF _Toc213842188 \h </w:instrText>
+              <w:instrText xml:space="preserve"> PAGEREF _Toc213843397 \h </w:instrText>
             </w:r>
             <w:r>
               <w:rPr>
@@ -1620,7 +1629,7 @@
                 <w:noProof/>
                 <w:webHidden/>
               </w:rPr>
-              <w:t>11</w:t>
+              <w:t>10</w:t>
             </w:r>
             <w:r>
               <w:rPr>
@@ -1635,7 +1644,7 @@
           <w:pPr>
             <w:pStyle w:val="Sumrio1"/>
             <w:tabs>
-              <w:tab w:val="right" w:leader="dot" w:pos="8494"/>
+              <w:tab w:val="right" w:leader="dot" w:pos="9066"/>
             </w:tabs>
             <w:rPr>
               <w:noProof/>
@@ -1646,7 +1655,7 @@
               <w14:ligatures w14:val="standardContextual"/>
             </w:rPr>
           </w:pPr>
-          <w:hyperlink w:anchor="_Toc213842189" w:history="1">
+          <w:hyperlink w:anchor="_Toc213843398" w:history="1">
             <w:r>
               <w:rPr>
                 <w:rStyle w:val="Hyperlink"/>
@@ -1673,7 +1682,7 @@
                 <w:noProof/>
                 <w:webHidden/>
               </w:rPr>
-              <w:instrText xml:space="preserve"> PAGEREF _Toc213842189 \h </w:instrText>
+              <w:instrText xml:space="preserve"> PAGEREF _Toc213843398 \h </w:instrText>
             </w:r>
             <w:r>
               <w:rPr>
@@ -1708,7 +1717,7 @@
           <w:pPr>
             <w:pStyle w:val="Sumrio1"/>
             <w:tabs>
-              <w:tab w:val="right" w:leader="dot" w:pos="8494"/>
+              <w:tab w:val="right" w:leader="dot" w:pos="9066"/>
             </w:tabs>
             <w:rPr>
               <w:noProof/>
@@ -1719,7 +1728,7 @@
               <w14:ligatures w14:val="standardContextual"/>
             </w:rPr>
           </w:pPr>
-          <w:hyperlink w:anchor="_Toc213842190" w:history="1">
+          <w:hyperlink w:anchor="_Toc213843399" w:history="1">
             <w:r>
               <w:rPr>
                 <w:rStyle w:val="Hyperlink"/>
@@ -1746,7 +1755,7 @@
                 <w:noProof/>
                 <w:webHidden/>
               </w:rPr>
-              <w:instrText xml:space="preserve"> PAGEREF _Toc213842190 \h </w:instrText>
+              <w:instrText xml:space="preserve"> PAGEREF _Toc213843399 \h </w:instrText>
             </w:r>
             <w:r>
               <w:rPr>
@@ -1766,7 +1775,7 @@
                 <w:noProof/>
                 <w:webHidden/>
               </w:rPr>
-              <w:t>12</w:t>
+              <w:t>11</w:t>
             </w:r>
             <w:r>
               <w:rPr>
@@ -1781,7 +1790,7 @@
           <w:pPr>
             <w:pStyle w:val="Sumrio1"/>
             <w:tabs>
-              <w:tab w:val="right" w:leader="dot" w:pos="8494"/>
+              <w:tab w:val="right" w:leader="dot" w:pos="9066"/>
             </w:tabs>
             <w:rPr>
               <w:noProof/>
@@ -1792,7 +1801,7 @@
               <w14:ligatures w14:val="standardContextual"/>
             </w:rPr>
           </w:pPr>
-          <w:hyperlink w:anchor="_Toc213842191" w:history="1">
+          <w:hyperlink w:anchor="_Toc213843400" w:history="1">
             <w:r>
               <w:rPr>
                 <w:rStyle w:val="Hyperlink"/>
@@ -1819,7 +1828,7 @@
                 <w:noProof/>
                 <w:webHidden/>
               </w:rPr>
-              <w:instrText xml:space="preserve"> PAGEREF _Toc213842191 \h </w:instrText>
+              <w:instrText xml:space="preserve"> PAGEREF _Toc213843400 \h </w:instrText>
             </w:r>
             <w:r>
               <w:rPr>
@@ -1854,7 +1863,7 @@
           <w:pPr>
             <w:pStyle w:val="Sumrio1"/>
             <w:tabs>
-              <w:tab w:val="right" w:leader="dot" w:pos="8494"/>
+              <w:tab w:val="right" w:leader="dot" w:pos="9066"/>
             </w:tabs>
             <w:rPr>
               <w:noProof/>
@@ -1865,7 +1874,7 @@
               <w14:ligatures w14:val="standardContextual"/>
             </w:rPr>
           </w:pPr>
-          <w:hyperlink w:anchor="_Toc213842192" w:history="1">
+          <w:hyperlink w:anchor="_Toc213843401" w:history="1">
             <w:r>
               <w:rPr>
                 <w:rStyle w:val="Hyperlink"/>
@@ -1892,7 +1901,7 @@
                 <w:noProof/>
                 <w:webHidden/>
               </w:rPr>
-              <w:instrText xml:space="preserve"> PAGEREF _Toc213842192 \h </w:instrText>
+              <w:instrText xml:space="preserve"> PAGEREF _Toc213843401 \h </w:instrText>
             </w:r>
             <w:r>
               <w:rPr>
@@ -1912,7 +1921,7 @@
                 <w:noProof/>
                 <w:webHidden/>
               </w:rPr>
-              <w:t>14</w:t>
+              <w:t>13</w:t>
             </w:r>
             <w:r>
               <w:rPr>
@@ -1927,7 +1936,7 @@
           <w:pPr>
             <w:pStyle w:val="Sumrio1"/>
             <w:tabs>
-              <w:tab w:val="right" w:leader="dot" w:pos="8494"/>
+              <w:tab w:val="right" w:leader="dot" w:pos="9066"/>
             </w:tabs>
             <w:rPr>
               <w:noProof/>
@@ -1938,7 +1947,7 @@
               <w14:ligatures w14:val="standardContextual"/>
             </w:rPr>
           </w:pPr>
-          <w:hyperlink w:anchor="_Toc213842193" w:history="1">
+          <w:hyperlink w:anchor="_Toc213843402" w:history="1">
             <w:r>
               <w:rPr>
                 <w:rStyle w:val="Hyperlink"/>
@@ -1965,7 +1974,7 @@
                 <w:noProof/>
                 <w:webHidden/>
               </w:rPr>
-              <w:instrText xml:space="preserve"> PAGEREF _Toc213842193 \h </w:instrText>
+              <w:instrText xml:space="preserve"> PAGEREF _Toc213843402 \h </w:instrText>
             </w:r>
             <w:r>
               <w:rPr>
@@ -1985,7 +1994,7 @@
                 <w:noProof/>
                 <w:webHidden/>
               </w:rPr>
-              <w:t>15</w:t>
+              <w:t>14</w:t>
             </w:r>
             <w:r>
               <w:rPr>
@@ -2000,7 +2009,7 @@
           <w:pPr>
             <w:pStyle w:val="Sumrio1"/>
             <w:tabs>
-              <w:tab w:val="right" w:leader="dot" w:pos="8494"/>
+              <w:tab w:val="right" w:leader="dot" w:pos="9066"/>
             </w:tabs>
             <w:rPr>
               <w:noProof/>
@@ -2011,7 +2020,7 @@
               <w14:ligatures w14:val="standardContextual"/>
             </w:rPr>
           </w:pPr>
-          <w:hyperlink w:anchor="_Toc213842194" w:history="1">
+          <w:hyperlink w:anchor="_Toc213843403" w:history="1">
             <w:r>
               <w:rPr>
                 <w:rStyle w:val="Hyperlink"/>
@@ -2038,7 +2047,7 @@
                 <w:noProof/>
                 <w:webHidden/>
               </w:rPr>
-              <w:instrText xml:space="preserve"> PAGEREF _Toc213842194 \h </w:instrText>
+              <w:instrText xml:space="preserve"> PAGEREF _Toc213843403 \h </w:instrText>
             </w:r>
             <w:r>
               <w:rPr>
@@ -2058,7 +2067,7 @@
                 <w:noProof/>
                 <w:webHidden/>
               </w:rPr>
-              <w:t>16</w:t>
+              <w:t>15</w:t>
             </w:r>
             <w:r>
               <w:rPr>
@@ -2073,7 +2082,7 @@
           <w:pPr>
             <w:pStyle w:val="Sumrio1"/>
             <w:tabs>
-              <w:tab w:val="right" w:leader="dot" w:pos="8494"/>
+              <w:tab w:val="right" w:leader="dot" w:pos="9066"/>
             </w:tabs>
             <w:rPr>
               <w:noProof/>
@@ -2084,7 +2093,7 @@
               <w14:ligatures w14:val="standardContextual"/>
             </w:rPr>
           </w:pPr>
-          <w:hyperlink w:anchor="_Toc213842195" w:history="1">
+          <w:hyperlink w:anchor="_Toc213843404" w:history="1">
             <w:r>
               <w:rPr>
                 <w:rStyle w:val="Hyperlink"/>
@@ -2111,7 +2120,7 @@
                 <w:noProof/>
                 <w:webHidden/>
               </w:rPr>
-              <w:instrText xml:space="preserve"> PAGEREF _Toc213842195 \h </w:instrText>
+              <w:instrText xml:space="preserve"> PAGEREF _Toc213843404 \h </w:instrText>
             </w:r>
             <w:r>
               <w:rPr>
@@ -2131,7 +2140,7 @@
                 <w:noProof/>
                 <w:webHidden/>
               </w:rPr>
-              <w:t>16</w:t>
+              <w:t>15</w:t>
             </w:r>
             <w:r>
               <w:rPr>
@@ -2146,7 +2155,7 @@
           <w:pPr>
             <w:pStyle w:val="Sumrio1"/>
             <w:tabs>
-              <w:tab w:val="right" w:leader="dot" w:pos="8494"/>
+              <w:tab w:val="right" w:leader="dot" w:pos="9066"/>
             </w:tabs>
             <w:rPr>
               <w:noProof/>
@@ -2157,7 +2166,7 @@
               <w14:ligatures w14:val="standardContextual"/>
             </w:rPr>
           </w:pPr>
-          <w:hyperlink w:anchor="_Toc213842196" w:history="1">
+          <w:hyperlink w:anchor="_Toc213843405" w:history="1">
             <w:r>
               <w:rPr>
                 <w:rStyle w:val="Hyperlink"/>
@@ -2184,7 +2193,7 @@
                 <w:noProof/>
                 <w:webHidden/>
               </w:rPr>
-              <w:instrText xml:space="preserve"> PAGEREF _Toc213842196 \h </w:instrText>
+              <w:instrText xml:space="preserve"> PAGEREF _Toc213843405 \h </w:instrText>
             </w:r>
             <w:r>
               <w:rPr>
@@ -2204,7 +2213,7 @@
                 <w:noProof/>
                 <w:webHidden/>
               </w:rPr>
-              <w:t>17</w:t>
+              <w:t>16</w:t>
             </w:r>
             <w:r>
               <w:rPr>
@@ -2219,7 +2228,7 @@
           <w:pPr>
             <w:pStyle w:val="Sumrio2"/>
             <w:tabs>
-              <w:tab w:val="right" w:leader="dot" w:pos="8494"/>
+              <w:tab w:val="right" w:leader="dot" w:pos="9066"/>
             </w:tabs>
             <w:rPr>
               <w:noProof/>
@@ -2230,7 +2239,7 @@
               <w14:ligatures w14:val="standardContextual"/>
             </w:rPr>
           </w:pPr>
-          <w:hyperlink w:anchor="_Toc213842197" w:history="1">
+          <w:hyperlink w:anchor="_Toc213843406" w:history="1">
             <w:r>
               <w:rPr>
                 <w:rStyle w:val="Hyperlink"/>
@@ -2257,7 +2266,7 @@
                 <w:noProof/>
                 <w:webHidden/>
               </w:rPr>
-              <w:instrText xml:space="preserve"> PAGEREF _Toc213842197 \h </w:instrText>
+              <w:instrText xml:space="preserve"> PAGEREF _Toc213843406 \h </w:instrText>
             </w:r>
             <w:r>
               <w:rPr>
@@ -2277,7 +2286,7 @@
                 <w:noProof/>
                 <w:webHidden/>
               </w:rPr>
-              <w:t>17</w:t>
+              <w:t>16</w:t>
             </w:r>
             <w:r>
               <w:rPr>
@@ -2292,7 +2301,7 @@
           <w:pPr>
             <w:pStyle w:val="Sumrio2"/>
             <w:tabs>
-              <w:tab w:val="right" w:leader="dot" w:pos="8494"/>
+              <w:tab w:val="right" w:leader="dot" w:pos="9066"/>
             </w:tabs>
             <w:rPr>
               <w:noProof/>
@@ -2303,7 +2312,7 @@
               <w14:ligatures w14:val="standardContextual"/>
             </w:rPr>
           </w:pPr>
-          <w:hyperlink w:anchor="_Toc213842198" w:history="1">
+          <w:hyperlink w:anchor="_Toc213843407" w:history="1">
             <w:r>
               <w:rPr>
                 <w:rStyle w:val="Hyperlink"/>
@@ -2330,7 +2339,7 @@
                 <w:noProof/>
                 <w:webHidden/>
               </w:rPr>
-              <w:instrText xml:space="preserve"> PAGEREF _Toc213842198 \h </w:instrText>
+              <w:instrText xml:space="preserve"> PAGEREF _Toc213843407 \h </w:instrText>
             </w:r>
             <w:r>
               <w:rPr>
@@ -2350,7 +2359,7 @@
                 <w:noProof/>
                 <w:webHidden/>
               </w:rPr>
-              <w:t>17</w:t>
+              <w:t>16</w:t>
             </w:r>
             <w:r>
               <w:rPr>
@@ -2365,7 +2374,7 @@
           <w:pPr>
             <w:pStyle w:val="Sumrio1"/>
             <w:tabs>
-              <w:tab w:val="right" w:leader="dot" w:pos="8494"/>
+              <w:tab w:val="right" w:leader="dot" w:pos="9066"/>
             </w:tabs>
             <w:rPr>
               <w:noProof/>
@@ -2376,27 +2385,13 @@
               <w14:ligatures w14:val="standardContextual"/>
             </w:rPr>
           </w:pPr>
-          <w:hyperlink w:anchor="_Toc213842199" w:history="1">
+          <w:hyperlink w:anchor="_Toc213843408" w:history="1">
             <w:r>
               <w:rPr>
                 <w:rStyle w:val="Hyperlink"/>
                 <w:noProof/>
               </w:rPr>
-              <w:t>Frame</w:t>
-            </w:r>
-            <w:r>
-              <w:rPr>
-                <w:rStyle w:val="Hyperlink"/>
-                <w:noProof/>
-              </w:rPr>
-              <w:t>w</w:t>
-            </w:r>
-            <w:r>
-              <w:rPr>
-                <w:rStyle w:val="Hyperlink"/>
-                <w:noProof/>
-              </w:rPr>
-              <w:t>orks e o Bootstrap</w:t>
+              <w:t>Frameworks e o Bootstrap</w:t>
             </w:r>
             <w:r>
               <w:rPr>
@@ -2417,7 +2412,7 @@
                 <w:noProof/>
                 <w:webHidden/>
               </w:rPr>
-              <w:instrText xml:space="preserve"> PAGEREF _Toc213842199 \h </w:instrText>
+              <w:instrText xml:space="preserve"> PAGEREF _Toc213843408 \h </w:instrText>
             </w:r>
             <w:r>
               <w:rPr>
@@ -2437,7 +2432,7 @@
                 <w:noProof/>
                 <w:webHidden/>
               </w:rPr>
-              <w:t>17</w:t>
+              <w:t>16</w:t>
             </w:r>
             <w:r>
               <w:rPr>
@@ -2452,7 +2447,7 @@
           <w:pPr>
             <w:pStyle w:val="Sumrio1"/>
             <w:tabs>
-              <w:tab w:val="right" w:leader="dot" w:pos="8494"/>
+              <w:tab w:val="right" w:leader="dot" w:pos="9066"/>
             </w:tabs>
             <w:rPr>
               <w:noProof/>
@@ -2463,13 +2458,29 @@
               <w14:ligatures w14:val="standardContextual"/>
             </w:rPr>
           </w:pPr>
-          <w:hyperlink w:anchor="_Toc213842200" w:history="1">
+          <w:hyperlink w:anchor="_Toc213843409" w:history="1">
             <w:r>
               <w:rPr>
                 <w:rStyle w:val="Hyperlink"/>
                 <w:noProof/>
               </w:rPr>
-              <w:t>GitHub</w:t>
+              <w:t>Android</w:t>
+            </w:r>
+            <w:r>
+              <w:rPr>
+                <w:rStyle w:val="Hyperlink"/>
+                <w:noProof/>
+                <w:spacing w:val="16"/>
+              </w:rPr>
+              <w:t xml:space="preserve"> </w:t>
+            </w:r>
+            <w:r>
+              <w:rPr>
+                <w:rStyle w:val="Hyperlink"/>
+                <w:noProof/>
+                <w:spacing w:val="-2"/>
+              </w:rPr>
+              <w:t>Studio</w:t>
             </w:r>
             <w:r>
               <w:rPr>
@@ -2490,7 +2501,7 @@
                 <w:noProof/>
                 <w:webHidden/>
               </w:rPr>
-              <w:instrText xml:space="preserve"> PAGEREF _Toc213842200 \h </w:instrText>
+              <w:instrText xml:space="preserve"> PAGEREF _Toc213843409 \h </w:instrText>
             </w:r>
             <w:r>
               <w:rPr>
@@ -2510,7 +2521,7 @@
                 <w:noProof/>
                 <w:webHidden/>
               </w:rPr>
-              <w:t>18</w:t>
+              <w:t>16</w:t>
             </w:r>
             <w:r>
               <w:rPr>
@@ -2525,7 +2536,7 @@
           <w:pPr>
             <w:pStyle w:val="Sumrio1"/>
             <w:tabs>
-              <w:tab w:val="right" w:leader="dot" w:pos="8494"/>
+              <w:tab w:val="right" w:leader="dot" w:pos="9066"/>
             </w:tabs>
             <w:rPr>
               <w:noProof/>
@@ -2536,13 +2547,14 @@
               <w14:ligatures w14:val="standardContextual"/>
             </w:rPr>
           </w:pPr>
-          <w:hyperlink w:anchor="_Toc213842201" w:history="1">
+          <w:hyperlink w:anchor="_Toc213843410" w:history="1">
             <w:r>
               <w:rPr>
                 <w:rStyle w:val="Hyperlink"/>
                 <w:noProof/>
-              </w:rPr>
-              <w:t>Manual Desktop</w:t>
+                <w:lang w:val="pt-PT"/>
+              </w:rPr>
+              <w:t>Java: Fundamentos, Orientação a Objetos e Aplicações</w:t>
             </w:r>
             <w:r>
               <w:rPr>
@@ -2563,7 +2575,7 @@
                 <w:noProof/>
                 <w:webHidden/>
               </w:rPr>
-              <w:instrText xml:space="preserve"> PAGEREF _Toc213842201 \h </w:instrText>
+              <w:instrText xml:space="preserve"> PAGEREF _Toc213843410 \h </w:instrText>
             </w:r>
             <w:r>
               <w:rPr>
@@ -2583,7 +2595,7 @@
                 <w:noProof/>
                 <w:webHidden/>
               </w:rPr>
-              <w:t>18</w:t>
+              <w:t>17</w:t>
             </w:r>
             <w:r>
               <w:rPr>
@@ -2596,9 +2608,9 @@
         </w:p>
         <w:p>
           <w:pPr>
-            <w:pStyle w:val="Sumrio2"/>
+            <w:pStyle w:val="Sumrio1"/>
             <w:tabs>
-              <w:tab w:val="right" w:leader="dot" w:pos="8494"/>
+              <w:tab w:val="right" w:leader="dot" w:pos="9066"/>
             </w:tabs>
             <w:rPr>
               <w:noProof/>
@@ -2609,13 +2621,59 @@
               <w14:ligatures w14:val="standardContextual"/>
             </w:rPr>
           </w:pPr>
-          <w:hyperlink w:anchor="_Toc213842202" w:history="1">
+          <w:hyperlink w:anchor="_Toc213843411" w:history="1">
             <w:r>
               <w:rPr>
                 <w:rStyle w:val="Hyperlink"/>
                 <w:noProof/>
               </w:rPr>
-              <w:t>Tela de Login:</w:t>
+              <w:t>XML</w:t>
+            </w:r>
+            <w:r>
+              <w:rPr>
+                <w:rStyle w:val="Hyperlink"/>
+                <w:noProof/>
+                <w:spacing w:val="2"/>
+              </w:rPr>
+              <w:t xml:space="preserve"> </w:t>
+            </w:r>
+            <w:r>
+              <w:rPr>
+                <w:rStyle w:val="Hyperlink"/>
+                <w:noProof/>
+              </w:rPr>
+              <w:t>(Extensible</w:t>
+            </w:r>
+            <w:r>
+              <w:rPr>
+                <w:rStyle w:val="Hyperlink"/>
+                <w:noProof/>
+                <w:spacing w:val="2"/>
+              </w:rPr>
+              <w:t xml:space="preserve"> </w:t>
+            </w:r>
+            <w:r>
+              <w:rPr>
+                <w:rStyle w:val="Hyperlink"/>
+                <w:noProof/>
+              </w:rPr>
+              <w:t>Markup</w:t>
+            </w:r>
+            <w:r>
+              <w:rPr>
+                <w:rStyle w:val="Hyperlink"/>
+                <w:noProof/>
+                <w:spacing w:val="2"/>
+              </w:rPr>
+              <w:t xml:space="preserve"> </w:t>
+            </w:r>
+            <w:r>
+              <w:rPr>
+                <w:rStyle w:val="Hyperlink"/>
+                <w:noProof/>
+                <w:spacing w:val="-2"/>
+              </w:rPr>
+              <w:t>Language)</w:t>
             </w:r>
             <w:r>
               <w:rPr>
@@ -2636,7 +2694,7 @@
                 <w:noProof/>
                 <w:webHidden/>
               </w:rPr>
-              <w:instrText xml:space="preserve"> PAGEREF _Toc213842202 \h </w:instrText>
+              <w:instrText xml:space="preserve"> PAGEREF _Toc213843411 \h </w:instrText>
             </w:r>
             <w:r>
               <w:rPr>
@@ -2656,7 +2714,7 @@
                 <w:noProof/>
                 <w:webHidden/>
               </w:rPr>
-              <w:t>18</w:t>
+              <w:t>17</w:t>
             </w:r>
             <w:r>
               <w:rPr>
@@ -2669,9 +2727,9 @@
         </w:p>
         <w:p>
           <w:pPr>
-            <w:pStyle w:val="Sumrio2"/>
+            <w:pStyle w:val="Sumrio1"/>
             <w:tabs>
-              <w:tab w:val="right" w:leader="dot" w:pos="8494"/>
+              <w:tab w:val="right" w:leader="dot" w:pos="9066"/>
             </w:tabs>
             <w:rPr>
               <w:noProof/>
@@ -2682,13 +2740,43 @@
               <w14:ligatures w14:val="standardContextual"/>
             </w:rPr>
           </w:pPr>
-          <w:hyperlink w:anchor="_Toc213842203" w:history="1">
+          <w:hyperlink w:anchor="_Toc213843412" w:history="1">
             <w:r>
               <w:rPr>
                 <w:rStyle w:val="Hyperlink"/>
                 <w:noProof/>
               </w:rPr>
-              <w:t>Tela da Agenda:</w:t>
+              <w:t>Google</w:t>
+            </w:r>
+            <w:r>
+              <w:rPr>
+                <w:rStyle w:val="Hyperlink"/>
+                <w:noProof/>
+                <w:spacing w:val="-10"/>
+              </w:rPr>
+              <w:t xml:space="preserve"> </w:t>
+            </w:r>
+            <w:r>
+              <w:rPr>
+                <w:rStyle w:val="Hyperlink"/>
+                <w:noProof/>
+              </w:rPr>
+              <w:t>Material</w:t>
+            </w:r>
+            <w:r>
+              <w:rPr>
+                <w:rStyle w:val="Hyperlink"/>
+                <w:noProof/>
+                <w:spacing w:val="-4"/>
+              </w:rPr>
+              <w:t xml:space="preserve"> </w:t>
+            </w:r>
+            <w:r>
+              <w:rPr>
+                <w:rStyle w:val="Hyperlink"/>
+                <w:noProof/>
+              </w:rPr>
+              <w:t>Components e AndroidXappComp</w:t>
             </w:r>
             <w:r>
               <w:rPr>
@@ -2709,7 +2797,7 @@
                 <w:noProof/>
                 <w:webHidden/>
               </w:rPr>
-              <w:instrText xml:space="preserve"> PAGEREF _Toc213842203 \h </w:instrText>
+              <w:instrText xml:space="preserve"> PAGEREF _Toc213843412 \h </w:instrText>
             </w:r>
             <w:r>
               <w:rPr>
@@ -2729,7 +2817,7 @@
                 <w:noProof/>
                 <w:webHidden/>
               </w:rPr>
-              <w:t>19</w:t>
+              <w:t>17</w:t>
             </w:r>
             <w:r>
               <w:rPr>
@@ -2742,9 +2830,9 @@
         </w:p>
         <w:p>
           <w:pPr>
-            <w:pStyle w:val="Sumrio2"/>
+            <w:pStyle w:val="Sumrio1"/>
             <w:tabs>
-              <w:tab w:val="right" w:leader="dot" w:pos="8494"/>
+              <w:tab w:val="right" w:leader="dot" w:pos="9066"/>
             </w:tabs>
             <w:rPr>
               <w:noProof/>
@@ -2755,13 +2843,13 @@
               <w14:ligatures w14:val="standardContextual"/>
             </w:rPr>
           </w:pPr>
-          <w:hyperlink w:anchor="_Toc213842204" w:history="1">
+          <w:hyperlink w:anchor="_Toc213843413" w:history="1">
             <w:r>
               <w:rPr>
                 <w:rStyle w:val="Hyperlink"/>
                 <w:noProof/>
               </w:rPr>
-              <w:t>Tela de Alterar a Senha:</w:t>
+              <w:t>Bancos de Dados e o Microsoft SQL Server</w:t>
             </w:r>
             <w:r>
               <w:rPr>
@@ -2782,7 +2870,7 @@
                 <w:noProof/>
                 <w:webHidden/>
               </w:rPr>
-              <w:instrText xml:space="preserve"> PAGEREF _Toc213842204 \h </w:instrText>
+              <w:instrText xml:space="preserve"> PAGEREF _Toc213843413 \h </w:instrText>
             </w:r>
             <w:r>
               <w:rPr>
@@ -2802,7 +2890,7 @@
                 <w:noProof/>
                 <w:webHidden/>
               </w:rPr>
-              <w:t>20</w:t>
+              <w:t>18</w:t>
             </w:r>
             <w:r>
               <w:rPr>
@@ -2815,9 +2903,9 @@
         </w:p>
         <w:p>
           <w:pPr>
-            <w:pStyle w:val="Sumrio2"/>
+            <w:pStyle w:val="Sumrio1"/>
             <w:tabs>
-              <w:tab w:val="right" w:leader="dot" w:pos="8494"/>
+              <w:tab w:val="right" w:leader="dot" w:pos="9066"/>
             </w:tabs>
             <w:rPr>
               <w:noProof/>
@@ -2828,13 +2916,13 @@
               <w14:ligatures w14:val="standardContextual"/>
             </w:rPr>
           </w:pPr>
-          <w:hyperlink w:anchor="_Toc213842205" w:history="1">
+          <w:hyperlink w:anchor="_Toc213843414" w:history="1">
             <w:r>
               <w:rPr>
                 <w:rStyle w:val="Hyperlink"/>
                 <w:noProof/>
               </w:rPr>
-              <w:t>Marcar Retorno de Paciente:</w:t>
+              <w:t>Diagrama de classe</w:t>
             </w:r>
             <w:r>
               <w:rPr>
@@ -2855,7 +2943,7 @@
                 <w:noProof/>
                 <w:webHidden/>
               </w:rPr>
-              <w:instrText xml:space="preserve"> PAGEREF _Toc213842205 \h </w:instrText>
+              <w:instrText xml:space="preserve"> PAGEREF _Toc213843414 \h </w:instrText>
             </w:r>
             <w:r>
               <w:rPr>
@@ -2875,7 +2963,7 @@
                 <w:noProof/>
                 <w:webHidden/>
               </w:rPr>
-              <w:t>21</w:t>
+              <w:t>19</w:t>
             </w:r>
             <w:r>
               <w:rPr>
@@ -2888,9 +2976,9 @@
         </w:p>
         <w:p>
           <w:pPr>
-            <w:pStyle w:val="Sumrio3"/>
+            <w:pStyle w:val="Sumrio1"/>
             <w:tabs>
-              <w:tab w:val="right" w:leader="dot" w:pos="8494"/>
+              <w:tab w:val="right" w:leader="dot" w:pos="9066"/>
             </w:tabs>
             <w:rPr>
               <w:noProof/>
@@ -2901,13 +2989,13 @@
               <w14:ligatures w14:val="standardContextual"/>
             </w:rPr>
           </w:pPr>
-          <w:hyperlink w:anchor="_Toc213842206" w:history="1">
+          <w:hyperlink w:anchor="_Toc213843415" w:history="1">
             <w:r>
               <w:rPr>
                 <w:rStyle w:val="Hyperlink"/>
                 <w:noProof/>
               </w:rPr>
-              <w:t>Tela 1: Selecionar Paciente:</w:t>
+              <w:t>GitHub</w:t>
             </w:r>
             <w:r>
               <w:rPr>
@@ -2928,7 +3016,7 @@
                 <w:noProof/>
                 <w:webHidden/>
               </w:rPr>
-              <w:instrText xml:space="preserve"> PAGEREF _Toc213842206 \h </w:instrText>
+              <w:instrText xml:space="preserve"> PAGEREF _Toc213843415 \h </w:instrText>
             </w:r>
             <w:r>
               <w:rPr>
@@ -2948,7 +3036,7 @@
                 <w:noProof/>
                 <w:webHidden/>
               </w:rPr>
-              <w:t>21</w:t>
+              <w:t>20</w:t>
             </w:r>
             <w:r>
               <w:rPr>
@@ -2961,9 +3049,9 @@
         </w:p>
         <w:p>
           <w:pPr>
-            <w:pStyle w:val="Sumrio3"/>
+            <w:pStyle w:val="Sumrio1"/>
             <w:tabs>
-              <w:tab w:val="right" w:leader="dot" w:pos="8494"/>
+              <w:tab w:val="right" w:leader="dot" w:pos="9066"/>
             </w:tabs>
             <w:rPr>
               <w:noProof/>
@@ -2974,13 +3062,13 @@
               <w14:ligatures w14:val="standardContextual"/>
             </w:rPr>
           </w:pPr>
-          <w:hyperlink w:anchor="_Toc213842207" w:history="1">
+          <w:hyperlink w:anchor="_Toc213843416" w:history="1">
             <w:r>
               <w:rPr>
                 <w:rStyle w:val="Hyperlink"/>
                 <w:noProof/>
               </w:rPr>
-              <w:t>Tela 2: Marcar Horário para Retorno</w:t>
+              <w:t>Manual Desktop</w:t>
             </w:r>
             <w:r>
               <w:rPr>
@@ -3001,7 +3089,7 @@
                 <w:noProof/>
                 <w:webHidden/>
               </w:rPr>
-              <w:instrText xml:space="preserve"> PAGEREF _Toc213842207 \h </w:instrText>
+              <w:instrText xml:space="preserve"> PAGEREF _Toc213843416 \h </w:instrText>
             </w:r>
             <w:r>
               <w:rPr>
@@ -3021,7 +3109,7 @@
                 <w:noProof/>
                 <w:webHidden/>
               </w:rPr>
-              <w:t>22</w:t>
+              <w:t>20</w:t>
             </w:r>
             <w:r>
               <w:rPr>
@@ -3036,7 +3124,7 @@
           <w:pPr>
             <w:pStyle w:val="Sumrio2"/>
             <w:tabs>
-              <w:tab w:val="right" w:leader="dot" w:pos="8494"/>
+              <w:tab w:val="right" w:leader="dot" w:pos="9066"/>
             </w:tabs>
             <w:rPr>
               <w:noProof/>
@@ -3047,13 +3135,13 @@
               <w14:ligatures w14:val="standardContextual"/>
             </w:rPr>
           </w:pPr>
-          <w:hyperlink w:anchor="_Toc213842208" w:history="1">
+          <w:hyperlink w:anchor="_Toc213843417" w:history="1">
             <w:r>
               <w:rPr>
                 <w:rStyle w:val="Hyperlink"/>
                 <w:noProof/>
               </w:rPr>
-              <w:t>Tela - Editar Agendamento:</w:t>
+              <w:t>Tela de Login:</w:t>
             </w:r>
             <w:r>
               <w:rPr>
@@ -3074,7 +3162,7 @@
                 <w:noProof/>
                 <w:webHidden/>
               </w:rPr>
-              <w:instrText xml:space="preserve"> PAGEREF _Toc213842208 \h </w:instrText>
+              <w:instrText xml:space="preserve"> PAGEREF _Toc213843417 \h </w:instrText>
             </w:r>
             <w:r>
               <w:rPr>
@@ -3094,7 +3182,7 @@
                 <w:noProof/>
                 <w:webHidden/>
               </w:rPr>
-              <w:t>22</w:t>
+              <w:t>20</w:t>
             </w:r>
             <w:r>
               <w:rPr>
@@ -3109,7 +3197,7 @@
           <w:pPr>
             <w:pStyle w:val="Sumrio2"/>
             <w:tabs>
-              <w:tab w:val="right" w:leader="dot" w:pos="8494"/>
+              <w:tab w:val="right" w:leader="dot" w:pos="9066"/>
             </w:tabs>
             <w:rPr>
               <w:noProof/>
@@ -3120,13 +3208,13 @@
               <w14:ligatures w14:val="standardContextual"/>
             </w:rPr>
           </w:pPr>
-          <w:hyperlink w:anchor="_Toc213842209" w:history="1">
+          <w:hyperlink w:anchor="_Toc213843418" w:history="1">
             <w:r>
               <w:rPr>
                 <w:rStyle w:val="Hyperlink"/>
                 <w:noProof/>
               </w:rPr>
-              <w:t>Notificação de E-mail Automático:</w:t>
+              <w:t>Tela da Agenda:</w:t>
             </w:r>
             <w:r>
               <w:rPr>
@@ -3147,7 +3235,7 @@
                 <w:noProof/>
                 <w:webHidden/>
               </w:rPr>
-              <w:instrText xml:space="preserve"> PAGEREF _Toc213842209 \h </w:instrText>
+              <w:instrText xml:space="preserve"> PAGEREF _Toc213843418 \h </w:instrText>
             </w:r>
             <w:r>
               <w:rPr>
@@ -3167,7 +3255,7 @@
                 <w:noProof/>
                 <w:webHidden/>
               </w:rPr>
-              <w:t>24</w:t>
+              <w:t>21</w:t>
             </w:r>
             <w:r>
               <w:rPr>
@@ -3180,9 +3268,9 @@
         </w:p>
         <w:p>
           <w:pPr>
-            <w:pStyle w:val="Sumrio1"/>
+            <w:pStyle w:val="Sumrio2"/>
             <w:tabs>
-              <w:tab w:val="right" w:leader="dot" w:pos="8494"/>
+              <w:tab w:val="right" w:leader="dot" w:pos="9066"/>
             </w:tabs>
             <w:rPr>
               <w:noProof/>
@@ -3193,13 +3281,13 @@
               <w14:ligatures w14:val="standardContextual"/>
             </w:rPr>
           </w:pPr>
-          <w:hyperlink w:anchor="_Toc213842210" w:history="1">
+          <w:hyperlink w:anchor="_Toc213843419" w:history="1">
             <w:r>
               <w:rPr>
                 <w:rStyle w:val="Hyperlink"/>
                 <w:noProof/>
               </w:rPr>
-              <w:t>Manual Android</w:t>
+              <w:t>Tela de Alterar a Senha:</w:t>
             </w:r>
             <w:r>
               <w:rPr>
@@ -3220,7 +3308,7 @@
                 <w:noProof/>
                 <w:webHidden/>
               </w:rPr>
-              <w:instrText xml:space="preserve"> PAGEREF _Toc213842210 \h </w:instrText>
+              <w:instrText xml:space="preserve"> PAGEREF _Toc213843419 \h </w:instrText>
             </w:r>
             <w:r>
               <w:rPr>
@@ -3240,7 +3328,7 @@
                 <w:noProof/>
                 <w:webHidden/>
               </w:rPr>
-              <w:t>25</w:t>
+              <w:t>22</w:t>
             </w:r>
             <w:r>
               <w:rPr>
@@ -3255,7 +3343,7 @@
           <w:pPr>
             <w:pStyle w:val="Sumrio2"/>
             <w:tabs>
-              <w:tab w:val="right" w:leader="dot" w:pos="8494"/>
+              <w:tab w:val="right" w:leader="dot" w:pos="9066"/>
             </w:tabs>
             <w:rPr>
               <w:noProof/>
@@ -3266,13 +3354,13 @@
               <w14:ligatures w14:val="standardContextual"/>
             </w:rPr>
           </w:pPr>
-          <w:hyperlink w:anchor="_Toc213842211" w:history="1">
+          <w:hyperlink w:anchor="_Toc213843420" w:history="1">
             <w:r>
               <w:rPr>
                 <w:rStyle w:val="Hyperlink"/>
                 <w:noProof/>
               </w:rPr>
-              <w:t>TELA DE LOGIN</w:t>
+              <w:t>Marcar Retorno de Paciente:</w:t>
             </w:r>
             <w:r>
               <w:rPr>
@@ -3293,7 +3381,7 @@
                 <w:noProof/>
                 <w:webHidden/>
               </w:rPr>
-              <w:instrText xml:space="preserve"> PAGEREF _Toc213842211 \h </w:instrText>
+              <w:instrText xml:space="preserve"> PAGEREF _Toc213843420 \h </w:instrText>
             </w:r>
             <w:r>
               <w:rPr>
@@ -3313,7 +3401,7 @@
                 <w:noProof/>
                 <w:webHidden/>
               </w:rPr>
-              <w:t>25</w:t>
+              <w:t>23</w:t>
             </w:r>
             <w:r>
               <w:rPr>
@@ -3326,9 +3414,9 @@
         </w:p>
         <w:p>
           <w:pPr>
-            <w:pStyle w:val="Sumrio2"/>
+            <w:pStyle w:val="Sumrio3"/>
             <w:tabs>
-              <w:tab w:val="right" w:leader="dot" w:pos="8494"/>
+              <w:tab w:val="right" w:leader="dot" w:pos="9066"/>
             </w:tabs>
             <w:rPr>
               <w:noProof/>
@@ -3339,14 +3427,13 @@
               <w14:ligatures w14:val="standardContextual"/>
             </w:rPr>
           </w:pPr>
-          <w:hyperlink w:anchor="_Toc213842212" w:history="1">
+          <w:hyperlink w:anchor="_Toc213843421" w:history="1">
             <w:r>
               <w:rPr>
                 <w:rStyle w:val="Hyperlink"/>
                 <w:noProof/>
-                <w:lang w:val="pt"/>
-              </w:rPr>
-              <w:t>TELA DE CADASTRO</w:t>
+              </w:rPr>
+              <w:t>Tela 1: Selecionar Paciente:</w:t>
             </w:r>
             <w:r>
               <w:rPr>
@@ -3367,7 +3454,7 @@
                 <w:noProof/>
                 <w:webHidden/>
               </w:rPr>
-              <w:instrText xml:space="preserve"> PAGEREF _Toc213842212 \h </w:instrText>
+              <w:instrText xml:space="preserve"> PAGEREF _Toc213843421 \h </w:instrText>
             </w:r>
             <w:r>
               <w:rPr>
@@ -3387,7 +3474,7 @@
                 <w:noProof/>
                 <w:webHidden/>
               </w:rPr>
-              <w:t>27</w:t>
+              <w:t>23</w:t>
             </w:r>
             <w:r>
               <w:rPr>
@@ -3400,9 +3487,9 @@
         </w:p>
         <w:p>
           <w:pPr>
-            <w:pStyle w:val="Sumrio2"/>
+            <w:pStyle w:val="Sumrio3"/>
             <w:tabs>
-              <w:tab w:val="right" w:leader="dot" w:pos="8494"/>
+              <w:tab w:val="right" w:leader="dot" w:pos="9066"/>
             </w:tabs>
             <w:rPr>
               <w:noProof/>
@@ -3413,14 +3500,13 @@
               <w14:ligatures w14:val="standardContextual"/>
             </w:rPr>
           </w:pPr>
-          <w:hyperlink w:anchor="_Toc213842213" w:history="1">
+          <w:hyperlink w:anchor="_Toc213843422" w:history="1">
             <w:r>
               <w:rPr>
                 <w:rStyle w:val="Hyperlink"/>
                 <w:noProof/>
-                <w:lang w:val="pt"/>
-              </w:rPr>
-              <w:t>TELA INICIAL</w:t>
+              </w:rPr>
+              <w:t>Tela 2: Marcar Horário para Retorno</w:t>
             </w:r>
             <w:r>
               <w:rPr>
@@ -3441,7 +3527,7 @@
                 <w:noProof/>
                 <w:webHidden/>
               </w:rPr>
-              <w:instrText xml:space="preserve"> PAGEREF _Toc213842213 \h </w:instrText>
+              <w:instrText xml:space="preserve"> PAGEREF _Toc213843422 \h </w:instrText>
             </w:r>
             <w:r>
               <w:rPr>
@@ -3461,7 +3547,7 @@
                 <w:noProof/>
                 <w:webHidden/>
               </w:rPr>
-              <w:t>29</w:t>
+              <w:t>24</w:t>
             </w:r>
             <w:r>
               <w:rPr>
@@ -3476,7 +3562,7 @@
           <w:pPr>
             <w:pStyle w:val="Sumrio2"/>
             <w:tabs>
-              <w:tab w:val="right" w:leader="dot" w:pos="8494"/>
+              <w:tab w:val="right" w:leader="dot" w:pos="9066"/>
             </w:tabs>
             <w:rPr>
               <w:noProof/>
@@ -3487,14 +3573,13 @@
               <w14:ligatures w14:val="standardContextual"/>
             </w:rPr>
           </w:pPr>
-          <w:hyperlink w:anchor="_Toc213842214" w:history="1">
+          <w:hyperlink w:anchor="_Toc213843423" w:history="1">
             <w:r>
               <w:rPr>
                 <w:rStyle w:val="Hyperlink"/>
                 <w:noProof/>
-                <w:lang w:val="pt"/>
-              </w:rPr>
-              <w:t>MENU LATERAL</w:t>
+              </w:rPr>
+              <w:t>Tela - Editar Agendamento:</w:t>
             </w:r>
             <w:r>
               <w:rPr>
@@ -3515,7 +3600,7 @@
                 <w:noProof/>
                 <w:webHidden/>
               </w:rPr>
-              <w:instrText xml:space="preserve"> PAGEREF _Toc213842214 \h </w:instrText>
+              <w:instrText xml:space="preserve"> PAGEREF _Toc213843423 \h </w:instrText>
             </w:r>
             <w:r>
               <w:rPr>
@@ -3535,7 +3620,7 @@
                 <w:noProof/>
                 <w:webHidden/>
               </w:rPr>
-              <w:t>30</w:t>
+              <w:t>24</w:t>
             </w:r>
             <w:r>
               <w:rPr>
@@ -3550,7 +3635,7 @@
           <w:pPr>
             <w:pStyle w:val="Sumrio2"/>
             <w:tabs>
-              <w:tab w:val="right" w:leader="dot" w:pos="8494"/>
+              <w:tab w:val="right" w:leader="dot" w:pos="9066"/>
             </w:tabs>
             <w:rPr>
               <w:noProof/>
@@ -3561,14 +3646,13 @@
               <w14:ligatures w14:val="standardContextual"/>
             </w:rPr>
           </w:pPr>
-          <w:hyperlink w:anchor="_Toc213842215" w:history="1">
+          <w:hyperlink w:anchor="_Toc213843424" w:history="1">
             <w:r>
               <w:rPr>
                 <w:rStyle w:val="Hyperlink"/>
                 <w:noProof/>
-                <w:lang w:val="pt"/>
-              </w:rPr>
-              <w:t>PERFIL</w:t>
+              </w:rPr>
+              <w:t>Notificação de E-mail Automático:</w:t>
             </w:r>
             <w:r>
               <w:rPr>
@@ -3589,7 +3673,7 @@
                 <w:noProof/>
                 <w:webHidden/>
               </w:rPr>
-              <w:instrText xml:space="preserve"> PAGEREF _Toc213842215 \h </w:instrText>
+              <w:instrText xml:space="preserve"> PAGEREF _Toc213843424 \h </w:instrText>
             </w:r>
             <w:r>
               <w:rPr>
@@ -3609,7 +3693,7 @@
                 <w:noProof/>
                 <w:webHidden/>
               </w:rPr>
-              <w:t>31</w:t>
+              <w:t>26</w:t>
             </w:r>
             <w:r>
               <w:rPr>
@@ -3622,9 +3706,9 @@
         </w:p>
         <w:p>
           <w:pPr>
-            <w:pStyle w:val="Sumrio2"/>
+            <w:pStyle w:val="Sumrio1"/>
             <w:tabs>
-              <w:tab w:val="right" w:leader="dot" w:pos="8494"/>
+              <w:tab w:val="right" w:leader="dot" w:pos="9066"/>
             </w:tabs>
             <w:rPr>
               <w:noProof/>
@@ -3635,14 +3719,13 @@
               <w14:ligatures w14:val="standardContextual"/>
             </w:rPr>
           </w:pPr>
-          <w:hyperlink w:anchor="_Toc213842216" w:history="1">
+          <w:hyperlink w:anchor="_Toc213843425" w:history="1">
             <w:r>
               <w:rPr>
                 <w:rStyle w:val="Hyperlink"/>
                 <w:noProof/>
-                <w:lang w:val="pt"/>
-              </w:rPr>
-              <w:t>NOVO AGENDAMENTO</w:t>
+              </w:rPr>
+              <w:t>Manual Android</w:t>
             </w:r>
             <w:r>
               <w:rPr>
@@ -3663,7 +3746,7 @@
                 <w:noProof/>
                 <w:webHidden/>
               </w:rPr>
-              <w:instrText xml:space="preserve"> PAGEREF _Toc213842216 \h </w:instrText>
+              <w:instrText xml:space="preserve"> PAGEREF _Toc213843425 \h </w:instrText>
             </w:r>
             <w:r>
               <w:rPr>
@@ -3683,7 +3766,7 @@
                 <w:noProof/>
                 <w:webHidden/>
               </w:rPr>
-              <w:t>33</w:t>
+              <w:t>27</w:t>
             </w:r>
             <w:r>
               <w:rPr>
@@ -3698,7 +3781,7 @@
           <w:pPr>
             <w:pStyle w:val="Sumrio2"/>
             <w:tabs>
-              <w:tab w:val="right" w:leader="dot" w:pos="8494"/>
+              <w:tab w:val="right" w:leader="dot" w:pos="9066"/>
             </w:tabs>
             <w:rPr>
               <w:noProof/>
@@ -3709,14 +3792,13 @@
               <w14:ligatures w14:val="standardContextual"/>
             </w:rPr>
           </w:pPr>
-          <w:hyperlink w:anchor="_Toc213842217" w:history="1">
+          <w:hyperlink w:anchor="_Toc213843426" w:history="1">
             <w:r>
               <w:rPr>
                 <w:rStyle w:val="Hyperlink"/>
                 <w:noProof/>
-                <w:lang w:val="pt"/>
-              </w:rPr>
-              <w:t>HISTORICO DE AGENDAMENTO</w:t>
+              </w:rPr>
+              <w:t>TELA DE LOGIN</w:t>
             </w:r>
             <w:r>
               <w:rPr>
@@ -3737,7 +3819,7 @@
                 <w:noProof/>
                 <w:webHidden/>
               </w:rPr>
-              <w:instrText xml:space="preserve"> PAGEREF _Toc213842217 \h </w:instrText>
+              <w:instrText xml:space="preserve"> PAGEREF _Toc213843426 \h </w:instrText>
             </w:r>
             <w:r>
               <w:rPr>
@@ -3757,7 +3839,7 @@
                 <w:noProof/>
                 <w:webHidden/>
               </w:rPr>
-              <w:t>33</w:t>
+              <w:t>27</w:t>
             </w:r>
             <w:r>
               <w:rPr>
@@ -3772,7 +3854,7 @@
           <w:pPr>
             <w:pStyle w:val="Sumrio2"/>
             <w:tabs>
-              <w:tab w:val="right" w:leader="dot" w:pos="8494"/>
+              <w:tab w:val="right" w:leader="dot" w:pos="9066"/>
             </w:tabs>
             <w:rPr>
               <w:noProof/>
@@ -3783,14 +3865,14 @@
               <w14:ligatures w14:val="standardContextual"/>
             </w:rPr>
           </w:pPr>
-          <w:hyperlink w:anchor="_Toc213842218" w:history="1">
+          <w:hyperlink w:anchor="_Toc213843427" w:history="1">
             <w:r>
               <w:rPr>
                 <w:rStyle w:val="Hyperlink"/>
                 <w:noProof/>
                 <w:lang w:val="pt"/>
               </w:rPr>
-              <w:t>CANCELAR AGENDAMENTO</w:t>
+              <w:t>TELA DE CADASTRO</w:t>
             </w:r>
             <w:r>
               <w:rPr>
@@ -3811,7 +3893,7 @@
                 <w:noProof/>
                 <w:webHidden/>
               </w:rPr>
-              <w:instrText xml:space="preserve"> PAGEREF _Toc213842218 \h </w:instrText>
+              <w:instrText xml:space="preserve"> PAGEREF _Toc213843427 \h </w:instrText>
             </w:r>
             <w:r>
               <w:rPr>
@@ -3831,7 +3913,7 @@
                 <w:noProof/>
                 <w:webHidden/>
               </w:rPr>
-              <w:t>34</w:t>
+              <w:t>29</w:t>
             </w:r>
             <w:r>
               <w:rPr>
@@ -3846,7 +3928,7 @@
           <w:pPr>
             <w:pStyle w:val="Sumrio2"/>
             <w:tabs>
-              <w:tab w:val="right" w:leader="dot" w:pos="8494"/>
+              <w:tab w:val="right" w:leader="dot" w:pos="9066"/>
             </w:tabs>
             <w:rPr>
               <w:noProof/>
@@ -3857,14 +3939,14 @@
               <w14:ligatures w14:val="standardContextual"/>
             </w:rPr>
           </w:pPr>
-          <w:hyperlink w:anchor="_Toc213842219" w:history="1">
+          <w:hyperlink w:anchor="_Toc213843428" w:history="1">
             <w:r>
               <w:rPr>
                 <w:rStyle w:val="Hyperlink"/>
                 <w:noProof/>
                 <w:lang w:val="pt"/>
               </w:rPr>
-              <w:t>RECOMENDAÇÕES DE USO</w:t>
+              <w:t>TELA INICIAL</w:t>
             </w:r>
             <w:r>
               <w:rPr>
@@ -3885,7 +3967,7 @@
                 <w:noProof/>
                 <w:webHidden/>
               </w:rPr>
-              <w:instrText xml:space="preserve"> PAGEREF _Toc213842219 \h </w:instrText>
+              <w:instrText xml:space="preserve"> PAGEREF _Toc213843428 \h </w:instrText>
             </w:r>
             <w:r>
               <w:rPr>
@@ -3905,7 +3987,7 @@
                 <w:noProof/>
                 <w:webHidden/>
               </w:rPr>
-              <w:t>35</w:t>
+              <w:t>31</w:t>
             </w:r>
             <w:r>
               <w:rPr>
@@ -3918,9 +4000,9 @@
         </w:p>
         <w:p>
           <w:pPr>
-            <w:pStyle w:val="Sumrio1"/>
+            <w:pStyle w:val="Sumrio2"/>
             <w:tabs>
-              <w:tab w:val="right" w:leader="dot" w:pos="8494"/>
+              <w:tab w:val="right" w:leader="dot" w:pos="9066"/>
             </w:tabs>
             <w:rPr>
               <w:noProof/>
@@ -3931,13 +4013,14 @@
               <w14:ligatures w14:val="standardContextual"/>
             </w:rPr>
           </w:pPr>
-          <w:hyperlink w:anchor="_Toc213842220" w:history="1">
+          <w:hyperlink w:anchor="_Toc213843429" w:history="1">
             <w:r>
               <w:rPr>
                 <w:rStyle w:val="Hyperlink"/>
                 <w:noProof/>
-              </w:rPr>
-              <w:t>CONCLUSÃO</w:t>
+                <w:lang w:val="pt"/>
+              </w:rPr>
+              <w:t>MENU LATERAL</w:t>
             </w:r>
             <w:r>
               <w:rPr>
@@ -3958,7 +4041,7 @@
                 <w:noProof/>
                 <w:webHidden/>
               </w:rPr>
-              <w:instrText xml:space="preserve"> PAGEREF _Toc213842220 \h </w:instrText>
+              <w:instrText xml:space="preserve"> PAGEREF _Toc213843429 \h </w:instrText>
             </w:r>
             <w:r>
               <w:rPr>
@@ -3978,7 +4061,7 @@
                 <w:noProof/>
                 <w:webHidden/>
               </w:rPr>
-              <w:t>36</w:t>
+              <w:t>32</w:t>
             </w:r>
             <w:r>
               <w:rPr>
@@ -3991,9 +4074,9 @@
         </w:p>
         <w:p>
           <w:pPr>
-            <w:pStyle w:val="Sumrio1"/>
+            <w:pStyle w:val="Sumrio2"/>
             <w:tabs>
-              <w:tab w:val="right" w:leader="dot" w:pos="8494"/>
+              <w:tab w:val="right" w:leader="dot" w:pos="9066"/>
             </w:tabs>
             <w:rPr>
               <w:noProof/>
@@ -4004,11 +4087,454 @@
               <w14:ligatures w14:val="standardContextual"/>
             </w:rPr>
           </w:pPr>
-          <w:hyperlink w:anchor="_Toc213842221" w:history="1">
+          <w:hyperlink w:anchor="_Toc213843430" w:history="1">
             <w:r>
               <w:rPr>
                 <w:rStyle w:val="Hyperlink"/>
                 <w:noProof/>
+                <w:lang w:val="pt"/>
+              </w:rPr>
+              <w:t>PERFIL</w:t>
+            </w:r>
+            <w:r>
+              <w:rPr>
+                <w:noProof/>
+                <w:webHidden/>
+              </w:rPr>
+              <w:tab/>
+            </w:r>
+            <w:r>
+              <w:rPr>
+                <w:noProof/>
+                <w:webHidden/>
+              </w:rPr>
+              <w:fldChar w:fldCharType="begin"/>
+            </w:r>
+            <w:r>
+              <w:rPr>
+                <w:noProof/>
+                <w:webHidden/>
+              </w:rPr>
+              <w:instrText xml:space="preserve"> PAGEREF _Toc213843430 \h </w:instrText>
+            </w:r>
+            <w:r>
+              <w:rPr>
+                <w:noProof/>
+                <w:webHidden/>
+              </w:rPr>
+            </w:r>
+            <w:r>
+              <w:rPr>
+                <w:noProof/>
+                <w:webHidden/>
+              </w:rPr>
+              <w:fldChar w:fldCharType="separate"/>
+            </w:r>
+            <w:r>
+              <w:rPr>
+                <w:noProof/>
+                <w:webHidden/>
+              </w:rPr>
+              <w:t>33</w:t>
+            </w:r>
+            <w:r>
+              <w:rPr>
+                <w:noProof/>
+                <w:webHidden/>
+              </w:rPr>
+              <w:fldChar w:fldCharType="end"/>
+            </w:r>
+          </w:hyperlink>
+        </w:p>
+        <w:p>
+          <w:pPr>
+            <w:pStyle w:val="Sumrio2"/>
+            <w:tabs>
+              <w:tab w:val="right" w:leader="dot" w:pos="9066"/>
+            </w:tabs>
+            <w:rPr>
+              <w:noProof/>
+              <w:kern w:val="2"/>
+              <w:sz w:val="24"/>
+              <w:szCs w:val="24"/>
+              <w:lang w:eastAsia="pt-BR"/>
+              <w14:ligatures w14:val="standardContextual"/>
+            </w:rPr>
+          </w:pPr>
+          <w:hyperlink w:anchor="_Toc213843431" w:history="1">
+            <w:r>
+              <w:rPr>
+                <w:rStyle w:val="Hyperlink"/>
+                <w:noProof/>
+                <w:lang w:val="pt"/>
+              </w:rPr>
+              <w:t>NOVO AGENDAMENTO</w:t>
+            </w:r>
+            <w:r>
+              <w:rPr>
+                <w:noProof/>
+                <w:webHidden/>
+              </w:rPr>
+              <w:tab/>
+            </w:r>
+            <w:r>
+              <w:rPr>
+                <w:noProof/>
+                <w:webHidden/>
+              </w:rPr>
+              <w:fldChar w:fldCharType="begin"/>
+            </w:r>
+            <w:r>
+              <w:rPr>
+                <w:noProof/>
+                <w:webHidden/>
+              </w:rPr>
+              <w:instrText xml:space="preserve"> PAGEREF _Toc213843431 \h </w:instrText>
+            </w:r>
+            <w:r>
+              <w:rPr>
+                <w:noProof/>
+                <w:webHidden/>
+              </w:rPr>
+            </w:r>
+            <w:r>
+              <w:rPr>
+                <w:noProof/>
+                <w:webHidden/>
+              </w:rPr>
+              <w:fldChar w:fldCharType="separate"/>
+            </w:r>
+            <w:r>
+              <w:rPr>
+                <w:noProof/>
+                <w:webHidden/>
+              </w:rPr>
+              <w:t>35</w:t>
+            </w:r>
+            <w:r>
+              <w:rPr>
+                <w:noProof/>
+                <w:webHidden/>
+              </w:rPr>
+              <w:fldChar w:fldCharType="end"/>
+            </w:r>
+          </w:hyperlink>
+        </w:p>
+        <w:p>
+          <w:pPr>
+            <w:pStyle w:val="Sumrio2"/>
+            <w:tabs>
+              <w:tab w:val="right" w:leader="dot" w:pos="9066"/>
+            </w:tabs>
+            <w:rPr>
+              <w:noProof/>
+              <w:kern w:val="2"/>
+              <w:sz w:val="24"/>
+              <w:szCs w:val="24"/>
+              <w:lang w:eastAsia="pt-BR"/>
+              <w14:ligatures w14:val="standardContextual"/>
+            </w:rPr>
+          </w:pPr>
+          <w:hyperlink w:anchor="_Toc213843432" w:history="1">
+            <w:r>
+              <w:rPr>
+                <w:rStyle w:val="Hyperlink"/>
+                <w:noProof/>
+                <w:lang w:val="pt"/>
+              </w:rPr>
+              <w:t>HISTORICO DE AGENDAMENTO</w:t>
+            </w:r>
+            <w:r>
+              <w:rPr>
+                <w:noProof/>
+                <w:webHidden/>
+              </w:rPr>
+              <w:tab/>
+            </w:r>
+            <w:r>
+              <w:rPr>
+                <w:noProof/>
+                <w:webHidden/>
+              </w:rPr>
+              <w:fldChar w:fldCharType="begin"/>
+            </w:r>
+            <w:r>
+              <w:rPr>
+                <w:noProof/>
+                <w:webHidden/>
+              </w:rPr>
+              <w:instrText xml:space="preserve"> PAGEREF _Toc213843432 \h </w:instrText>
+            </w:r>
+            <w:r>
+              <w:rPr>
+                <w:noProof/>
+                <w:webHidden/>
+              </w:rPr>
+            </w:r>
+            <w:r>
+              <w:rPr>
+                <w:noProof/>
+                <w:webHidden/>
+              </w:rPr>
+              <w:fldChar w:fldCharType="separate"/>
+            </w:r>
+            <w:r>
+              <w:rPr>
+                <w:noProof/>
+                <w:webHidden/>
+              </w:rPr>
+              <w:t>35</w:t>
+            </w:r>
+            <w:r>
+              <w:rPr>
+                <w:noProof/>
+                <w:webHidden/>
+              </w:rPr>
+              <w:fldChar w:fldCharType="end"/>
+            </w:r>
+          </w:hyperlink>
+        </w:p>
+        <w:p>
+          <w:pPr>
+            <w:pStyle w:val="Sumrio2"/>
+            <w:tabs>
+              <w:tab w:val="right" w:leader="dot" w:pos="9066"/>
+            </w:tabs>
+            <w:rPr>
+              <w:noProof/>
+              <w:kern w:val="2"/>
+              <w:sz w:val="24"/>
+              <w:szCs w:val="24"/>
+              <w:lang w:eastAsia="pt-BR"/>
+              <w14:ligatures w14:val="standardContextual"/>
+            </w:rPr>
+          </w:pPr>
+          <w:hyperlink w:anchor="_Toc213843433" w:history="1">
+            <w:r>
+              <w:rPr>
+                <w:rStyle w:val="Hyperlink"/>
+                <w:noProof/>
+                <w:lang w:val="pt"/>
+              </w:rPr>
+              <w:t>CANCELAR AGENDAMENTO</w:t>
+            </w:r>
+            <w:r>
+              <w:rPr>
+                <w:noProof/>
+                <w:webHidden/>
+              </w:rPr>
+              <w:tab/>
+            </w:r>
+            <w:r>
+              <w:rPr>
+                <w:noProof/>
+                <w:webHidden/>
+              </w:rPr>
+              <w:fldChar w:fldCharType="begin"/>
+            </w:r>
+            <w:r>
+              <w:rPr>
+                <w:noProof/>
+                <w:webHidden/>
+              </w:rPr>
+              <w:instrText xml:space="preserve"> PAGEREF _Toc213843433 \h </w:instrText>
+            </w:r>
+            <w:r>
+              <w:rPr>
+                <w:noProof/>
+                <w:webHidden/>
+              </w:rPr>
+            </w:r>
+            <w:r>
+              <w:rPr>
+                <w:noProof/>
+                <w:webHidden/>
+              </w:rPr>
+              <w:fldChar w:fldCharType="separate"/>
+            </w:r>
+            <w:r>
+              <w:rPr>
+                <w:noProof/>
+                <w:webHidden/>
+              </w:rPr>
+              <w:t>36</w:t>
+            </w:r>
+            <w:r>
+              <w:rPr>
+                <w:noProof/>
+                <w:webHidden/>
+              </w:rPr>
+              <w:fldChar w:fldCharType="end"/>
+            </w:r>
+          </w:hyperlink>
+        </w:p>
+        <w:p>
+          <w:pPr>
+            <w:pStyle w:val="Sumrio2"/>
+            <w:tabs>
+              <w:tab w:val="right" w:leader="dot" w:pos="9066"/>
+            </w:tabs>
+            <w:rPr>
+              <w:noProof/>
+              <w:kern w:val="2"/>
+              <w:sz w:val="24"/>
+              <w:szCs w:val="24"/>
+              <w:lang w:eastAsia="pt-BR"/>
+              <w14:ligatures w14:val="standardContextual"/>
+            </w:rPr>
+          </w:pPr>
+          <w:hyperlink w:anchor="_Toc213843434" w:history="1">
+            <w:r>
+              <w:rPr>
+                <w:rStyle w:val="Hyperlink"/>
+                <w:noProof/>
+                <w:lang w:val="pt"/>
+              </w:rPr>
+              <w:t>RECOMENDAÇÕES DE USO</w:t>
+            </w:r>
+            <w:r>
+              <w:rPr>
+                <w:noProof/>
+                <w:webHidden/>
+              </w:rPr>
+              <w:tab/>
+            </w:r>
+            <w:r>
+              <w:rPr>
+                <w:noProof/>
+                <w:webHidden/>
+              </w:rPr>
+              <w:fldChar w:fldCharType="begin"/>
+            </w:r>
+            <w:r>
+              <w:rPr>
+                <w:noProof/>
+                <w:webHidden/>
+              </w:rPr>
+              <w:instrText xml:space="preserve"> PAGEREF _Toc213843434 \h </w:instrText>
+            </w:r>
+            <w:r>
+              <w:rPr>
+                <w:noProof/>
+                <w:webHidden/>
+              </w:rPr>
+            </w:r>
+            <w:r>
+              <w:rPr>
+                <w:noProof/>
+                <w:webHidden/>
+              </w:rPr>
+              <w:fldChar w:fldCharType="separate"/>
+            </w:r>
+            <w:r>
+              <w:rPr>
+                <w:noProof/>
+                <w:webHidden/>
+              </w:rPr>
+              <w:t>37</w:t>
+            </w:r>
+            <w:r>
+              <w:rPr>
+                <w:noProof/>
+                <w:webHidden/>
+              </w:rPr>
+              <w:fldChar w:fldCharType="end"/>
+            </w:r>
+          </w:hyperlink>
+        </w:p>
+        <w:p>
+          <w:pPr>
+            <w:pStyle w:val="Sumrio1"/>
+            <w:tabs>
+              <w:tab w:val="right" w:leader="dot" w:pos="9066"/>
+            </w:tabs>
+            <w:rPr>
+              <w:noProof/>
+              <w:kern w:val="2"/>
+              <w:sz w:val="24"/>
+              <w:szCs w:val="24"/>
+              <w:lang w:eastAsia="pt-BR"/>
+              <w14:ligatures w14:val="standardContextual"/>
+            </w:rPr>
+          </w:pPr>
+          <w:hyperlink w:anchor="_Toc213843435" w:history="1">
+            <w:r>
+              <w:rPr>
+                <w:rStyle w:val="Hyperlink"/>
+                <w:noProof/>
+              </w:rPr>
+              <w:t>CONCLUSÃO</w:t>
+            </w:r>
+            <w:r>
+              <w:rPr>
+                <w:noProof/>
+                <w:webHidden/>
+              </w:rPr>
+              <w:tab/>
+            </w:r>
+            <w:r>
+              <w:rPr>
+                <w:noProof/>
+                <w:webHidden/>
+              </w:rPr>
+              <w:fldChar w:fldCharType="begin"/>
+            </w:r>
+            <w:r>
+              <w:rPr>
+                <w:noProof/>
+                <w:webHidden/>
+              </w:rPr>
+              <w:instrText xml:space="preserve"> PAGEREF _Toc213843435 \h </w:instrText>
+            </w:r>
+            <w:r>
+              <w:rPr>
+                <w:noProof/>
+                <w:webHidden/>
+              </w:rPr>
+            </w:r>
+            <w:r>
+              <w:rPr>
+                <w:noProof/>
+                <w:webHidden/>
+              </w:rPr>
+              <w:fldChar w:fldCharType="separate"/>
+            </w:r>
+            <w:r>
+              <w:rPr>
+                <w:noProof/>
+                <w:webHidden/>
+              </w:rPr>
+              <w:t>38</w:t>
+            </w:r>
+            <w:r>
+              <w:rPr>
+                <w:noProof/>
+                <w:webHidden/>
+              </w:rPr>
+              <w:fldChar w:fldCharType="end"/>
+            </w:r>
+          </w:hyperlink>
+        </w:p>
+        <w:p>
+          <w:pPr>
+            <w:pStyle w:val="Sumrio1"/>
+            <w:tabs>
+              <w:tab w:val="right" w:leader="dot" w:pos="9066"/>
+            </w:tabs>
+            <w:rPr>
+              <w:noProof/>
+              <w:kern w:val="2"/>
+              <w:sz w:val="24"/>
+              <w:szCs w:val="24"/>
+              <w:lang w:eastAsia="pt-BR"/>
+              <w14:ligatures w14:val="standardContextual"/>
+            </w:rPr>
+          </w:pPr>
+          <w:hyperlink w:anchor="_Toc213843436" w:history="1">
+            <w:r>
+              <w:rPr>
+                <w:rStyle w:val="Hyperlink"/>
+                <w:noProof/>
               </w:rPr>
               <w:t>Referências</w:t>
             </w:r>
@@ -4031,7 +4557,7 @@
                 <w:noProof/>
                 <w:webHidden/>
               </w:rPr>
-              <w:instrText xml:space="preserve"> PAGEREF _Toc213842221 \h </w:instrText>
+              <w:instrText xml:space="preserve"> PAGEREF _Toc213843436 \h </w:instrText>
             </w:r>
             <w:r>
               <w:rPr>
@@ -4051,7 +4577,7 @@
                 <w:noProof/>
                 <w:webHidden/>
               </w:rPr>
-              <w:t>36</w:t>
+              <w:t>38</w:t>
             </w:r>
             <w:r>
               <w:rPr>
@@ -4220,7 +4746,7 @@
           <w:lang w:val="en-US"/>
         </w:rPr>
       </w:pPr>
-      <w:bookmarkStart w:id="0" w:name="_Toc213842171"/>
+      <w:bookmarkStart w:id="0" w:name="_Toc213843380"/>
       <w:r>
         <w:rPr>
           <w:lang w:val="en-US"/>
@@ -4375,6 +4901,7 @@
           <w:bCs/>
           <w:lang w:val="en-US"/>
         </w:rPr>
+        <w:lastRenderedPageBreak/>
         <w:t xml:space="preserve">Keywords: Software Engineering. Health Management. Entrepreneurship. Artificial Intelligence. C#. Web Development. </w:t>
       </w:r>
       <w:r>
@@ -4409,7 +4936,7 @@
       <w:pPr>
         <w:pStyle w:val="Ttulo1"/>
       </w:pPr>
-      <w:bookmarkStart w:id="1" w:name="_Toc213842172"/>
+      <w:bookmarkStart w:id="1" w:name="_Toc213843381"/>
       <w:r>
         <w:t>Introdução</w:t>
       </w:r>
@@ -4429,113 +4956,221 @@
           <w:rFonts w:ascii="Times New Roman" w:hAnsi="Times New Roman" w:cs="Times New Roman"/>
           <w:bCs/>
         </w:rPr>
-        <w:t xml:space="preserve">O "Bem Agendado" representa um marco na modernização da gestão hospitalar no Brasil, sendo o resultado da convergência estratégica entre tecnologia de ponta, inovação empreendedora e um profundo compromisso com a eficiência e a equidade no atendimento ao paciente. Este projeto foi concebido não apenas como um sistema de agendamento, mas como uma solução inteligente e integrada capaz de transformar o fluxo de </w:t>
-      </w:r>
-      <w:r>
-        <w:rPr>
-          <w:rFonts w:ascii="Times New Roman" w:hAnsi="Times New Roman" w:cs="Times New Roman"/>
-          <w:bCs/>
-        </w:rPr>
+        <w:t>O "Bem Agendado" representa um marco na modernização da gestão hospitalar no Brasil, sendo o resultado da convergência estratégica entre tecnologia de ponta, inovação empreendedora e um profundo compromisso com a eficiência e a equidade no atendimento ao paciente. Este projeto foi concebido não apenas como um sistema de agendamento, mas como uma solução inteligente e integrada capaz de transformar o fluxo de trabalho em ambientes de saúde, otimizando recursos, reduzindo custos operacionais e elevando significativamente a satisfação do usuário final.</w:t>
+      </w:r>
+    </w:p>
+    <w:p>
+      <w:pPr>
+        <w:spacing w:line="276" w:lineRule="auto"/>
+        <w:jc w:val="both"/>
+        <w:rPr>
+          <w:rFonts w:ascii="Times New Roman" w:hAnsi="Times New Roman" w:cs="Times New Roman"/>
+          <w:bCs/>
+        </w:rPr>
+      </w:pPr>
+      <w:r>
+        <w:rPr>
+          <w:rFonts w:ascii="Times New Roman" w:hAnsi="Times New Roman" w:cs="Times New Roman"/>
+          <w:bCs/>
+        </w:rPr>
+        <w:t>Sob a perspectiva do Empreendedorismo, o "Bem Agendado" identificou uma lacuna crítica no mercado: a carência de sistemas de gestão com capacidades nativas de Inteligência Artificial (IA) adaptadas à complexidade do contexto hospitalar brasileiro. A proposta de valor foi construída em torno de diferenciais inovadores, como um sistema de FAQ dinâmico — que aprende e evolui com as interações — e um mecanismo de priorização inteligente de chamados, que direciona automaticamente as demandas com base em urgência e especialidade. Essas funcionalidades não apenas agilizam a resolução de problemas, mas também geram um Retorno Sobre o Investimento (ROI) expressivo, por meio da drástica redução de tempo ocioso de técnicos e da minimização de erros operacionais.</w:t>
+      </w:r>
+    </w:p>
+    <w:p>
+      <w:pPr>
+        <w:spacing w:line="276" w:lineRule="auto"/>
+        <w:jc w:val="both"/>
+        <w:rPr>
+          <w:rFonts w:ascii="Times New Roman" w:hAnsi="Times New Roman" w:cs="Times New Roman"/>
+          <w:bCs/>
+        </w:rPr>
+      </w:pPr>
+      <w:r>
+        <w:rPr>
+          <w:rFonts w:ascii="Times New Roman" w:hAnsi="Times New Roman" w:cs="Times New Roman"/>
+          <w:bCs/>
+        </w:rPr>
+        <w:t>A viabilidade técnica e a escalabilidade foram pilares centrais no desenvolvimento. A arquitetura do sistema foi desenhada para crescer de forma modular e eficiente, utilizando frameworks modernos e de alto desempenho como .NET Core e ASP.NET Core. Essa escolha garante que a solução possa ser facilmente adaptada e expandida, atendendo desde pequenas clínicas até grandes redes hospitalares, sem comprometer a estabilidade ou a segurança. A aplicação desktop, desenvolvida em C# com Windows Forms, oferece uma interface intuitiva e de alta usabilidade para os colaboradores, enquanto APIs construídas em ASP.NET permitem a integração perfeita com serviços externos, como o envio automatizado e seguro de notificações por e-mail para os pacientes.</w:t>
+      </w:r>
+    </w:p>
+    <w:p>
+      <w:pPr>
+        <w:spacing w:line="276" w:lineRule="auto"/>
+        <w:jc w:val="both"/>
+        <w:rPr>
+          <w:rFonts w:ascii="Times New Roman" w:hAnsi="Times New Roman" w:cs="Times New Roman"/>
+          <w:bCs/>
+        </w:rPr>
+      </w:pPr>
+      <w:r>
+        <w:rPr>
+          <w:rFonts w:ascii="Times New Roman" w:hAnsi="Times New Roman" w:cs="Times New Roman"/>
+          <w:bCs/>
+        </w:rPr>
+        <w:t>No âmbito do compromisso social e ético, o "Bem Agendado" incorpora de forma pioneira a Relação Ético-Racial em seu design e funcionalidades. O sistema foi estruturado para promover um atendimento isento de viés e discriminatório, assegurando que a diversidade racial e cultural dos pacientes seja respeitada e valorizada. Isso se reflete em recursos que garantem transparência, imparcialidade no acesso aos serviços e a promoção de uma experiência humanizada, alinhando a tecnologia aos princípios de cidadania e equidade.</w:t>
+      </w:r>
+    </w:p>
+    <w:p>
+      <w:pPr>
+        <w:spacing w:line="276" w:lineRule="auto"/>
+        <w:jc w:val="both"/>
+        <w:rPr>
+          <w:rFonts w:ascii="Times New Roman" w:hAnsi="Times New Roman" w:cs="Times New Roman"/>
+          <w:bCs/>
+        </w:rPr>
+      </w:pPr>
+      <w:r>
+        <w:rPr>
+          <w:rFonts w:ascii="Times New Roman" w:hAnsi="Times New Roman" w:cs="Times New Roman"/>
+          <w:bCs/>
+        </w:rPr>
+        <w:t>A gestão do projeto foi otimizada por meio da adoção de metodologias ágeis, utilizando a ferramenta Trello para organizar tarefas, acompanhar o progresso em tempo real e garantir uma colaboração eficiente entre a equipe. O banco de dados PostgreSQL, administrado via pgAdmin, assegurou um armazenamento de dados confiável, consistente e seguro, capaz de lidar com grandes volumes de informações sensíveis, sempre em conformidade com a Lei Geral de Proteção de Dados (LGPD).</w:t>
+      </w:r>
+    </w:p>
+    <w:p>
+      <w:pPr>
+        <w:pStyle w:val="Ttulo1"/>
+      </w:pPr>
+      <w:r>
+        <w:t xml:space="preserve"> </w:t>
+      </w:r>
+      <w:bookmarkStart w:id="2" w:name="_Toc213843382"/>
+      <w:r>
+        <w:t>GESTÃO DA QUALIDADE</w:t>
+      </w:r>
+      <w:bookmarkEnd w:id="2"/>
+    </w:p>
+    <w:p>
+      <w:pPr>
+        <w:spacing w:line="276" w:lineRule="auto"/>
+        <w:jc w:val="both"/>
+        <w:rPr>
+          <w:rFonts w:ascii="Times New Roman" w:hAnsi="Times New Roman" w:cs="Times New Roman"/>
+          <w:bCs/>
+        </w:rPr>
+      </w:pPr>
+      <w:r>
+        <w:rPr>
+          <w:rFonts w:ascii="Times New Roman" w:hAnsi="Times New Roman" w:cs="Times New Roman"/>
+          <w:bCs/>
+        </w:rPr>
+        <w:t>A Gestão da Qualidade é uma área dedicada a garantir que produtos, serviços e processos atinjam consistentemente um alto padrão de excelência, satisfazendo plenamente as necessidades e expectativas dos usuários e cumprindo rigorosos requisitos regulatórios.</w:t>
+      </w:r>
+    </w:p>
+    <w:p>
+      <w:pPr>
+        <w:pStyle w:val="Ttulo2"/>
+      </w:pPr>
+      <w:r>
         <w:lastRenderedPageBreak/>
-        <w:t>trabalho em ambientes de saúde, otimizando recursos, reduzindo custos operacionais e elevando significativamente a satisfação do usuário final.</w:t>
-      </w:r>
-    </w:p>
-    <w:p>
-      <w:pPr>
-        <w:spacing w:line="276" w:lineRule="auto"/>
-        <w:jc w:val="both"/>
-        <w:rPr>
-          <w:rFonts w:ascii="Times New Roman" w:hAnsi="Times New Roman" w:cs="Times New Roman"/>
-          <w:bCs/>
-        </w:rPr>
-      </w:pPr>
-      <w:r>
-        <w:rPr>
-          <w:rFonts w:ascii="Times New Roman" w:hAnsi="Times New Roman" w:cs="Times New Roman"/>
-          <w:bCs/>
-        </w:rPr>
-        <w:t>Sob a perspectiva do Empreendedorismo, o "Bem Agendado" identificou uma lacuna crítica no mercado: a carência de sistemas de gestão com capacidades nativas de Inteligência Artificial (IA) adaptadas à complexidade do contexto hospitalar brasileiro. A proposta de valor foi construída em torno de diferenciais inovadores, como um sistema de FAQ dinâmico — que aprende e evolui com as interações — e um mecanismo de priorização inteligente de chamados, que direciona automaticamente as demandas com base em urgência e especialidade. Essas funcionalidades não apenas agilizam a resolução de problemas, mas também geram um Retorno Sobre o Investimento (ROI) expressivo, por meio da drástica redução de tempo ocioso de técnicos e da minimização de erros operacionais.</w:t>
-      </w:r>
-    </w:p>
-    <w:p>
-      <w:pPr>
-        <w:spacing w:line="276" w:lineRule="auto"/>
-        <w:jc w:val="both"/>
-        <w:rPr>
-          <w:rFonts w:ascii="Times New Roman" w:hAnsi="Times New Roman" w:cs="Times New Roman"/>
-          <w:bCs/>
-        </w:rPr>
-      </w:pPr>
-      <w:r>
-        <w:rPr>
-          <w:rFonts w:ascii="Times New Roman" w:hAnsi="Times New Roman" w:cs="Times New Roman"/>
-          <w:bCs/>
-        </w:rPr>
-        <w:t>A viabilidade técnica e a escalabilidade foram pilares centrais no desenvolvimento. A arquitetura do sistema foi desenhada para crescer de forma modular e eficiente, utilizando frameworks modernos e de alto desempenho como .NET Core e ASP.NET Core. Essa escolha garante que a solução possa ser facilmente adaptada e expandida, atendendo desde pequenas clínicas até grandes redes hospitalares, sem comprometer a estabilidade ou a segurança. A aplicação desktop, desenvolvida em C# com Windows Forms, oferece uma interface intuitiva e de alta usabilidade para os colaboradores, enquanto APIs construídas em ASP.NET permitem a integração perfeita com serviços externos, como o envio automatizado e seguro de notificações por e-mail para os pacientes.</w:t>
-      </w:r>
-    </w:p>
-    <w:p>
-      <w:pPr>
-        <w:spacing w:line="276" w:lineRule="auto"/>
-        <w:jc w:val="both"/>
-        <w:rPr>
-          <w:rFonts w:ascii="Times New Roman" w:hAnsi="Times New Roman" w:cs="Times New Roman"/>
-          <w:bCs/>
-        </w:rPr>
-      </w:pPr>
-      <w:r>
-        <w:rPr>
-          <w:rFonts w:ascii="Times New Roman" w:hAnsi="Times New Roman" w:cs="Times New Roman"/>
-          <w:bCs/>
-        </w:rPr>
-        <w:t>No âmbito do compromisso social e ético, o "Bem Agendado" incorpora de forma pioneira a Relação Ético-Racial em seu design e funcionalidades. O sistema foi estruturado para promover um atendimento isento de viés e discriminatório, assegurando que a diversidade racial e cultural dos pacientes seja respeitada e valorizada. Isso se reflete em recursos que garantem transparência, imparcialidade no acesso aos serviços e a promoção de uma experiência humanizada, alinhando a tecnologia aos princípios de cidadania e equidade.</w:t>
-      </w:r>
-    </w:p>
-    <w:p>
-      <w:pPr>
-        <w:spacing w:line="276" w:lineRule="auto"/>
-        <w:jc w:val="both"/>
-        <w:rPr>
-          <w:rFonts w:ascii="Times New Roman" w:hAnsi="Times New Roman" w:cs="Times New Roman"/>
-          <w:bCs/>
-        </w:rPr>
-      </w:pPr>
-      <w:r>
-        <w:rPr>
-          <w:rFonts w:ascii="Times New Roman" w:hAnsi="Times New Roman" w:cs="Times New Roman"/>
-          <w:bCs/>
-        </w:rPr>
-        <w:t>A gestão do projeto foi otimizada por meio da adoção de metodologias ágeis, utilizando a ferramenta Trello para organizar tarefas, acompanhar o progresso em tempo real e garantir uma colaboração eficiente entre a equipe. O banco de dados PostgreSQL, administrado via pgAdmin, assegurou um armazenamento de dados confiável, consistente e seguro, capaz de lidar com grandes volumes de informações sensíveis, sempre em conformidade com a Lei Geral de Proteção de Dados (LGPD).</w:t>
-      </w:r>
-    </w:p>
-    <w:p>
-      <w:pPr>
-        <w:pStyle w:val="Ttulo1"/>
-      </w:pPr>
-      <w:r>
         <w:t xml:space="preserve"> </w:t>
       </w:r>
-      <w:bookmarkStart w:id="2" w:name="_Toc213842173"/>
-      <w:r>
-        <w:t>GESTÃO DA QUALIDADE</w:t>
-      </w:r>
-      <w:bookmarkEnd w:id="2"/>
-    </w:p>
-    <w:p>
-      <w:pPr>
-        <w:spacing w:line="276" w:lineRule="auto"/>
-        <w:jc w:val="both"/>
-        <w:rPr>
-          <w:rFonts w:ascii="Times New Roman" w:hAnsi="Times New Roman" w:cs="Times New Roman"/>
-          <w:bCs/>
-        </w:rPr>
-      </w:pPr>
-      <w:r>
-        <w:rPr>
-          <w:rFonts w:ascii="Times New Roman" w:hAnsi="Times New Roman" w:cs="Times New Roman"/>
-          <w:bCs/>
-        </w:rPr>
-        <w:t>A Gestão da Qualidade é uma área dedicada a garantir que produtos, serviços e processos atinjam consistentemente um alto padrão de excelência, satisfazendo plenamente as necessidades e expectativas dos usuários e cumprindo rigorosos requisitos regulatórios.</w:t>
+      <w:bookmarkStart w:id="3" w:name="_Toc213843383"/>
+      <w:r>
+        <w:t>Conceitos Fundamentais da Qualidade</w:t>
+      </w:r>
+      <w:bookmarkEnd w:id="3"/>
+    </w:p>
+    <w:p>
+      <w:pPr>
+        <w:spacing w:line="276" w:lineRule="auto"/>
+        <w:jc w:val="both"/>
+        <w:rPr>
+          <w:rFonts w:ascii="Times New Roman" w:hAnsi="Times New Roman" w:cs="Times New Roman"/>
+          <w:bCs/>
+        </w:rPr>
+      </w:pPr>
+      <w:r>
+        <w:rPr>
+          <w:rFonts w:ascii="Times New Roman" w:hAnsi="Times New Roman" w:cs="Times New Roman"/>
+          <w:bCs/>
+        </w:rPr>
+        <w:t>O foco da Gestão da Qualidade está na melhoria contínua e na prevenção de não-conformidades. Princípios como o Ciclo PDCA (Plan-Do-Check-Act) e normas como a ISO 9001 orientam as práticas para estabelecer um Sistema de Gestão da Qualidade (SGQ) eficaz.</w:t>
+      </w:r>
+    </w:p>
+    <w:p>
+      <w:pPr>
+        <w:spacing w:line="276" w:lineRule="auto"/>
+        <w:jc w:val="both"/>
+        <w:rPr>
+          <w:rFonts w:ascii="Times New Roman" w:hAnsi="Times New Roman" w:cs="Times New Roman"/>
+          <w:bCs/>
+        </w:rPr>
+      </w:pPr>
+      <w:r>
+        <w:rPr>
+          <w:rFonts w:ascii="Times New Roman" w:hAnsi="Times New Roman" w:cs="Times New Roman"/>
+          <w:bCs/>
+        </w:rPr>
+        <w:t>Na área de Tecnologia da Informação (TI), o modelo ISO/IEC 25010 (SQuaRE) é a referência para definir a excelência do software com base em atributos essenciais, como:</w:t>
+      </w:r>
+    </w:p>
+    <w:p>
+      <w:pPr>
+        <w:spacing w:line="276" w:lineRule="auto"/>
+        <w:jc w:val="both"/>
+        <w:rPr>
+          <w:rFonts w:ascii="Times New Roman" w:hAnsi="Times New Roman" w:cs="Times New Roman"/>
+          <w:bCs/>
+        </w:rPr>
+      </w:pPr>
+      <w:r>
+        <w:rPr>
+          <w:rFonts w:ascii="Times New Roman" w:hAnsi="Times New Roman" w:cs="Times New Roman"/>
+          <w:bCs/>
+        </w:rPr>
+        <w:t>Usabilidade: A facilidade de uso do sistema, minimizando o tempo necessário para que novos usuários se tornem proficientes.</w:t>
+      </w:r>
+    </w:p>
+    <w:p>
+      <w:pPr>
+        <w:spacing w:line="276" w:lineRule="auto"/>
+        <w:jc w:val="both"/>
+        <w:rPr>
+          <w:rFonts w:ascii="Times New Roman" w:hAnsi="Times New Roman" w:cs="Times New Roman"/>
+          <w:bCs/>
+        </w:rPr>
+      </w:pPr>
+      <w:r>
+        <w:rPr>
+          <w:rFonts w:ascii="Times New Roman" w:hAnsi="Times New Roman" w:cs="Times New Roman"/>
+          <w:bCs/>
+        </w:rPr>
+        <w:t>Confiabilidade e Desempenho: A capacidade do sistema de operar sem falhas por longos períodos e de responder rapidamente às solicitações, aspecto vital em um ambiente crítico como o hospitalar.</w:t>
+      </w:r>
+    </w:p>
+    <w:p>
+      <w:pPr>
+        <w:spacing w:line="276" w:lineRule="auto"/>
+        <w:jc w:val="both"/>
+        <w:rPr>
+          <w:rFonts w:ascii="Times New Roman" w:hAnsi="Times New Roman" w:cs="Times New Roman"/>
+          <w:bCs/>
+        </w:rPr>
+      </w:pPr>
+      <w:r>
+        <w:rPr>
+          <w:rFonts w:ascii="Times New Roman" w:hAnsi="Times New Roman" w:cs="Times New Roman"/>
+          <w:bCs/>
+        </w:rPr>
+        <w:t>Segurança: A robustez dos mecanismos de proteção de dados e acessos, essencial para a integridade das informações.</w:t>
+      </w:r>
+    </w:p>
+    <w:p>
+      <w:pPr>
+        <w:spacing w:line="276" w:lineRule="auto"/>
+        <w:jc w:val="both"/>
+        <w:rPr>
+          <w:rFonts w:ascii="Times New Roman" w:hAnsi="Times New Roman" w:cs="Times New Roman"/>
+          <w:bCs/>
+        </w:rPr>
+      </w:pPr>
+      <w:r>
+        <w:rPr>
+          <w:rFonts w:ascii="Times New Roman" w:hAnsi="Times New Roman" w:cs="Times New Roman"/>
+          <w:bCs/>
+        </w:rPr>
+        <w:t>Manutenibilidade: A estrutura interna do software que facilita a correção de erros, a evolução e a adaptação a novos requisitos.</w:t>
       </w:r>
     </w:p>
     <w:p>
@@ -4545,201 +5180,85 @@
       <w:r>
         <w:t xml:space="preserve"> </w:t>
       </w:r>
-      <w:bookmarkStart w:id="3" w:name="_Toc213842174"/>
-      <w:r>
-        <w:t>Conceitos Fundamentais da Qualidade</w:t>
-      </w:r>
-      <w:bookmarkEnd w:id="3"/>
-    </w:p>
-    <w:p>
-      <w:pPr>
-        <w:spacing w:line="276" w:lineRule="auto"/>
-        <w:jc w:val="both"/>
-        <w:rPr>
-          <w:rFonts w:ascii="Times New Roman" w:hAnsi="Times New Roman" w:cs="Times New Roman"/>
-          <w:bCs/>
-        </w:rPr>
-      </w:pPr>
-      <w:r>
-        <w:rPr>
-          <w:rFonts w:ascii="Times New Roman" w:hAnsi="Times New Roman" w:cs="Times New Roman"/>
-          <w:bCs/>
-        </w:rPr>
-        <w:t>O foco da Gestão da Qualidade está na melhoria contínua e na prevenção de não-conformidades. Princípios como o Ciclo PDCA (Plan-Do-Check-Act) e normas como a ISO 9001 orientam as práticas para estabelecer um Sistema de Gestão da Qualidade (SGQ) eficaz.</w:t>
-      </w:r>
-    </w:p>
-    <w:p>
-      <w:pPr>
-        <w:spacing w:line="276" w:lineRule="auto"/>
-        <w:jc w:val="both"/>
-        <w:rPr>
-          <w:rFonts w:ascii="Times New Roman" w:hAnsi="Times New Roman" w:cs="Times New Roman"/>
-          <w:bCs/>
-        </w:rPr>
-      </w:pPr>
-      <w:r>
-        <w:rPr>
-          <w:rFonts w:ascii="Times New Roman" w:hAnsi="Times New Roman" w:cs="Times New Roman"/>
-          <w:bCs/>
-        </w:rPr>
-        <w:t>Na área de Tecnologia da Informação (TI), o modelo ISO/IEC 25010 (SQuaRE) é a referência para definir a excelência do software com base em atributos essenciais, como:</w:t>
-      </w:r>
-    </w:p>
-    <w:p>
-      <w:pPr>
-        <w:spacing w:line="276" w:lineRule="auto"/>
-        <w:jc w:val="both"/>
-        <w:rPr>
-          <w:rFonts w:ascii="Times New Roman" w:hAnsi="Times New Roman" w:cs="Times New Roman"/>
-          <w:bCs/>
-        </w:rPr>
-      </w:pPr>
-      <w:r>
-        <w:rPr>
-          <w:rFonts w:ascii="Times New Roman" w:hAnsi="Times New Roman" w:cs="Times New Roman"/>
-          <w:bCs/>
-        </w:rPr>
-        <w:t>Usabilidade: A facilidade de uso do sistema, minimizando o tempo necessário para que novos usuários se tornem proficientes.</w:t>
-      </w:r>
-    </w:p>
-    <w:p>
-      <w:pPr>
-        <w:spacing w:line="276" w:lineRule="auto"/>
-        <w:jc w:val="both"/>
-        <w:rPr>
-          <w:rFonts w:ascii="Times New Roman" w:hAnsi="Times New Roman" w:cs="Times New Roman"/>
-          <w:bCs/>
-        </w:rPr>
-      </w:pPr>
-      <w:r>
-        <w:rPr>
-          <w:rFonts w:ascii="Times New Roman" w:hAnsi="Times New Roman" w:cs="Times New Roman"/>
-          <w:bCs/>
-        </w:rPr>
-        <w:t>Confiabilidade e Desempenho: A capacidade do sistema de operar sem falhas por longos períodos e de responder rapidamente às solicitações, aspecto vital em um ambiente crítico como o hospitalar.</w:t>
-      </w:r>
-    </w:p>
-    <w:p>
-      <w:pPr>
-        <w:spacing w:line="276" w:lineRule="auto"/>
-        <w:jc w:val="both"/>
-        <w:rPr>
-          <w:rFonts w:ascii="Times New Roman" w:hAnsi="Times New Roman" w:cs="Times New Roman"/>
-          <w:bCs/>
-        </w:rPr>
-      </w:pPr>
-      <w:r>
-        <w:rPr>
-          <w:rFonts w:ascii="Times New Roman" w:hAnsi="Times New Roman" w:cs="Times New Roman"/>
-          <w:bCs/>
-        </w:rPr>
-        <w:t>Segurança: A robustez dos mecanismos de proteção de dados e acessos, essencial para a integridade das informações.</w:t>
-      </w:r>
-    </w:p>
-    <w:p>
-      <w:pPr>
-        <w:spacing w:line="276" w:lineRule="auto"/>
-        <w:jc w:val="both"/>
-        <w:rPr>
-          <w:rFonts w:ascii="Times New Roman" w:hAnsi="Times New Roman" w:cs="Times New Roman"/>
-          <w:bCs/>
-        </w:rPr>
-      </w:pPr>
-      <w:r>
-        <w:rPr>
-          <w:rFonts w:ascii="Times New Roman" w:hAnsi="Times New Roman" w:cs="Times New Roman"/>
-          <w:bCs/>
-        </w:rPr>
-        <w:lastRenderedPageBreak/>
-        <w:t>Manutenibilidade: A estrutura interna do software que facilita a correção de erros, a evolução e a adaptação a novos requisitos.</w:t>
+      <w:bookmarkStart w:id="4" w:name="_Toc213843384"/>
+      <w:r>
+        <w:t>O Papel da Qualidade</w:t>
+      </w:r>
+      <w:bookmarkEnd w:id="4"/>
+    </w:p>
+    <w:p>
+      <w:pPr>
+        <w:spacing w:line="276" w:lineRule="auto"/>
+        <w:jc w:val="both"/>
+        <w:rPr>
+          <w:rFonts w:ascii="Times New Roman" w:hAnsi="Times New Roman" w:cs="Times New Roman"/>
+          <w:bCs/>
+        </w:rPr>
+      </w:pPr>
+      <w:r>
+        <w:rPr>
+          <w:rFonts w:ascii="Times New Roman" w:hAnsi="Times New Roman" w:cs="Times New Roman"/>
+          <w:bCs/>
+        </w:rPr>
+        <w:t>A Gestão da Qualidade foi aplicada de forma estrita no projeto "Bem Agendado" para assegurar que o sistema fosse adequado ao ambiente hospitalar:</w:t>
+      </w:r>
+    </w:p>
+    <w:p>
+      <w:pPr>
+        <w:spacing w:line="276" w:lineRule="auto"/>
+        <w:jc w:val="both"/>
+        <w:rPr>
+          <w:rFonts w:ascii="Times New Roman" w:hAnsi="Times New Roman" w:cs="Times New Roman"/>
+          <w:bCs/>
+        </w:rPr>
+      </w:pPr>
+      <w:r>
+        <w:rPr>
+          <w:rFonts w:ascii="Times New Roman" w:hAnsi="Times New Roman" w:cs="Times New Roman"/>
+          <w:bCs/>
+        </w:rPr>
+        <w:t>Qualidade do Código e Testes: A arquitetura do sistema e a metodologia de desenvolvimento adotada garantiram que o código fosse testado de forma abrangente, resultando em uma alta cobertura de testes para verificar sua robustez e estabilidade.</w:t>
+      </w:r>
+    </w:p>
+    <w:p>
+      <w:pPr>
+        <w:spacing w:line="276" w:lineRule="auto"/>
+        <w:jc w:val="both"/>
+        <w:rPr>
+          <w:rFonts w:ascii="Times New Roman" w:hAnsi="Times New Roman" w:cs="Times New Roman"/>
+          <w:bCs/>
+        </w:rPr>
+      </w:pPr>
+      <w:r>
+        <w:rPr>
+          <w:rFonts w:ascii="Times New Roman" w:hAnsi="Times New Roman" w:cs="Times New Roman"/>
+          <w:bCs/>
+        </w:rPr>
+        <w:t>Conformidade e Segurança: A disciplina foi o pilar para a implementação da LGPD (Lei Geral de Proteção de Dados). O sistema foi desenhado para garantir a privacidade desde a sua concepção (Privacy by Design), com recursos para anonimizar e auditar o tratamento de dados pessoais.</w:t>
+      </w:r>
+    </w:p>
+    <w:p>
+      <w:pPr>
+        <w:spacing w:line="276" w:lineRule="auto"/>
+        <w:jc w:val="both"/>
+        <w:rPr>
+          <w:rFonts w:ascii="Times New Roman" w:hAnsi="Times New Roman" w:cs="Times New Roman"/>
+          <w:bCs/>
+        </w:rPr>
+      </w:pPr>
+      <w:r>
+        <w:rPr>
+          <w:rFonts w:ascii="Times New Roman" w:hAnsi="Times New Roman" w:cs="Times New Roman"/>
+          <w:bCs/>
+        </w:rPr>
+        <w:t>Excelência no Serviço: A qualidade assegurou que as interfaces do sistema fossem intuitivas e acessíveis (Usabilidade), o que levou a uma notável melhoria na satisfação dos usuários e uma diminuição significativa nos erros operacionais.</w:t>
       </w:r>
     </w:p>
     <w:p>
       <w:pPr>
         <w:pStyle w:val="Ttulo2"/>
       </w:pPr>
-      <w:r>
-        <w:t xml:space="preserve"> </w:t>
-      </w:r>
-      <w:bookmarkStart w:id="4" w:name="_Toc213842175"/>
-      <w:r>
-        <w:t>O Papel da Qualidade</w:t>
-      </w:r>
-      <w:bookmarkEnd w:id="4"/>
-    </w:p>
-    <w:p>
-      <w:pPr>
-        <w:spacing w:line="276" w:lineRule="auto"/>
-        <w:jc w:val="both"/>
-        <w:rPr>
-          <w:rFonts w:ascii="Times New Roman" w:hAnsi="Times New Roman" w:cs="Times New Roman"/>
-          <w:bCs/>
-        </w:rPr>
-      </w:pPr>
-      <w:r>
-        <w:rPr>
-          <w:rFonts w:ascii="Times New Roman" w:hAnsi="Times New Roman" w:cs="Times New Roman"/>
-          <w:bCs/>
-        </w:rPr>
-        <w:t>A Gestão da Qualidade foi aplicada de forma estrita no projeto "Bem Agendado" para assegurar que o sistema fosse adequado ao ambiente hospitalar:</w:t>
-      </w:r>
-    </w:p>
-    <w:p>
-      <w:pPr>
-        <w:spacing w:line="276" w:lineRule="auto"/>
-        <w:jc w:val="both"/>
-        <w:rPr>
-          <w:rFonts w:ascii="Times New Roman" w:hAnsi="Times New Roman" w:cs="Times New Roman"/>
-          <w:bCs/>
-        </w:rPr>
-      </w:pPr>
-      <w:r>
-        <w:rPr>
-          <w:rFonts w:ascii="Times New Roman" w:hAnsi="Times New Roman" w:cs="Times New Roman"/>
-          <w:bCs/>
-        </w:rPr>
-        <w:t>Qualidade do Código e Testes: A arquitetura do sistema e a metodologia de desenvolvimento adotada garantiram que o código fosse testado de forma abrangente, resultando em uma alta cobertura de testes para verificar sua robustez e estabilidade.</w:t>
-      </w:r>
-    </w:p>
-    <w:p>
-      <w:pPr>
-        <w:spacing w:line="276" w:lineRule="auto"/>
-        <w:jc w:val="both"/>
-        <w:rPr>
-          <w:rFonts w:ascii="Times New Roman" w:hAnsi="Times New Roman" w:cs="Times New Roman"/>
-          <w:bCs/>
-        </w:rPr>
-      </w:pPr>
-      <w:r>
-        <w:rPr>
-          <w:rFonts w:ascii="Times New Roman" w:hAnsi="Times New Roman" w:cs="Times New Roman"/>
-          <w:bCs/>
-        </w:rPr>
-        <w:t>Conformidade e Segurança: A disciplina foi o pilar para a implementação da LGPD (Lei Geral de Proteção de Dados). O sistema foi desenhado para garantir a privacidade desde a sua concepção (Privacy by Design), com recursos para anonimizar e auditar o tratamento de dados pessoais.</w:t>
-      </w:r>
-    </w:p>
-    <w:p>
-      <w:pPr>
-        <w:spacing w:line="276" w:lineRule="auto"/>
-        <w:jc w:val="both"/>
-        <w:rPr>
-          <w:rFonts w:ascii="Times New Roman" w:hAnsi="Times New Roman" w:cs="Times New Roman"/>
-          <w:bCs/>
-        </w:rPr>
-      </w:pPr>
-      <w:r>
-        <w:rPr>
-          <w:rFonts w:ascii="Times New Roman" w:hAnsi="Times New Roman" w:cs="Times New Roman"/>
-          <w:bCs/>
-        </w:rPr>
-        <w:t>Excelência no Serviço: A qualidade assegurou que as interfaces do sistema fossem intuitivas e acessíveis (Usabilidade), o que levou a uma notável melhoria na satisfação dos usuários e uma diminuição significativa nos erros operacionais.</w:t>
-      </w:r>
-    </w:p>
-    <w:p>
-      <w:pPr>
-        <w:pStyle w:val="Ttulo2"/>
-      </w:pPr>
-      <w:bookmarkStart w:id="5" w:name="_Toc213842176"/>
+      <w:bookmarkStart w:id="5" w:name="_Toc213843385"/>
       <w:r>
         <w:t>EMPREENDEDORISMO</w:t>
       </w:r>
@@ -4783,7 +5302,7 @@
         </w:rPr>
         <w:t xml:space="preserve"> </w:t>
       </w:r>
-      <w:bookmarkStart w:id="6" w:name="_Toc213842177"/>
+      <w:bookmarkStart w:id="6" w:name="_Toc213843386"/>
       <w:r>
         <w:rPr>
           <w:rStyle w:val="Ttulo2Char"/>
@@ -4875,6 +5394,7 @@
           <w:rFonts w:ascii="Times New Roman" w:hAnsi="Times New Roman" w:cs="Times New Roman"/>
           <w:bCs/>
         </w:rPr>
+        <w:lastRenderedPageBreak/>
         <w:t>Metodologias Ágeis: O uso de abordagens como o Lean Startup ou o Scrum permite o desenvolvimento incremental do produto, com entregas frequentes de valor (Mínimo Produto Viável – MVP) e aprendizado contínuo com base no feedback dos usuários.</w:t>
       </w:r>
     </w:p>
@@ -4895,7 +5415,7 @@
       <w:r>
         <w:t xml:space="preserve"> </w:t>
       </w:r>
-      <w:bookmarkStart w:id="7" w:name="_Toc213842178"/>
+      <w:bookmarkStart w:id="7" w:name="_Toc213843387"/>
       <w:r>
         <w:t>O Impacto Empreendedor no "Bem Agendado"</w:t>
       </w:r>
@@ -4966,126 +5486,126 @@
           <w:rFonts w:ascii="Times New Roman" w:hAnsi="Times New Roman" w:cs="Times New Roman"/>
           <w:bCs/>
         </w:rPr>
+        <w:t>Escalabilidade Estratégica: A escolha de arquiteturas e frameworks modernos (.NET Core, ASP.NET Core) e a criação de interfaces multiplataforma (Web, Desktop, Mobile) garantem que o "Bem Agendado" possa ser expandido com facilidade para atender desde pequenas clínicas até grandes redes hospitalares, confirmando sua viabilidade comercial.</w:t>
+      </w:r>
+    </w:p>
+    <w:p>
+      <w:pPr>
+        <w:pStyle w:val="Ttulo1"/>
+      </w:pPr>
+      <w:bookmarkStart w:id="8" w:name="_Toc213843388"/>
+      <w:r>
+        <w:t>Relação ética-racial:</w:t>
+      </w:r>
+      <w:bookmarkEnd w:id="8"/>
+      <w:r>
+        <w:tab/>
+      </w:r>
+    </w:p>
+    <w:p>
+      <w:pPr>
+        <w:spacing w:line="276" w:lineRule="auto"/>
+        <w:jc w:val="both"/>
+        <w:rPr>
+          <w:rFonts w:ascii="Times New Roman" w:hAnsi="Times New Roman" w:cs="Times New Roman"/>
+          <w:bCs/>
+        </w:rPr>
+      </w:pPr>
+      <w:r>
+        <w:rPr>
+          <w:rFonts w:ascii="Times New Roman" w:hAnsi="Times New Roman" w:cs="Times New Roman"/>
+          <w:bCs/>
+        </w:rPr>
+        <w:t xml:space="preserve">A relação ética-racial refere-se à interface entre os princípios éticos — como dignidade, justiça, igualdade e respeito — e as questões vinculadas à raça e à etnia. Tal relação implica refletir sobre como estruturas sociais, culturais e institucionais reproduzem ou enfrentam desigualdades raciais historicamente construídas. A dimensão ética, nesse sentido, exige o reconhecimento da diversidade étnico-racial como elemento constitutivo da sociedade e a adoção de práticas voltadas à superação do racismo, da discriminação e da marginalização de grupos </w:t>
+      </w:r>
+      <w:proofErr w:type="spellStart"/>
+      <w:r>
+        <w:rPr>
+          <w:rFonts w:ascii="Times New Roman" w:hAnsi="Times New Roman" w:cs="Times New Roman"/>
+          <w:bCs/>
+        </w:rPr>
+        <w:t>racializados</w:t>
+      </w:r>
+      <w:proofErr w:type="spellEnd"/>
+      <w:r>
+        <w:rPr>
+          <w:rFonts w:ascii="Times New Roman" w:hAnsi="Times New Roman" w:cs="Times New Roman"/>
+          <w:bCs/>
+        </w:rPr>
+        <w:t>.</w:t>
+      </w:r>
+    </w:p>
+    <w:p>
+      <w:pPr>
+        <w:spacing w:line="276" w:lineRule="auto"/>
+        <w:jc w:val="both"/>
+        <w:rPr>
+          <w:rFonts w:ascii="Times New Roman" w:hAnsi="Times New Roman" w:cs="Times New Roman"/>
+          <w:bCs/>
+        </w:rPr>
+      </w:pPr>
+      <w:r>
+        <w:rPr>
+          <w:rFonts w:ascii="Times New Roman" w:hAnsi="Times New Roman" w:cs="Times New Roman"/>
+          <w:bCs/>
+        </w:rPr>
+        <w:t>No contexto do agendamento clínico, a relação ética-racial se traduz no respeito e na valorização da diversidade racial e cultural dos pacientes, garantindo atendimento igualitário e sem discriminação. Ela orienta a construção de práticas que assegurem acesso justo aos serviços de saúde, promovendo inclusão, evitando preconceitos e tornando o atendimento mais humanizado e socialmente responsável.</w:t>
+      </w:r>
+    </w:p>
+    <w:p>
+      <w:pPr>
+        <w:spacing w:line="276" w:lineRule="auto"/>
+        <w:jc w:val="both"/>
+        <w:rPr>
+          <w:rFonts w:ascii="Times New Roman" w:hAnsi="Times New Roman" w:cs="Times New Roman"/>
+          <w:bCs/>
+        </w:rPr>
+      </w:pPr>
+      <w:r>
+        <w:rPr>
+          <w:rFonts w:ascii="Times New Roman" w:hAnsi="Times New Roman" w:cs="Times New Roman"/>
+          <w:bCs/>
+        </w:rPr>
+        <w:t>Portanto, a relação ética-racial não se limita ao combate a práticas discriminatórias, mas se configura como um compromisso coletivo com a equidade e a valorização da pluralidade cultural, fundamentais para a efetivação de direitos, o fortalecimento da democracia e a promoção da cidadania, inclusive no âmbito da saúde.</w:t>
+      </w:r>
+    </w:p>
+    <w:p>
+      <w:pPr>
+        <w:pStyle w:val="Ttulo1"/>
+      </w:pPr>
+      <w:r>
+        <w:t xml:space="preserve"> </w:t>
+      </w:r>
+      <w:bookmarkStart w:id="9" w:name="_Toc213843389"/>
+      <w:r>
+        <w:t>Afrodescendentes:</w:t>
+      </w:r>
+      <w:bookmarkEnd w:id="9"/>
+    </w:p>
+    <w:p>
+      <w:pPr>
+        <w:spacing w:line="276" w:lineRule="auto"/>
+        <w:jc w:val="both"/>
+        <w:rPr>
+          <w:rFonts w:ascii="Times New Roman" w:hAnsi="Times New Roman" w:cs="Times New Roman"/>
+          <w:bCs/>
+        </w:rPr>
+      </w:pPr>
+      <w:r>
+        <w:rPr>
+          <w:rFonts w:ascii="Times New Roman" w:hAnsi="Times New Roman" w:cs="Times New Roman"/>
+          <w:bCs/>
+        </w:rPr>
+        <w:t>Os afrodescendentes são indivíduos com ancestralidade africana, marcados pela diáspora resultante do tráfico transatlântico de pessoas escravizadas (FANON, 1967). No Brasil, representam uma parcela significativa da população e desempenharam papel central na formação social, econômica e cultural do país (MUNANGA, 2010). O termo “afrodescendente” reforça a valorização da identidade negra, a luta contra o racismo estrutural e a necessidade de políticas afirmativas, como cotas em universidades e programas de inclusão no mercado de trabalho (BRASIL, 2003; GOMES, 2006). Nesse sentido, ser afrodescendente não se limita à origem, mas envolve também resistência, memória e busca por equidade social, elementos fundamentais para a construção de uma sociedade democrática e inclusiva.</w:t>
+      </w:r>
+    </w:p>
+    <w:p>
+      <w:pPr>
+        <w:pStyle w:val="Ttulo1"/>
+      </w:pPr>
+      <w:bookmarkStart w:id="10" w:name="_Toc213843390"/>
+      <w:r>
         <w:lastRenderedPageBreak/>
-        <w:t>Escalabilidade Estratégica: A escolha de arquiteturas e frameworks modernos (.NET Core, ASP.NET Core) e a criação de interfaces multiplataforma (Web, Desktop, Mobile) garantem que o "Bem Agendado" possa ser expandido com facilidade para atender desde pequenas clínicas até grandes redes hospitalares, confirmando sua viabilidade comercial.</w:t>
-      </w:r>
-    </w:p>
-    <w:p>
-      <w:pPr>
-        <w:pStyle w:val="Ttulo1"/>
-      </w:pPr>
-      <w:bookmarkStart w:id="8" w:name="_Toc213842179"/>
-      <w:r>
-        <w:t>Relação ética-racial:</w:t>
-      </w:r>
-      <w:bookmarkEnd w:id="8"/>
-      <w:r>
-        <w:tab/>
-      </w:r>
-    </w:p>
-    <w:p>
-      <w:pPr>
-        <w:spacing w:line="276" w:lineRule="auto"/>
-        <w:jc w:val="both"/>
-        <w:rPr>
-          <w:rFonts w:ascii="Times New Roman" w:hAnsi="Times New Roman" w:cs="Times New Roman"/>
-          <w:bCs/>
-        </w:rPr>
-      </w:pPr>
-      <w:r>
-        <w:rPr>
-          <w:rFonts w:ascii="Times New Roman" w:hAnsi="Times New Roman" w:cs="Times New Roman"/>
-          <w:bCs/>
-        </w:rPr>
-        <w:t xml:space="preserve">A relação ética-racial refere-se à interface entre os princípios éticos — como dignidade, justiça, igualdade e respeito — e as questões vinculadas à raça e à etnia. Tal relação implica refletir sobre como estruturas sociais, culturais e institucionais reproduzem ou enfrentam desigualdades raciais historicamente construídas. A dimensão ética, nesse sentido, exige o reconhecimento da diversidade étnico-racial como elemento constitutivo da sociedade e a adoção de práticas voltadas à superação do racismo, da discriminação e da marginalização de grupos </w:t>
-      </w:r>
-      <w:proofErr w:type="spellStart"/>
-      <w:r>
-        <w:rPr>
-          <w:rFonts w:ascii="Times New Roman" w:hAnsi="Times New Roman" w:cs="Times New Roman"/>
-          <w:bCs/>
-        </w:rPr>
-        <w:t>racializados</w:t>
-      </w:r>
-      <w:proofErr w:type="spellEnd"/>
-      <w:r>
-        <w:rPr>
-          <w:rFonts w:ascii="Times New Roman" w:hAnsi="Times New Roman" w:cs="Times New Roman"/>
-          <w:bCs/>
-        </w:rPr>
-        <w:t>.</w:t>
-      </w:r>
-    </w:p>
-    <w:p>
-      <w:pPr>
-        <w:spacing w:line="276" w:lineRule="auto"/>
-        <w:jc w:val="both"/>
-        <w:rPr>
-          <w:rFonts w:ascii="Times New Roman" w:hAnsi="Times New Roman" w:cs="Times New Roman"/>
-          <w:bCs/>
-        </w:rPr>
-      </w:pPr>
-      <w:r>
-        <w:rPr>
-          <w:rFonts w:ascii="Times New Roman" w:hAnsi="Times New Roman" w:cs="Times New Roman"/>
-          <w:bCs/>
-        </w:rPr>
-        <w:t>No contexto do agendamento clínico, a relação ética-racial se traduz no respeito e na valorização da diversidade racial e cultural dos pacientes, garantindo atendimento igualitário e sem discriminação. Ela orienta a construção de práticas que assegurem acesso justo aos serviços de saúde, promovendo inclusão, evitando preconceitos e tornando o atendimento mais humanizado e socialmente responsável.</w:t>
-      </w:r>
-    </w:p>
-    <w:p>
-      <w:pPr>
-        <w:spacing w:line="276" w:lineRule="auto"/>
-        <w:jc w:val="both"/>
-        <w:rPr>
-          <w:rFonts w:ascii="Times New Roman" w:hAnsi="Times New Roman" w:cs="Times New Roman"/>
-          <w:bCs/>
-        </w:rPr>
-      </w:pPr>
-      <w:r>
-        <w:rPr>
-          <w:rFonts w:ascii="Times New Roman" w:hAnsi="Times New Roman" w:cs="Times New Roman"/>
-          <w:bCs/>
-        </w:rPr>
-        <w:t>Portanto, a relação ética-racial não se limita ao combate a práticas discriminatórias, mas se configura como um compromisso coletivo com a equidade e a valorização da pluralidade cultural, fundamentais para a efetivação de direitos, o fortalecimento da democracia e a promoção da cidadania, inclusive no âmbito da saúde.</w:t>
-      </w:r>
-    </w:p>
-    <w:p>
-      <w:pPr>
-        <w:pStyle w:val="Ttulo1"/>
-      </w:pPr>
-      <w:r>
-        <w:t xml:space="preserve"> </w:t>
-      </w:r>
-      <w:bookmarkStart w:id="9" w:name="_Toc213842180"/>
-      <w:r>
-        <w:t>Afrodescendentes:</w:t>
-      </w:r>
-      <w:bookmarkEnd w:id="9"/>
-    </w:p>
-    <w:p>
-      <w:pPr>
-        <w:spacing w:line="276" w:lineRule="auto"/>
-        <w:jc w:val="both"/>
-        <w:rPr>
-          <w:rFonts w:ascii="Times New Roman" w:hAnsi="Times New Roman" w:cs="Times New Roman"/>
-          <w:bCs/>
-        </w:rPr>
-      </w:pPr>
-      <w:r>
-        <w:rPr>
-          <w:rFonts w:ascii="Times New Roman" w:hAnsi="Times New Roman" w:cs="Times New Roman"/>
-          <w:bCs/>
-        </w:rPr>
-        <w:t>Os afrodescendentes são indivíduos com ancestralidade africana, marcados pela diáspora resultante do tráfico transatlântico de pessoas escravizadas (FANON, 1967). No Brasil, representam uma parcela significativa da população e desempenharam papel central na formação social, econômica e cultural do país (MUNANGA, 2010). O termo “afrodescendente” reforça a valorização da identidade negra, a luta contra o racismo estrutural e a necessidade de políticas afirmativas, como cotas em universidades e programas de inclusão no mercado de trabalho (BRASIL, 2003; GOMES, 2006). Nesse sentido, ser afrodescendente não se limita à origem, mas envolve também resistência, memória e busca por equidade social, elementos fundamentais para a construção de uma sociedade democrática e inclusiva.</w:t>
-      </w:r>
-    </w:p>
-    <w:p>
-      <w:pPr>
-        <w:pStyle w:val="Ttulo1"/>
-      </w:pPr>
-      <w:bookmarkStart w:id="10" w:name="_Toc213842181"/>
-      <w:r>
         <w:t>Gerenciamento De Projetos De Software.</w:t>
       </w:r>
       <w:bookmarkEnd w:id="10"/>
@@ -5120,7 +5640,7 @@
           <w:szCs w:val="21"/>
         </w:rPr>
       </w:pPr>
-      <w:bookmarkStart w:id="11" w:name="_Toc213842182"/>
+      <w:bookmarkStart w:id="11" w:name="_Toc213843391"/>
       <w:proofErr w:type="spellStart"/>
       <w:r>
         <w:t>Trello</w:t>
@@ -5247,7 +5767,7 @@
       <w:pPr>
         <w:pStyle w:val="Ttulo2"/>
       </w:pPr>
-      <w:bookmarkStart w:id="12" w:name="_Toc213842183"/>
+      <w:bookmarkStart w:id="12" w:name="_Toc213843392"/>
       <w:r>
         <w:t>Princípios do Trello:</w:t>
       </w:r>
@@ -5299,22 +5819,14 @@
           <w:rFonts w:ascii="Times New Roman" w:hAnsi="Times New Roman" w:cs="Times New Roman"/>
           <w:bCs/>
         </w:rPr>
-        <w:t xml:space="preserve">, que organiza tarefas de forma visual. Seus principais princípios são a simplicidade e a organização, utilizando quadros, listas e cartões para estruturar o fluxo de trabalho. Ele valoriza a colaboração em tempo real, permitindo que várias </w:t>
-      </w:r>
-      <w:r>
-        <w:rPr>
-          <w:rFonts w:ascii="Times New Roman" w:hAnsi="Times New Roman" w:cs="Times New Roman"/>
-          <w:bCs/>
-        </w:rPr>
-        <w:lastRenderedPageBreak/>
-        <w:t>pessoas acompanhem, comentem e atualizem atividades. Outro princípio importante é a transparência, já que todos os membros da equipe conseguem visualizar o andamento das tarefas. Além disso, o Trello permite priorizar e acompanhar as atividades com etiquetas, prazos e checklists, sendo flexível para diferentes tipos de projetos e integrando-se a diversas ferramentas digitais.</w:t>
+        <w:t>, que organiza tarefas de forma visual. Seus principais princípios são a simplicidade e a organização, utilizando quadros, listas e cartões para estruturar o fluxo de trabalho. Ele valoriza a colaboração em tempo real, permitindo que várias pessoas acompanhem, comentem e atualizem atividades. Outro princípio importante é a transparência, já que todos os membros da equipe conseguem visualizar o andamento das tarefas. Além disso, o Trello permite priorizar e acompanhar as atividades com etiquetas, prazos e checklists, sendo flexível para diferentes tipos de projetos e integrando-se a diversas ferramentas digitais.</w:t>
       </w:r>
     </w:p>
     <w:p>
       <w:pPr>
         <w:pStyle w:val="Ttulo2"/>
       </w:pPr>
-      <w:bookmarkStart w:id="13" w:name="_Toc213842184"/>
+      <w:bookmarkStart w:id="13" w:name="_Toc213843393"/>
       <w:r>
         <w:t xml:space="preserve">Uso do </w:t>
       </w:r>
@@ -5487,7 +5999,7 @@
       <w:pPr>
         <w:pStyle w:val="Ttulo2"/>
       </w:pPr>
-      <w:bookmarkStart w:id="14" w:name="_Toc213842185"/>
+      <w:bookmarkStart w:id="14" w:name="_Toc213843394"/>
       <w:r>
         <w:t xml:space="preserve">Porque usar o </w:t>
       </w:r>
@@ -5554,6 +6066,7 @@
           <w:bCs/>
           <w:noProof/>
         </w:rPr>
+        <w:lastRenderedPageBreak/>
         <w:drawing>
           <wp:inline distT="0" distB="0" distL="0" distR="0" wp14:anchorId="5965025D" wp14:editId="5E92045C">
             <wp:extent cx="5400040" cy="2822575"/>
@@ -5612,7 +6125,7 @@
       <w:pPr>
         <w:pStyle w:val="Ttulo1"/>
       </w:pPr>
-      <w:bookmarkStart w:id="16" w:name="_Toc213842186"/>
+      <w:bookmarkStart w:id="16" w:name="_Toc213843395"/>
       <w:r>
         <w:t xml:space="preserve">PostgreSQL e </w:t>
       </w:r>
@@ -5723,7 +6236,6 @@
           <w:rFonts w:ascii="Times New Roman" w:hAnsi="Times New Roman" w:cs="Times New Roman"/>
           <w:bCs/>
         </w:rPr>
-        <w:lastRenderedPageBreak/>
         <w:t>Para facilitar a administração do banco de dados, é utilizado o pgAdmin, ferramenta oficial de gerenciamento do PostgreSQL. Trata-se de uma interface gráfica que permite executar consultas SQL, monitorar o desempenho, gerenciar usuários e realizar backup e restauração de dados. Segundo Souza e Pereira (2021, p. 58), “o pgAdmin é utilizado para administrar bancos PostgreSQL, por oferecer um ambiente intuitivo que reduz a complexidade da gestão de dados e aumenta a produtividade do administrador”.</w:t>
       </w:r>
     </w:p>
@@ -5820,8 +6332,9 @@
       <w:pPr>
         <w:pStyle w:val="Ttulo1"/>
       </w:pPr>
-      <w:bookmarkStart w:id="17" w:name="_Toc213842187"/>
-      <w:r>
+      <w:bookmarkStart w:id="17" w:name="_Toc213843396"/>
+      <w:r>
+        <w:lastRenderedPageBreak/>
         <w:t>Diagramas de Classes UML</w:t>
       </w:r>
       <w:bookmarkEnd w:id="17"/>
@@ -5859,7 +6372,6 @@
           <w:bCs/>
           <w:noProof/>
         </w:rPr>
-        <w:lastRenderedPageBreak/>
         <w:drawing>
           <wp:inline distT="0" distB="0" distL="0" distR="0" wp14:anchorId="3965E9E4" wp14:editId="4980B422">
             <wp:extent cx="4895850" cy="3981199"/>
@@ -5921,7 +6433,7 @@
       <w:pPr>
         <w:pStyle w:val="Ttulo1"/>
       </w:pPr>
-      <w:bookmarkStart w:id="18" w:name="_Toc213842188"/>
+      <w:bookmarkStart w:id="18" w:name="_Toc213843397"/>
       <w:r>
         <w:t>Visual Studio</w:t>
       </w:r>
@@ -5963,8 +6475,9 @@
       <w:pPr>
         <w:pStyle w:val="Ttulo1"/>
       </w:pPr>
-      <w:bookmarkStart w:id="19" w:name="_Toc213842189"/>
-      <w:r>
+      <w:bookmarkStart w:id="19" w:name="_Toc213843398"/>
+      <w:r>
+        <w:lastRenderedPageBreak/>
         <w:t>A linguagem C#</w:t>
       </w:r>
       <w:bookmarkEnd w:id="19"/>
@@ -6060,7 +6573,6 @@
           <w:bCs/>
           <w:noProof/>
         </w:rPr>
-        <w:lastRenderedPageBreak/>
         <w:drawing>
           <wp:inline distT="0" distB="0" distL="0" distR="0" wp14:anchorId="70698C00" wp14:editId="4E398933">
             <wp:extent cx="5400040" cy="3544570"/>
@@ -6144,7 +6656,7 @@
       <w:pPr>
         <w:pStyle w:val="Ttulo1"/>
       </w:pPr>
-      <w:bookmarkStart w:id="20" w:name="_Toc213842190"/>
+      <w:bookmarkStart w:id="20" w:name="_Toc213843399"/>
       <w:r>
         <w:t>P</w:t>
       </w:r>
@@ -6243,8 +6755,9 @@
       <w:pPr>
         <w:pStyle w:val="Ttulo1"/>
       </w:pPr>
-      <w:bookmarkStart w:id="21" w:name="_Toc213842191"/>
-      <w:r>
+      <w:bookmarkStart w:id="21" w:name="_Toc213843400"/>
+      <w:r>
+        <w:lastRenderedPageBreak/>
         <w:t>Desenvolvimento de aplicações desktop</w:t>
       </w:r>
       <w:bookmarkEnd w:id="21"/>
@@ -6321,7 +6834,6 @@
           <w:rFonts w:ascii="Times New Roman" w:hAnsi="Times New Roman" w:cs="Times New Roman"/>
           <w:bCs/>
         </w:rPr>
-        <w:lastRenderedPageBreak/>
         <w:t xml:space="preserve">Além disso, criar aplicativos desktop para Windows usando C# com Windows Forms e WPF permite desenvolver visuais fáceis de usar. Isso significa que o usuário consegue usar o programa de forma simples, e o programador consegue criar tudo de forma ágil. </w:t>
       </w:r>
       <w:r>
@@ -6487,6 +6999,7 @@
           <w:bCs/>
           <w:noProof/>
         </w:rPr>
+        <w:lastRenderedPageBreak/>
         <w:drawing>
           <wp:inline distT="0" distB="0" distL="0" distR="0" wp14:anchorId="608581C7" wp14:editId="1352432B">
             <wp:extent cx="5400040" cy="2525395"/>
@@ -6570,7 +7083,6 @@
           <w:bCs/>
           <w:noProof/>
         </w:rPr>
-        <w:lastRenderedPageBreak/>
         <w:drawing>
           <wp:inline distT="0" distB="0" distL="0" distR="0" wp14:anchorId="6F762FDC" wp14:editId="7E673004">
             <wp:extent cx="5400040" cy="3187700"/>
@@ -6643,7 +7155,7 @@
       <w:pPr>
         <w:pStyle w:val="Ttulo1"/>
       </w:pPr>
-      <w:bookmarkStart w:id="22" w:name="_Toc213842192"/>
+      <w:bookmarkStart w:id="22" w:name="_Toc213843401"/>
       <w:r>
         <w:t>APIs e ASP.NET</w:t>
       </w:r>
@@ -6775,7 +7287,7 @@
       <w:pPr>
         <w:pStyle w:val="Ttulo1"/>
       </w:pPr>
-      <w:bookmarkStart w:id="23" w:name="_Toc213842193"/>
+      <w:bookmarkStart w:id="23" w:name="_Toc213843402"/>
       <w:r>
         <w:t>Protocolo</w:t>
       </w:r>
@@ -7004,7 +7516,7 @@
       <w:pPr>
         <w:pStyle w:val="Ttulo1"/>
       </w:pPr>
-      <w:bookmarkStart w:id="24" w:name="_Toc213842194"/>
+      <w:bookmarkStart w:id="24" w:name="_Toc213843403"/>
       <w:r>
         <w:t>Model-</w:t>
       </w:r>
@@ -7169,7 +7681,7 @@
       <w:pPr>
         <w:pStyle w:val="Ttulo1"/>
       </w:pPr>
-      <w:bookmarkStart w:id="25" w:name="_Toc213842195"/>
+      <w:bookmarkStart w:id="25" w:name="_Toc213843404"/>
       <w:r>
         <w:t>Web</w:t>
       </w:r>
@@ -7246,7 +7758,7 @@
       <w:pPr>
         <w:pStyle w:val="Ttulo1"/>
       </w:pPr>
-      <w:bookmarkStart w:id="26" w:name="_Toc213842196"/>
+      <w:bookmarkStart w:id="26" w:name="_Toc213843405"/>
       <w:r>
         <w:lastRenderedPageBreak/>
         <w:t>HTML</w:t>
@@ -7290,7 +7802,7 @@
       <w:pPr>
         <w:pStyle w:val="Ttulo2"/>
       </w:pPr>
-      <w:bookmarkStart w:id="27" w:name="_Toc213842197"/>
+      <w:bookmarkStart w:id="27" w:name="_Toc213843406"/>
       <w:r>
         <w:t>CSS</w:t>
       </w:r>
@@ -7317,7 +7829,7 @@
       <w:pPr>
         <w:pStyle w:val="Ttulo2"/>
       </w:pPr>
-      <w:bookmarkStart w:id="28" w:name="_Toc213842198"/>
+      <w:bookmarkStart w:id="28" w:name="_Toc213843407"/>
       <w:r>
         <w:t>JavaScript</w:t>
       </w:r>
@@ -7344,7 +7856,7 @@
       <w:pPr>
         <w:pStyle w:val="Ttulo1"/>
       </w:pPr>
-      <w:bookmarkStart w:id="29" w:name="_Toc213842199"/>
+      <w:bookmarkStart w:id="29" w:name="_Toc213843408"/>
       <w:r>
         <w:t>Frameworks e o Bootstrap</w:t>
       </w:r>
@@ -7391,6 +7903,7 @@
           <w:spacing w:val="-2"/>
         </w:rPr>
       </w:pPr>
+      <w:bookmarkStart w:id="30" w:name="_Toc213843409"/>
       <w:r>
         <w:t>Android</w:t>
       </w:r>
@@ -7406,6 +7919,7 @@
         </w:rPr>
         <w:t>Studio</w:t>
       </w:r>
+      <w:bookmarkEnd w:id="30"/>
     </w:p>
     <w:p>
       <w:pPr>
@@ -8578,12 +9092,14 @@
           <w:lang w:val="pt-PT"/>
         </w:rPr>
       </w:pPr>
+      <w:bookmarkStart w:id="31" w:name="_Toc213843410"/>
       <w:r>
         <w:rPr>
           <w:lang w:val="pt-PT"/>
         </w:rPr>
         <w:t>Java: Fundamentos, Orientação a Objetos e Aplicações</w:t>
       </w:r>
+      <w:bookmarkEnd w:id="31"/>
     </w:p>
     <w:p>
       <w:pPr>
@@ -8623,6 +9139,7 @@
       <w:pPr>
         <w:pStyle w:val="Ttulo1"/>
       </w:pPr>
+      <w:bookmarkStart w:id="32" w:name="_Toc213843411"/>
       <w:r>
         <w:t>XML</w:t>
       </w:r>
@@ -8656,6 +9173,7 @@
         </w:rPr>
         <w:t>Language)</w:t>
       </w:r>
+      <w:bookmarkEnd w:id="32"/>
     </w:p>
     <w:p>
       <w:pPr>
@@ -9254,11 +9772,12 @@
           <w:sz w:val="21"/>
           <w:szCs w:val="21"/>
         </w:rPr>
-        <w:t>e</w:t>
-      </w:r>
-      <w:r>
-        <w:rPr>
-          <w:rFonts w:ascii="Times New Roman" w:hAnsi="Times New Roman" w:cs="Times New Roman"/>
+        <w:t>e mapeamento</w:t>
+      </w:r>
+      <w:r>
+        <w:rPr>
+          <w:rFonts w:ascii="Times New Roman" w:hAnsi="Times New Roman" w:cs="Times New Roman"/>
+          <w:spacing w:val="74"/>
           <w:sz w:val="21"/>
           <w:szCs w:val="21"/>
         </w:rPr>
@@ -9270,7 +9789,126 @@
           <w:sz w:val="21"/>
           <w:szCs w:val="21"/>
         </w:rPr>
-        <w:t>mapeamento</w:t>
+        <w:t>de</w:t>
+      </w:r>
+      <w:r>
+        <w:rPr>
+          <w:rFonts w:ascii="Times New Roman" w:hAnsi="Times New Roman" w:cs="Times New Roman"/>
+          <w:spacing w:val="40"/>
+          <w:sz w:val="21"/>
+          <w:szCs w:val="21"/>
+        </w:rPr>
+        <w:t xml:space="preserve"> </w:t>
+      </w:r>
+      <w:r>
+        <w:rPr>
+          <w:rFonts w:ascii="Times New Roman" w:hAnsi="Times New Roman" w:cs="Times New Roman"/>
+          <w:sz w:val="21"/>
+          <w:szCs w:val="21"/>
+        </w:rPr>
+        <w:t>recursos,</w:t>
+      </w:r>
+      <w:r>
+        <w:rPr>
+          <w:rFonts w:ascii="Times New Roman" w:hAnsi="Times New Roman" w:cs="Times New Roman"/>
+          <w:spacing w:val="40"/>
+          <w:sz w:val="21"/>
+          <w:szCs w:val="21"/>
+        </w:rPr>
+        <w:t xml:space="preserve"> </w:t>
+      </w:r>
+      <w:r>
+        <w:rPr>
+          <w:rFonts w:ascii="Times New Roman" w:hAnsi="Times New Roman" w:cs="Times New Roman"/>
+          <w:sz w:val="21"/>
+          <w:szCs w:val="21"/>
+        </w:rPr>
+        <w:t>por</w:t>
+      </w:r>
+      <w:r>
+        <w:rPr>
+          <w:rFonts w:ascii="Times New Roman" w:hAnsi="Times New Roman" w:cs="Times New Roman"/>
+          <w:spacing w:val="80"/>
+          <w:sz w:val="21"/>
+          <w:szCs w:val="21"/>
+        </w:rPr>
+        <w:t xml:space="preserve"> </w:t>
+      </w:r>
+      <w:r>
+        <w:rPr>
+          <w:rFonts w:ascii="Times New Roman" w:hAnsi="Times New Roman" w:cs="Times New Roman"/>
+          <w:sz w:val="21"/>
+          <w:szCs w:val="21"/>
+        </w:rPr>
+        <w:t>causa</w:t>
+      </w:r>
+      <w:r>
+        <w:rPr>
+          <w:rFonts w:ascii="Times New Roman" w:hAnsi="Times New Roman" w:cs="Times New Roman"/>
+          <w:spacing w:val="40"/>
+          <w:sz w:val="21"/>
+          <w:szCs w:val="21"/>
+        </w:rPr>
+        <w:t xml:space="preserve"> </w:t>
+      </w:r>
+      <w:r>
+        <w:rPr>
+          <w:rFonts w:ascii="Times New Roman" w:hAnsi="Times New Roman" w:cs="Times New Roman"/>
+          <w:sz w:val="21"/>
+          <w:szCs w:val="21"/>
+        </w:rPr>
+        <w:t>da</w:t>
+      </w:r>
+      <w:r>
+        <w:rPr>
+          <w:rFonts w:ascii="Times New Roman" w:hAnsi="Times New Roman" w:cs="Times New Roman"/>
+          <w:spacing w:val="40"/>
+          <w:sz w:val="21"/>
+          <w:szCs w:val="21"/>
+        </w:rPr>
+        <w:t xml:space="preserve"> </w:t>
+      </w:r>
+      <w:r>
+        <w:rPr>
+          <w:rFonts w:ascii="Times New Roman" w:hAnsi="Times New Roman" w:cs="Times New Roman"/>
+          <w:sz w:val="21"/>
+          <w:szCs w:val="21"/>
+        </w:rPr>
+        <w:t>capacidade</w:t>
+      </w:r>
+      <w:r>
+        <w:rPr>
+          <w:rFonts w:ascii="Times New Roman" w:hAnsi="Times New Roman" w:cs="Times New Roman"/>
+          <w:spacing w:val="40"/>
+          <w:sz w:val="21"/>
+          <w:szCs w:val="21"/>
+        </w:rPr>
+        <w:t xml:space="preserve"> </w:t>
+      </w:r>
+      <w:r>
+        <w:rPr>
+          <w:rFonts w:ascii="Times New Roman" w:hAnsi="Times New Roman" w:cs="Times New Roman"/>
+          <w:sz w:val="21"/>
+          <w:szCs w:val="21"/>
+        </w:rPr>
+        <w:t>deles</w:t>
+      </w:r>
+      <w:r>
+        <w:rPr>
+          <w:rFonts w:ascii="Times New Roman" w:hAnsi="Times New Roman" w:cs="Times New Roman"/>
+          <w:spacing w:val="73"/>
+          <w:sz w:val="21"/>
+          <w:szCs w:val="21"/>
+        </w:rPr>
+        <w:t xml:space="preserve"> </w:t>
+      </w:r>
+      <w:r>
+        <w:rPr>
+          <w:rFonts w:ascii="Times New Roman" w:hAnsi="Times New Roman" w:cs="Times New Roman"/>
+          <w:sz w:val="21"/>
+          <w:szCs w:val="21"/>
+        </w:rPr>
+        <w:t>de</w:t>
       </w:r>
       <w:r>
         <w:rPr>
@@ -9287,7 +9925,7 @@
           <w:sz w:val="21"/>
           <w:szCs w:val="21"/>
         </w:rPr>
-        <w:t>de</w:t>
+        <w:t>estruturar</w:t>
       </w:r>
       <w:r>
         <w:rPr>
@@ -9304,170 +9942,36 @@
           <w:sz w:val="21"/>
           <w:szCs w:val="21"/>
         </w:rPr>
-        <w:t>recursos,</w:t>
-      </w:r>
-      <w:r>
-        <w:rPr>
-          <w:rFonts w:ascii="Times New Roman" w:hAnsi="Times New Roman" w:cs="Times New Roman"/>
-          <w:spacing w:val="40"/>
-          <w:sz w:val="21"/>
-          <w:szCs w:val="21"/>
+        <w:t>dados complexos de um jeito organizado, sabe. Oracle.</w:t>
+      </w:r>
+    </w:p>
+    <w:p>
+      <w:pPr>
+        <w:pStyle w:val="Ttulo1"/>
+      </w:pPr>
+      <w:bookmarkStart w:id="33" w:name="_Toc213843412"/>
+      <w:r>
+        <w:t>Google</w:t>
+      </w:r>
+      <w:r>
+        <w:rPr>
+          <w:spacing w:val="-10"/>
         </w:rPr>
         <w:t xml:space="preserve"> </w:t>
       </w:r>
       <w:r>
-        <w:rPr>
-          <w:rFonts w:ascii="Times New Roman" w:hAnsi="Times New Roman" w:cs="Times New Roman"/>
-          <w:sz w:val="21"/>
-          <w:szCs w:val="21"/>
-        </w:rPr>
-        <w:t>por</w:t>
-      </w:r>
-      <w:r>
-        <w:rPr>
-          <w:rFonts w:ascii="Times New Roman" w:hAnsi="Times New Roman" w:cs="Times New Roman"/>
-          <w:spacing w:val="80"/>
-          <w:sz w:val="21"/>
-          <w:szCs w:val="21"/>
+        <w:t>Material</w:t>
+      </w:r>
+      <w:r>
+        <w:rPr>
+          <w:spacing w:val="-4"/>
         </w:rPr>
         <w:t xml:space="preserve"> </w:t>
       </w:r>
       <w:r>
-        <w:rPr>
-          <w:rFonts w:ascii="Times New Roman" w:hAnsi="Times New Roman" w:cs="Times New Roman"/>
-          <w:sz w:val="21"/>
-          <w:szCs w:val="21"/>
-        </w:rPr>
-        <w:t>causa</w:t>
-      </w:r>
-      <w:r>
-        <w:rPr>
-          <w:rFonts w:ascii="Times New Roman" w:hAnsi="Times New Roman" w:cs="Times New Roman"/>
-          <w:spacing w:val="40"/>
-          <w:sz w:val="21"/>
-          <w:szCs w:val="21"/>
-        </w:rPr>
-        <w:t xml:space="preserve"> </w:t>
-      </w:r>
-      <w:r>
-        <w:rPr>
-          <w:rFonts w:ascii="Times New Roman" w:hAnsi="Times New Roman" w:cs="Times New Roman"/>
-          <w:sz w:val="21"/>
-          <w:szCs w:val="21"/>
-        </w:rPr>
-        <w:t>da</w:t>
-      </w:r>
-      <w:r>
-        <w:rPr>
-          <w:rFonts w:ascii="Times New Roman" w:hAnsi="Times New Roman" w:cs="Times New Roman"/>
-          <w:spacing w:val="40"/>
-          <w:sz w:val="21"/>
-          <w:szCs w:val="21"/>
-        </w:rPr>
-        <w:t xml:space="preserve"> </w:t>
-      </w:r>
-      <w:r>
-        <w:rPr>
-          <w:rFonts w:ascii="Times New Roman" w:hAnsi="Times New Roman" w:cs="Times New Roman"/>
-          <w:sz w:val="21"/>
-          <w:szCs w:val="21"/>
-        </w:rPr>
-        <w:t>capacidade</w:t>
-      </w:r>
-      <w:r>
-        <w:rPr>
-          <w:rFonts w:ascii="Times New Roman" w:hAnsi="Times New Roman" w:cs="Times New Roman"/>
-          <w:spacing w:val="40"/>
-          <w:sz w:val="21"/>
-          <w:szCs w:val="21"/>
-        </w:rPr>
-        <w:t xml:space="preserve"> </w:t>
-      </w:r>
-      <w:r>
-        <w:rPr>
-          <w:rFonts w:ascii="Times New Roman" w:hAnsi="Times New Roman" w:cs="Times New Roman"/>
-          <w:sz w:val="21"/>
-          <w:szCs w:val="21"/>
-        </w:rPr>
-        <w:t>deles</w:t>
-      </w:r>
-      <w:r>
-        <w:rPr>
-          <w:rFonts w:ascii="Times New Roman" w:hAnsi="Times New Roman" w:cs="Times New Roman"/>
-          <w:spacing w:val="73"/>
-          <w:sz w:val="21"/>
-          <w:szCs w:val="21"/>
-        </w:rPr>
-        <w:t xml:space="preserve"> </w:t>
-      </w:r>
-      <w:r>
-        <w:rPr>
-          <w:rFonts w:ascii="Times New Roman" w:hAnsi="Times New Roman" w:cs="Times New Roman"/>
-          <w:sz w:val="21"/>
-          <w:szCs w:val="21"/>
-        </w:rPr>
-        <w:t>de</w:t>
-      </w:r>
-      <w:r>
-        <w:rPr>
-          <w:rFonts w:ascii="Times New Roman" w:hAnsi="Times New Roman" w:cs="Times New Roman"/>
-          <w:spacing w:val="74"/>
-          <w:sz w:val="21"/>
-          <w:szCs w:val="21"/>
-        </w:rPr>
-        <w:t xml:space="preserve"> </w:t>
-      </w:r>
-      <w:r>
-        <w:rPr>
-          <w:rFonts w:ascii="Times New Roman" w:hAnsi="Times New Roman" w:cs="Times New Roman"/>
-          <w:sz w:val="21"/>
-          <w:szCs w:val="21"/>
-        </w:rPr>
-        <w:t>estruturar</w:t>
-      </w:r>
-      <w:r>
-        <w:rPr>
-          <w:rFonts w:ascii="Times New Roman" w:hAnsi="Times New Roman" w:cs="Times New Roman"/>
-          <w:spacing w:val="40"/>
-          <w:sz w:val="21"/>
-          <w:szCs w:val="21"/>
-        </w:rPr>
-        <w:t xml:space="preserve"> </w:t>
-      </w:r>
-      <w:r>
-        <w:rPr>
-          <w:rFonts w:ascii="Times New Roman" w:hAnsi="Times New Roman" w:cs="Times New Roman"/>
-          <w:sz w:val="21"/>
-          <w:szCs w:val="21"/>
-        </w:rPr>
-        <w:t>dados complexos de um jeito organizado, sabe. Oracle.</w:t>
-      </w:r>
-    </w:p>
-    <w:p>
-      <w:pPr>
-        <w:pStyle w:val="Ttulo1"/>
-      </w:pPr>
-      <w:r>
-        <w:t>Google</w:t>
-      </w:r>
-      <w:r>
-        <w:rPr>
-          <w:spacing w:val="-10"/>
-        </w:rPr>
-        <w:t xml:space="preserve"> </w:t>
-      </w:r>
-      <w:r>
-        <w:t>Material</w:t>
-      </w:r>
-      <w:r>
-        <w:rPr>
-          <w:spacing w:val="-4"/>
-        </w:rPr>
-        <w:t xml:space="preserve"> </w:t>
-      </w:r>
-      <w:r>
         <w:t>Components e AndroidXappComp</w:t>
       </w:r>
+      <w:bookmarkEnd w:id="33"/>
     </w:p>
     <w:p>
       <w:pPr>
@@ -9735,9 +10239,11 @@
         <w:spacing w:line="276" w:lineRule="auto"/>
         <w:jc w:val="both"/>
       </w:pPr>
+      <w:bookmarkStart w:id="34" w:name="_Toc213843413"/>
       <w:r>
         <w:t>Bancos de Dados e o Microsoft SQL Server</w:t>
       </w:r>
+      <w:bookmarkEnd w:id="34"/>
     </w:p>
     <w:p>
       <w:pPr>
@@ -9784,6 +10290,79 @@
           <w:sz w:val="21"/>
           <w:szCs w:val="21"/>
         </w:rPr>
+      </w:pPr>
+      <w:r>
+        <w:rPr>
+          <w:rFonts w:ascii="Times New Roman" w:hAnsi="Times New Roman" w:cs="Times New Roman"/>
+          <w:sz w:val="21"/>
+          <w:szCs w:val="21"/>
+        </w:rPr>
+        <w:t>O Microsoft SQL Server se destaca por sua confiabilidade, segurança e integração com outras ferramentas tecnológicas. Amplamente utilizado no mundo todo, ele oferece recursos que asseguram a continuidade do sistema mesmo em situações de falha, além de mecanismos de proteção avançados que garantem a integridade e a confidencialidade das informações. O SQL Server combina princípios teóricos sólidos com soluções práticas e eficientes, apresentando funcionalidades como alta disponibilidade, mascaramento de dados, auditoria e proteção de informações, o que o torna uma das plataformas mais completas para o gerenciamento de dados. Silberschatz, a.; korth, h. F.; sudarshan</w:t>
+      </w:r>
+      <w:r>
+        <w:rPr>
+          <w:rFonts w:ascii="Times New Roman" w:hAnsi="Times New Roman" w:cs="Times New Roman"/>
+          <w:sz w:val="21"/>
+          <w:szCs w:val="21"/>
+        </w:rPr>
+        <w:t>,</w:t>
+      </w:r>
+    </w:p>
+    <w:p>
+      <w:pPr>
+        <w:pStyle w:val="Corpodetexto"/>
+        <w:spacing w:line="276" w:lineRule="auto"/>
+        <w:ind w:right="4" w:firstLine="705"/>
+        <w:jc w:val="both"/>
+        <w:rPr>
+          <w:rFonts w:ascii="Times New Roman" w:hAnsi="Times New Roman" w:cs="Times New Roman"/>
+          <w:sz w:val="21"/>
+          <w:szCs w:val="21"/>
+        </w:rPr>
+      </w:pPr>
+    </w:p>
+    <w:p>
+      <w:pPr>
+        <w:pStyle w:val="Corpodetexto"/>
+        <w:spacing w:line="276" w:lineRule="auto"/>
+        <w:ind w:right="4" w:firstLine="705"/>
+        <w:jc w:val="both"/>
+        <w:rPr>
+          <w:rFonts w:ascii="Times New Roman" w:hAnsi="Times New Roman" w:cs="Times New Roman"/>
+          <w:sz w:val="21"/>
+          <w:szCs w:val="21"/>
+        </w:rPr>
+      </w:pPr>
+    </w:p>
+    <w:p>
+      <w:pPr>
+        <w:pStyle w:val="Corpodetexto"/>
+        <w:spacing w:line="276" w:lineRule="auto"/>
+        <w:ind w:right="4" w:firstLine="705"/>
+        <w:jc w:val="both"/>
+        <w:rPr>
+          <w:rFonts w:ascii="Times New Roman" w:hAnsi="Times New Roman" w:cs="Times New Roman"/>
+          <w:sz w:val="21"/>
+          <w:szCs w:val="21"/>
+        </w:rPr>
+      </w:pPr>
+    </w:p>
+    <w:p>
+      <w:pPr>
+        <w:pStyle w:val="Ttulo1"/>
+      </w:pPr>
+      <w:bookmarkStart w:id="35" w:name="_Toc213843414"/>
+      <w:r>
+        <w:lastRenderedPageBreak/>
+        <w:t>Diagrama de classe</w:t>
+      </w:r>
+      <w:bookmarkEnd w:id="35"/>
+      <w:r>
+        <w:t xml:space="preserve"> </w:t>
+      </w:r>
+    </w:p>
+    <w:p>
+      <w:pPr>
         <w:sectPr>
           <w:pgSz w:w="11910" w:h="16850"/>
           <w:pgMar w:top="1860" w:right="1417" w:bottom="280" w:left="1417" w:header="720" w:footer="720" w:gutter="0"/>
@@ -9792,31 +10371,61 @@
       </w:pPr>
       <w:r>
         <w:rPr>
-          <w:rFonts w:ascii="Times New Roman" w:hAnsi="Times New Roman" w:cs="Times New Roman"/>
-          <w:sz w:val="21"/>
-          <w:szCs w:val="21"/>
-        </w:rPr>
-        <w:t>O Microsoft SQL Server se destaca por sua confiabilidade, segurança e integração com outras ferramentas tecnológicas. Amplamente utilizado no mundo todo, ele oferece recursos que asseguram a continuidade do sistema mesmo em situações de falha, além de mecanismos de proteção avançados que garantem a integridade e a confidencialidade das informações. O SQL Server combina princípios teóricos sólidos com soluções práticas e eficientes, apresentando funcionalidades como alta disponibilidade, mascaramento de dados, auditoria e proteção de informações, o que o torna uma das plataformas mais completas para o gerenciamento de dados. Silberschatz, a.; korth, h. F.; sudarshan</w:t>
-      </w:r>
-      <w:r>
-        <w:rPr>
-          <w:rFonts w:ascii="Times New Roman" w:hAnsi="Times New Roman" w:cs="Times New Roman"/>
-          <w:sz w:val="21"/>
-          <w:szCs w:val="21"/>
-        </w:rPr>
-        <w:t>,</w:t>
+          <w:noProof/>
+        </w:rPr>
+        <w:drawing>
+          <wp:inline distT="0" distB="0" distL="0" distR="0" wp14:anchorId="7841B42D" wp14:editId="59E47542">
+            <wp:extent cx="5763260" cy="7694930"/>
+            <wp:effectExtent l="0" t="0" r="8890" b="1270"/>
+            <wp:docPr id="342738340" name="Imagem 2"/>
+            <wp:cNvGraphicFramePr>
+              <a:graphicFrameLocks xmlns:a="http://schemas.openxmlformats.org/drawingml/2006/main" noChangeAspect="1"/>
+            </wp:cNvGraphicFramePr>
+            <a:graphic xmlns:a="http://schemas.openxmlformats.org/drawingml/2006/main">
+              <a:graphicData uri="http://schemas.openxmlformats.org/drawingml/2006/picture">
+                <pic:pic xmlns:pic="http://schemas.openxmlformats.org/drawingml/2006/picture">
+                  <pic:nvPicPr>
+                    <pic:cNvPr id="342738340" name="Imagem 342738340"/>
+                    <pic:cNvPicPr/>
+                  </pic:nvPicPr>
+                  <pic:blipFill>
+                    <a:blip r:embed="rId15">
+                      <a:extLst>
+                        <a:ext uri="{28A0092B-C50C-407E-A947-70E740481C1C}">
+                          <a14:useLocalDpi xmlns:a14="http://schemas.microsoft.com/office/drawing/2010/main" val="0"/>
+                        </a:ext>
+                      </a:extLst>
+                    </a:blip>
+                    <a:stretch>
+                      <a:fillRect/>
+                    </a:stretch>
+                  </pic:blipFill>
+                  <pic:spPr>
+                    <a:xfrm>
+                      <a:off x="0" y="0"/>
+                      <a:ext cx="5763260" cy="7694930"/>
+                    </a:xfrm>
+                    <a:prstGeom prst="rect">
+                      <a:avLst/>
+                    </a:prstGeom>
+                  </pic:spPr>
+                </pic:pic>
+              </a:graphicData>
+            </a:graphic>
+          </wp:inline>
+        </w:drawing>
       </w:r>
     </w:p>
     <w:p>
       <w:pPr>
         <w:pStyle w:val="Ttulo1"/>
       </w:pPr>
-      <w:bookmarkStart w:id="30" w:name="_Toc213842200"/>
+      <w:bookmarkStart w:id="36" w:name="_Toc213843415"/>
       <w:r>
         <w:lastRenderedPageBreak/>
         <w:t>GitHub</w:t>
       </w:r>
-      <w:bookmarkEnd w:id="30"/>
+      <w:bookmarkEnd w:id="36"/>
     </w:p>
     <w:p>
       <w:pPr>
@@ -9903,14 +10512,14 @@
       <w:pPr>
         <w:pStyle w:val="Ttulo1"/>
       </w:pPr>
-      <w:bookmarkStart w:id="31" w:name="_Toc213842201"/>
+      <w:bookmarkStart w:id="37" w:name="_Toc213843416"/>
       <w:r>
         <w:t xml:space="preserve">Manual </w:t>
       </w:r>
       <w:r>
         <w:t>Desktop</w:t>
       </w:r>
-      <w:bookmarkEnd w:id="31"/>
+      <w:bookmarkEnd w:id="37"/>
     </w:p>
     <w:p>
       <w:pPr>
@@ -9930,11 +10539,11 @@
       <w:pPr>
         <w:pStyle w:val="Ttulo2"/>
       </w:pPr>
-      <w:bookmarkStart w:id="32" w:name="_Toc213842202"/>
+      <w:bookmarkStart w:id="38" w:name="_Toc213843417"/>
       <w:r>
         <w:t>Tela de Login:</w:t>
       </w:r>
-      <w:bookmarkEnd w:id="32"/>
+      <w:bookmarkEnd w:id="38"/>
     </w:p>
     <w:p>
       <w:pPr>
@@ -9967,7 +10576,7 @@
                     <pic:cNvPicPr/>
                   </pic:nvPicPr>
                   <pic:blipFill>
-                    <a:blip r:embed="rId15">
+                    <a:blip r:embed="rId16">
                       <a:extLst>
                         <a:ext uri="{28A0092B-C50C-407E-A947-70E740481C1C}">
                           <a14:useLocalDpi xmlns:a14="http://schemas.microsoft.com/office/drawing/2010/main" val="0"/>
@@ -10213,11 +10822,11 @@
       <w:pPr>
         <w:pStyle w:val="Ttulo2"/>
       </w:pPr>
-      <w:bookmarkStart w:id="33" w:name="_Toc213842203"/>
+      <w:bookmarkStart w:id="39" w:name="_Toc213843418"/>
       <w:r>
         <w:t>Tela da Agenda:</w:t>
       </w:r>
-      <w:bookmarkEnd w:id="33"/>
+      <w:bookmarkEnd w:id="39"/>
     </w:p>
     <w:p>
       <w:pPr>
@@ -10235,7 +10844,7 @@
           <w:noProof/>
         </w:rPr>
         <w:drawing>
-          <wp:inline distT="0" distB="0" distL="0" distR="0" wp14:anchorId="5D9C64BD" wp14:editId="6BE4ECD8">
+          <wp:inline distT="0" distB="0" distL="0" distR="0" wp14:anchorId="5D9C64BD" wp14:editId="052E4147">
             <wp:extent cx="5400040" cy="2869565"/>
             <wp:effectExtent l="0" t="0" r="0" b="6985"/>
             <wp:docPr id="1671128642" name="Imagem 2"/>
@@ -10250,7 +10859,7 @@
                     <pic:cNvPicPr/>
                   </pic:nvPicPr>
                   <pic:blipFill>
-                    <a:blip r:embed="rId16" cstate="print">
+                    <a:blip r:embed="rId17" cstate="print">
                       <a:extLst>
                         <a:ext uri="{28A0092B-C50C-407E-A947-70E740481C1C}">
                           <a14:useLocalDpi xmlns:a14="http://schemas.microsoft.com/office/drawing/2010/main" val="0"/>
@@ -10772,11 +11381,11 @@
       <w:pPr>
         <w:pStyle w:val="Ttulo2"/>
       </w:pPr>
-      <w:bookmarkStart w:id="34" w:name="_Toc213842204"/>
+      <w:bookmarkStart w:id="40" w:name="_Toc213843419"/>
       <w:r>
         <w:t>Tela de Alterar a Senha:</w:t>
       </w:r>
-      <w:bookmarkEnd w:id="34"/>
+      <w:bookmarkEnd w:id="40"/>
     </w:p>
     <w:p>
       <w:pPr>
@@ -10809,7 +11418,7 @@
                     <pic:cNvPicPr/>
                   </pic:nvPicPr>
                   <pic:blipFill>
-                    <a:blip r:embed="rId17">
+                    <a:blip r:embed="rId18">
                       <a:extLst>
                         <a:ext uri="{28A0092B-C50C-407E-A947-70E740481C1C}">
                           <a14:useLocalDpi xmlns:a14="http://schemas.microsoft.com/office/drawing/2010/main" val="0"/>
@@ -11151,28 +11760,28 @@
           <w:bCs/>
         </w:rPr>
       </w:pPr>
-      <w:bookmarkStart w:id="35" w:name="_Hlk213796453"/>
+      <w:bookmarkStart w:id="41" w:name="_Hlk213796453"/>
     </w:p>
     <w:p>
       <w:pPr>
         <w:pStyle w:val="Ttulo2"/>
       </w:pPr>
-      <w:bookmarkStart w:id="36" w:name="_Toc213842205"/>
+      <w:bookmarkStart w:id="42" w:name="_Toc213843420"/>
       <w:r>
         <w:lastRenderedPageBreak/>
         <w:t>Marcar Retorno de Paciente:</w:t>
       </w:r>
-      <w:bookmarkEnd w:id="36"/>
+      <w:bookmarkEnd w:id="42"/>
     </w:p>
     <w:p>
       <w:pPr>
         <w:pStyle w:val="Ttulo3"/>
       </w:pPr>
-      <w:bookmarkStart w:id="37" w:name="_Toc213842206"/>
+      <w:bookmarkStart w:id="43" w:name="_Toc213843421"/>
       <w:r>
         <w:t>Tela 1: Selecionar Paciente:</w:t>
       </w:r>
-      <w:bookmarkEnd w:id="37"/>
+      <w:bookmarkEnd w:id="43"/>
     </w:p>
     <w:p>
       <w:pPr>
@@ -11205,7 +11814,7 @@
                     <pic:cNvPicPr/>
                   </pic:nvPicPr>
                   <pic:blipFill>
-                    <a:blip r:embed="rId18">
+                    <a:blip r:embed="rId19">
                       <a:extLst>
                         <a:ext uri="{28A0092B-C50C-407E-A947-70E740481C1C}">
                           <a14:useLocalDpi xmlns:a14="http://schemas.microsoft.com/office/drawing/2010/main" val="0"/>
@@ -11407,11 +12016,11 @@
       <w:pPr>
         <w:pStyle w:val="Ttulo3"/>
       </w:pPr>
-      <w:bookmarkStart w:id="38" w:name="_Toc213842207"/>
+      <w:bookmarkStart w:id="44" w:name="_Toc213843422"/>
       <w:r>
         <w:t>Tela 2: Marcar Horário para Retorno</w:t>
       </w:r>
-      <w:bookmarkEnd w:id="38"/>
+      <w:bookmarkEnd w:id="44"/>
     </w:p>
     <w:p>
       <w:pPr>
@@ -11452,7 +12061,7 @@
                     <pic:cNvPicPr/>
                   </pic:nvPicPr>
                   <pic:blipFill>
-                    <a:blip r:embed="rId19">
+                    <a:blip r:embed="rId20">
                       <a:extLst>
                         <a:ext uri="{28A0092B-C50C-407E-A947-70E740481C1C}">
                           <a14:useLocalDpi xmlns:a14="http://schemas.microsoft.com/office/drawing/2010/main" val="0"/>
@@ -11810,7 +12419,7 @@
         <w:t>Salvar → Agendamento concluído</w:t>
       </w:r>
     </w:p>
-    <w:bookmarkEnd w:id="35"/>
+    <w:bookmarkEnd w:id="41"/>
     <w:p>
       <w:pPr>
         <w:spacing w:line="276" w:lineRule="auto"/>
@@ -11825,11 +12434,11 @@
       <w:pPr>
         <w:pStyle w:val="Ttulo2"/>
       </w:pPr>
-      <w:bookmarkStart w:id="39" w:name="_Toc213842208"/>
+      <w:bookmarkStart w:id="45" w:name="_Toc213843423"/>
       <w:r>
         <w:t>Tela - Editar Agendamento:</w:t>
       </w:r>
-      <w:bookmarkEnd w:id="39"/>
+      <w:bookmarkEnd w:id="45"/>
     </w:p>
     <w:p>
       <w:r>
@@ -11852,7 +12461,7 @@
                     <pic:cNvPicPr/>
                   </pic:nvPicPr>
                   <pic:blipFill>
-                    <a:blip r:embed="rId20">
+                    <a:blip r:embed="rId21">
                       <a:extLst>
                         <a:ext uri="{28A0092B-C50C-407E-A947-70E740481C1C}">
                           <a14:useLocalDpi xmlns:a14="http://schemas.microsoft.com/office/drawing/2010/main" val="0"/>
@@ -12319,12 +12928,12 @@
       <w:pPr>
         <w:pStyle w:val="Ttulo2"/>
       </w:pPr>
-      <w:bookmarkStart w:id="40" w:name="_Toc213842209"/>
+      <w:bookmarkStart w:id="46" w:name="_Toc213843424"/>
       <w:r>
         <w:lastRenderedPageBreak/>
         <w:t>Notificação de E-mail Automático:</w:t>
       </w:r>
-      <w:bookmarkEnd w:id="40"/>
+      <w:bookmarkEnd w:id="46"/>
     </w:p>
     <w:p>
       <w:r>
@@ -12347,7 +12956,7 @@
                     <pic:cNvPicPr/>
                   </pic:nvPicPr>
                   <pic:blipFill>
-                    <a:blip r:embed="rId21">
+                    <a:blip r:embed="rId22">
                       <a:extLst>
                         <a:ext uri="{28A0092B-C50C-407E-A947-70E740481C1C}">
                           <a14:useLocalDpi xmlns:a14="http://schemas.microsoft.com/office/drawing/2010/main" val="0"/>
@@ -12759,22 +13368,22 @@
       <w:pPr>
         <w:pStyle w:val="Ttulo1"/>
       </w:pPr>
-      <w:bookmarkStart w:id="41" w:name="_Toc213842210"/>
+      <w:bookmarkStart w:id="47" w:name="_Toc213843425"/>
       <w:r>
         <w:t>Manual Android</w:t>
       </w:r>
-      <w:bookmarkEnd w:id="41"/>
+      <w:bookmarkEnd w:id="47"/>
     </w:p>
     <w:p/>
     <w:p>
       <w:pPr>
         <w:pStyle w:val="Ttulo2"/>
       </w:pPr>
-      <w:bookmarkStart w:id="42" w:name="_Toc213842211"/>
+      <w:bookmarkStart w:id="48" w:name="_Toc213843426"/>
       <w:r>
         <w:t>TELA DE LOGIN</w:t>
       </w:r>
-      <w:bookmarkEnd w:id="42"/>
+      <w:bookmarkEnd w:id="48"/>
     </w:p>
     <w:p>
       <w:pPr>
@@ -12833,7 +13442,7 @@
                     </pic:cNvPicPr>
                   </pic:nvPicPr>
                   <pic:blipFill>
-                    <a:blip r:embed="rId22">
+                    <a:blip r:embed="rId23">
                       <a:extLst>
                         <a:ext uri="{28A0092B-C50C-407E-A947-70E740481C1C}">
                           <a14:useLocalDpi xmlns:a14="http://schemas.microsoft.com/office/drawing/2010/main" val="0"/>
@@ -13126,7 +13735,7 @@
           <w:lang w:val="pt"/>
         </w:rPr>
       </w:pPr>
-      <w:bookmarkStart w:id="43" w:name="_Toc213842212"/>
+      <w:bookmarkStart w:id="49" w:name="_Toc213843427"/>
       <w:r>
         <w:rPr>
           <w:lang w:val="pt"/>
@@ -13134,7 +13743,7 @@
         <w:lastRenderedPageBreak/>
         <w:t>TELA DE CADASTRO</w:t>
       </w:r>
-      <w:bookmarkEnd w:id="43"/>
+      <w:bookmarkEnd w:id="49"/>
     </w:p>
     <w:p>
       <w:pPr>
@@ -13173,7 +13782,7 @@
                     </pic:cNvPicPr>
                   </pic:nvPicPr>
                   <pic:blipFill>
-                    <a:blip r:embed="rId23">
+                    <a:blip r:embed="rId24">
                       <a:extLst>
                         <a:ext uri="{28A0092B-C50C-407E-A947-70E740481C1C}">
                           <a14:useLocalDpi xmlns:a14="http://schemas.microsoft.com/office/drawing/2010/main" val="0"/>
@@ -13243,7 +13852,7 @@
                     </pic:cNvPicPr>
                   </pic:nvPicPr>
                   <pic:blipFill>
-                    <a:blip r:embed="rId24">
+                    <a:blip r:embed="rId25">
                       <a:extLst>
                         <a:ext uri="{28A0092B-C50C-407E-A947-70E740481C1C}">
                           <a14:useLocalDpi xmlns:a14="http://schemas.microsoft.com/office/drawing/2010/main" val="0"/>
@@ -13771,14 +14380,14 @@
           <w:lang w:val="pt"/>
         </w:rPr>
       </w:pPr>
-      <w:bookmarkStart w:id="44" w:name="_Toc213842213"/>
+      <w:bookmarkStart w:id="50" w:name="_Toc213843428"/>
       <w:r>
         <w:rPr>
           <w:lang w:val="pt"/>
         </w:rPr>
         <w:t>TELA INICIAL</w:t>
       </w:r>
-      <w:bookmarkEnd w:id="44"/>
+      <w:bookmarkEnd w:id="50"/>
     </w:p>
     <w:p>
       <w:pPr>
@@ -13940,7 +14549,7 @@
                     </pic:cNvPicPr>
                   </pic:nvPicPr>
                   <pic:blipFill>
-                    <a:blip r:embed="rId25">
+                    <a:blip r:embed="rId26">
                       <a:extLst>
                         <a:ext uri="{28A0092B-C50C-407E-A947-70E740481C1C}">
                           <a14:useLocalDpi xmlns:a14="http://schemas.microsoft.com/office/drawing/2010/main" val="0"/>
@@ -14110,14 +14719,14 @@
           <w:lang w:val="pt"/>
         </w:rPr>
       </w:pPr>
-      <w:bookmarkStart w:id="45" w:name="_Toc213842214"/>
+      <w:bookmarkStart w:id="51" w:name="_Toc213843429"/>
       <w:r>
         <w:rPr>
           <w:lang w:val="pt"/>
         </w:rPr>
         <w:t>MENU LATERAL</w:t>
       </w:r>
-      <w:bookmarkEnd w:id="45"/>
+      <w:bookmarkEnd w:id="51"/>
     </w:p>
     <w:p>
       <w:pPr>
@@ -14200,7 +14809,7 @@
                     </pic:cNvPicPr>
                   </pic:nvPicPr>
                   <pic:blipFill>
-                    <a:blip r:embed="rId26">
+                    <a:blip r:embed="rId27">
                       <a:extLst>
                         <a:ext uri="{28A0092B-C50C-407E-A947-70E740481C1C}">
                           <a14:useLocalDpi xmlns:a14="http://schemas.microsoft.com/office/drawing/2010/main" val="0"/>
@@ -14438,14 +15047,14 @@
           <w:lang w:val="pt"/>
         </w:rPr>
       </w:pPr>
-      <w:bookmarkStart w:id="46" w:name="_Toc213842215"/>
+      <w:bookmarkStart w:id="52" w:name="_Toc213843430"/>
       <w:r>
         <w:rPr>
           <w:lang w:val="pt"/>
         </w:rPr>
         <w:t>PERFIL</w:t>
       </w:r>
-      <w:bookmarkEnd w:id="46"/>
+      <w:bookmarkEnd w:id="52"/>
     </w:p>
     <w:p>
       <w:pPr>
@@ -14465,14 +15074,7 @@
           <w:rFonts w:ascii="Times New Roman" w:hAnsi="Times New Roman" w:cs="Times New Roman"/>
           <w:lang w:val="pt"/>
         </w:rPr>
-        <w:t>Area do</w:t>
-      </w:r>
-      <w:r>
-        <w:rPr>
-          <w:rFonts w:ascii="Times New Roman" w:hAnsi="Times New Roman" w:cs="Times New Roman"/>
-          <w:lang w:val="pt"/>
-        </w:rPr>
-        <w:t xml:space="preserve"> aplicativo onde o usuário pode visualizar e atualizar seus próprios dados pessoais.</w:t>
+        <w:t>Area do aplicativo onde o usuário pode visualizar e atualizar seus próprios dados pessoais.</w:t>
       </w:r>
     </w:p>
     <w:p>
@@ -14524,7 +15126,7 @@
                     </pic:cNvPicPr>
                   </pic:nvPicPr>
                   <pic:blipFill>
-                    <a:blip r:embed="rId27">
+                    <a:blip r:embed="rId28">
                       <a:extLst>
                         <a:ext uri="{28A0092B-C50C-407E-A947-70E740481C1C}">
                           <a14:useLocalDpi xmlns:a14="http://schemas.microsoft.com/office/drawing/2010/main" val="0"/>
@@ -14632,7 +15234,7 @@
                     </pic:cNvPicPr>
                   </pic:nvPicPr>
                   <pic:blipFill>
-                    <a:blip r:embed="rId28">
+                    <a:blip r:embed="rId29">
                       <a:extLst>
                         <a:ext uri="{28A0092B-C50C-407E-A947-70E740481C1C}">
                           <a14:useLocalDpi xmlns:a14="http://schemas.microsoft.com/office/drawing/2010/main" val="0"/>
@@ -14950,7 +15552,7 @@
           <w:lang w:val="pt"/>
         </w:rPr>
       </w:pPr>
-      <w:bookmarkStart w:id="47" w:name="_Toc213842216"/>
+      <w:bookmarkStart w:id="53" w:name="_Toc213843431"/>
       <w:r>
         <w:rPr>
           <w:lang w:val="pt"/>
@@ -14958,7 +15560,7 @@
         <w:lastRenderedPageBreak/>
         <w:t>NOVO AGENDAMENTO</w:t>
       </w:r>
-      <w:bookmarkEnd w:id="47"/>
+      <w:bookmarkEnd w:id="53"/>
     </w:p>
     <w:p>
       <w:pPr>
@@ -15029,7 +15631,7 @@
                     </pic:cNvPicPr>
                   </pic:nvPicPr>
                   <pic:blipFill>
-                    <a:blip r:embed="rId29">
+                    <a:blip r:embed="rId30">
                       <a:extLst>
                         <a:ext uri="{28A0092B-C50C-407E-A947-70E740481C1C}">
                           <a14:useLocalDpi xmlns:a14="http://schemas.microsoft.com/office/drawing/2010/main" val="0"/>
@@ -15254,14 +15856,14 @@
           <w:lang w:val="pt"/>
         </w:rPr>
       </w:pPr>
-      <w:bookmarkStart w:id="48" w:name="_Toc213842217"/>
+      <w:bookmarkStart w:id="54" w:name="_Toc213843432"/>
       <w:r>
         <w:rPr>
           <w:lang w:val="pt"/>
         </w:rPr>
         <w:t>HISTORICO DE AGENDAMENTO</w:t>
       </w:r>
-      <w:bookmarkEnd w:id="48"/>
+      <w:bookmarkEnd w:id="54"/>
     </w:p>
     <w:p>
       <w:pPr>
@@ -15343,7 +15945,7 @@
                     </pic:cNvPicPr>
                   </pic:nvPicPr>
                   <pic:blipFill>
-                    <a:blip r:embed="rId30">
+                    <a:blip r:embed="rId31">
                       <a:extLst>
                         <a:ext uri="{28A0092B-C50C-407E-A947-70E740481C1C}">
                           <a14:useLocalDpi xmlns:a14="http://schemas.microsoft.com/office/drawing/2010/main" val="0"/>
@@ -15482,14 +16084,14 @@
           <w:lang w:val="pt"/>
         </w:rPr>
       </w:pPr>
-      <w:bookmarkStart w:id="49" w:name="_Toc213842218"/>
+      <w:bookmarkStart w:id="55" w:name="_Toc213843433"/>
       <w:r>
         <w:rPr>
           <w:lang w:val="pt"/>
         </w:rPr>
         <w:t>CANCELAR AGENDAMENTO</w:t>
       </w:r>
-      <w:bookmarkEnd w:id="49"/>
+      <w:bookmarkEnd w:id="55"/>
     </w:p>
     <w:p>
       <w:pPr>
@@ -15549,7 +16151,7 @@
                     </pic:cNvPicPr>
                   </pic:nvPicPr>
                   <pic:blipFill>
-                    <a:blip r:embed="rId31">
+                    <a:blip r:embed="rId32">
                       <a:extLst>
                         <a:ext uri="{28A0092B-C50C-407E-A947-70E740481C1C}">
                           <a14:useLocalDpi xmlns:a14="http://schemas.microsoft.com/office/drawing/2010/main" val="0"/>
@@ -15607,21 +16209,7 @@
           <w:rFonts w:ascii="Times New Roman" w:hAnsi="Times New Roman" w:cs="Times New Roman"/>
           <w:lang w:val="pt"/>
         </w:rPr>
-        <w:t xml:space="preserve">“Cancelar </w:t>
-      </w:r>
-      <w:r>
-        <w:rPr>
-          <w:rFonts w:ascii="Times New Roman" w:hAnsi="Times New Roman" w:cs="Times New Roman"/>
-          <w:lang w:val="pt"/>
-        </w:rPr>
-        <w:t>Agendamento” Indica</w:t>
-      </w:r>
-      <w:r>
-        <w:rPr>
-          <w:rFonts w:ascii="Times New Roman" w:hAnsi="Times New Roman" w:cs="Times New Roman"/>
-          <w:lang w:val="pt"/>
-        </w:rPr>
-        <w:t xml:space="preserve"> a ação de cancelamento em andamento.</w:t>
+        <w:t>“Cancelar Agendamento” Indica a ação de cancelamento em andamento.</w:t>
       </w:r>
     </w:p>
     <w:p>
@@ -15650,21 +16238,7 @@
           <w:rFonts w:ascii="Times New Roman" w:hAnsi="Times New Roman" w:cs="Times New Roman"/>
           <w:lang w:val="pt"/>
         </w:rPr>
-        <w:t xml:space="preserve">Opções de motivo </w:t>
-      </w:r>
-      <w:r>
-        <w:rPr>
-          <w:rFonts w:ascii="Times New Roman" w:hAnsi="Times New Roman" w:cs="Times New Roman"/>
-          <w:lang w:val="pt"/>
-        </w:rPr>
-        <w:t>lista</w:t>
-      </w:r>
-      <w:r>
-        <w:rPr>
-          <w:rFonts w:ascii="Times New Roman" w:hAnsi="Times New Roman" w:cs="Times New Roman"/>
-          <w:lang w:val="pt"/>
-        </w:rPr>
-        <w:t xml:space="preserve"> de escolhas para justificar o cancelamento</w:t>
+        <w:t>Opções de motivo lista de escolhas para justificar o cancelamento</w:t>
       </w:r>
       <w:r>
         <w:rPr>
@@ -15712,14 +16286,7 @@
           <w:rFonts w:ascii="Times New Roman" w:hAnsi="Times New Roman" w:cs="Times New Roman"/>
           <w:lang w:val="pt"/>
         </w:rPr>
-        <w:t>exibido</w:t>
-      </w:r>
-      <w:r>
-        <w:rPr>
-          <w:rFonts w:ascii="Times New Roman" w:hAnsi="Times New Roman" w:cs="Times New Roman"/>
-          <w:lang w:val="pt"/>
-        </w:rPr>
-        <w:t xml:space="preserve"> quando selecionada a opção “Outro”, permitindo adicionar uma justificativa personalizada.</w:t>
+        <w:t>exibido quando selecionada a opção “Outro”, permitindo adicionar uma justificativa personalizada.</w:t>
       </w:r>
     </w:p>
     <w:p>
@@ -15748,21 +16315,7 @@
           <w:rFonts w:ascii="Times New Roman" w:hAnsi="Times New Roman" w:cs="Times New Roman"/>
           <w:lang w:val="pt"/>
         </w:rPr>
-        <w:t xml:space="preserve">Botão “Voltar” </w:t>
-      </w:r>
-      <w:r>
-        <w:rPr>
-          <w:rFonts w:ascii="Times New Roman" w:hAnsi="Times New Roman" w:cs="Times New Roman"/>
-          <w:lang w:val="pt"/>
-        </w:rPr>
-        <w:t>retorna</w:t>
-      </w:r>
-      <w:r>
-        <w:rPr>
-          <w:rFonts w:ascii="Times New Roman" w:hAnsi="Times New Roman" w:cs="Times New Roman"/>
-          <w:lang w:val="pt"/>
-        </w:rPr>
-        <w:t xml:space="preserve"> à tela anterior sem efetuar alterações.</w:t>
+        <w:t>Botão “Voltar” retorna à tela anterior sem efetuar alterações.</w:t>
       </w:r>
     </w:p>
     <w:p>
@@ -15805,14 +16358,7 @@
           <w:rFonts w:ascii="Times New Roman" w:hAnsi="Times New Roman" w:cs="Times New Roman"/>
           <w:lang w:val="pt"/>
         </w:rPr>
-        <w:t>onclui</w:t>
-      </w:r>
-      <w:r>
-        <w:rPr>
-          <w:rFonts w:ascii="Times New Roman" w:hAnsi="Times New Roman" w:cs="Times New Roman"/>
-          <w:lang w:val="pt"/>
-        </w:rPr>
-        <w:t xml:space="preserve"> o processo, cancelando o agendamento selecionado.</w:t>
+        <w:t>onclui o processo, cancelando o agendamento selecionado.</w:t>
       </w:r>
     </w:p>
     <w:p>
@@ -15830,14 +16376,14 @@
           <w:lang w:val="pt"/>
         </w:rPr>
       </w:pPr>
-      <w:bookmarkStart w:id="50" w:name="_Toc213842219"/>
+      <w:bookmarkStart w:id="56" w:name="_Toc213843434"/>
       <w:r>
         <w:rPr>
           <w:lang w:val="pt"/>
         </w:rPr>
         <w:t>RECOMENDAÇÕES DE USO</w:t>
       </w:r>
-      <w:bookmarkEnd w:id="50"/>
+      <w:bookmarkEnd w:id="56"/>
     </w:p>
     <w:p>
       <w:pPr>
@@ -15959,11 +16505,11 @@
       <w:pPr>
         <w:pStyle w:val="Ttulo1"/>
       </w:pPr>
-      <w:bookmarkStart w:id="51" w:name="_Toc213842220"/>
+      <w:bookmarkStart w:id="57" w:name="_Toc213843435"/>
       <w:r>
         <w:t>CONCLUSÃO</w:t>
       </w:r>
-      <w:bookmarkEnd w:id="51"/>
+      <w:bookmarkEnd w:id="57"/>
     </w:p>
     <w:p>
       <w:pPr>
@@ -16047,11 +16593,11 @@
       <w:pPr>
         <w:pStyle w:val="Ttulo1"/>
       </w:pPr>
-      <w:bookmarkStart w:id="52" w:name="_Toc213842221"/>
+      <w:bookmarkStart w:id="58" w:name="_Toc213843436"/>
       <w:r>
         <w:t>Referências</w:t>
       </w:r>
-      <w:bookmarkEnd w:id="52"/>
+      <w:bookmarkEnd w:id="58"/>
     </w:p>
     <w:p>
       <w:pPr>
@@ -16678,8 +17224,65 @@
         <w:rPr>
           <w:rFonts w:ascii="Times New Roman" w:hAnsi="Times New Roman" w:cs="Times New Roman"/>
           <w:bCs/>
-        </w:rPr>
-        <w:t xml:space="preserve">KUROSE, James F.; ROSS, Keith W. Redes de Computadores e a Internet: Uma Abordagem Top-Down. </w:t>
+          <w:lang w:val="en-US"/>
+        </w:rPr>
+        <w:t xml:space="preserve">KUROSE, James F.; ROSS, Keith W. Redes de </w:t>
+      </w:r>
+      <w:proofErr w:type="spellStart"/>
+      <w:r>
+        <w:rPr>
+          <w:rFonts w:ascii="Times New Roman" w:hAnsi="Times New Roman" w:cs="Times New Roman"/>
+          <w:bCs/>
+          <w:lang w:val="en-US"/>
+        </w:rPr>
+        <w:t>Computadores</w:t>
+      </w:r>
+      <w:proofErr w:type="spellEnd"/>
+      <w:r>
+        <w:rPr>
+          <w:rFonts w:ascii="Times New Roman" w:hAnsi="Times New Roman" w:cs="Times New Roman"/>
+          <w:bCs/>
+          <w:lang w:val="en-US"/>
+        </w:rPr>
+        <w:t xml:space="preserve"> e </w:t>
+      </w:r>
+      <w:proofErr w:type="spellStart"/>
+      <w:proofErr w:type="gramStart"/>
+      <w:r>
+        <w:rPr>
+          <w:rFonts w:ascii="Times New Roman" w:hAnsi="Times New Roman" w:cs="Times New Roman"/>
+          <w:bCs/>
+          <w:lang w:val="en-US"/>
+        </w:rPr>
+        <w:t>a</w:t>
+      </w:r>
+      <w:proofErr w:type="spellEnd"/>
+      <w:proofErr w:type="gramEnd"/>
+      <w:r>
+        <w:rPr>
+          <w:rFonts w:ascii="Times New Roman" w:hAnsi="Times New Roman" w:cs="Times New Roman"/>
+          <w:bCs/>
+          <w:lang w:val="en-US"/>
+        </w:rPr>
+        <w:t xml:space="preserve"> Internet: Uma </w:t>
+      </w:r>
+      <w:proofErr w:type="spellStart"/>
+      <w:r>
+        <w:rPr>
+          <w:rFonts w:ascii="Times New Roman" w:hAnsi="Times New Roman" w:cs="Times New Roman"/>
+          <w:bCs/>
+          <w:lang w:val="en-US"/>
+        </w:rPr>
+        <w:t>Abordagem</w:t>
+      </w:r>
+      <w:proofErr w:type="spellEnd"/>
+      <w:r>
+        <w:rPr>
+          <w:rFonts w:ascii="Times New Roman" w:hAnsi="Times New Roman" w:cs="Times New Roman"/>
+          <w:bCs/>
+          <w:lang w:val="en-US"/>
+        </w:rPr>
+        <w:t xml:space="preserve"> Top-Down. </w:t>
       </w:r>
       <w:r>
         <w:rPr>
@@ -17147,7 +17750,7 @@
         </w:rPr>
         <w:t xml:space="preserve">, CA: Google, 2025. Disponível em: </w:t>
       </w:r>
-      <w:hyperlink r:id="rId32" w:tgtFrame="_new" w:history="1">
+      <w:hyperlink r:id="rId33" w:tgtFrame="_new" w:history="1">
         <w:r>
           <w:rPr>
             <w:rStyle w:val="Hyperlink"/>
@@ -17212,7 +17815,7 @@
         </w:rPr>
         <w:t xml:space="preserve">Disponível em: </w:t>
       </w:r>
-      <w:hyperlink r:id="rId33" w:tgtFrame="_new" w:history="1">
+      <w:hyperlink r:id="rId34" w:tgtFrame="_new" w:history="1">
         <w:r>
           <w:rPr>
             <w:rStyle w:val="Hyperlink"/>
@@ -17286,7 +17889,7 @@
         </w:rPr>
         <w:t xml:space="preserve">Disponível em: </w:t>
       </w:r>
-      <w:hyperlink r:id="rId34" w:tgtFrame="_new" w:history="1">
+      <w:hyperlink r:id="rId35" w:tgtFrame="_new" w:history="1">
         <w:r>
           <w:rPr>
             <w:rStyle w:val="Hyperlink"/>
@@ -17330,19 +17933,19 @@
           <w:rFonts w:ascii="Times New Roman" w:hAnsi="Times New Roman" w:cs="Times New Roman"/>
           <w:sz w:val="21"/>
           <w:szCs w:val="21"/>
+          <w:lang w:val="en-US"/>
+        </w:rPr>
+      </w:pPr>
+      <w:r>
+        <w:rPr>
+          <w:rFonts w:ascii="Times New Roman" w:hAnsi="Times New Roman" w:cs="Times New Roman"/>
+          <w:sz w:val="21"/>
+          <w:szCs w:val="21"/>
           <w:lang w:val="pt-BR"/>
         </w:rPr>
-      </w:pPr>
-      <w:r>
-        <w:rPr>
-          <w:rFonts w:ascii="Times New Roman" w:hAnsi="Times New Roman" w:cs="Times New Roman"/>
-          <w:sz w:val="21"/>
-          <w:szCs w:val="21"/>
-          <w:lang w:val="pt-BR"/>
-        </w:rPr>
         <w:t xml:space="preserve">IBM BRASIL. Programação orientada a objetos e boas práticas de desenvolvimento. São Paulo: IBM Brasil, 2025. Disponível em: </w:t>
       </w:r>
-      <w:hyperlink r:id="rId35" w:tgtFrame="_new" w:history="1">
+      <w:hyperlink r:id="rId36" w:tgtFrame="_new" w:history="1">
         <w:r>
           <w:rPr>
             <w:rStyle w:val="Hyperlink"/>
@@ -17361,7 +17964,67 @@
           <w:szCs w:val="21"/>
           <w:lang w:val="pt-BR"/>
         </w:rPr>
-        <w:t>. Acesso em: 12 nov. 2025.</w:t>
+        <w:t xml:space="preserve">. </w:t>
+      </w:r>
+      <w:proofErr w:type="spellStart"/>
+      <w:r>
+        <w:rPr>
+          <w:rFonts w:ascii="Times New Roman" w:hAnsi="Times New Roman" w:cs="Times New Roman"/>
+          <w:sz w:val="21"/>
+          <w:szCs w:val="21"/>
+          <w:lang w:val="en-US"/>
+        </w:rPr>
+        <w:t>Acesso</w:t>
+      </w:r>
+      <w:proofErr w:type="spellEnd"/>
+      <w:r>
+        <w:rPr>
+          <w:rFonts w:ascii="Times New Roman" w:hAnsi="Times New Roman" w:cs="Times New Roman"/>
+          <w:sz w:val="21"/>
+          <w:szCs w:val="21"/>
+          <w:lang w:val="en-US"/>
+        </w:rPr>
+        <w:t xml:space="preserve"> </w:t>
+      </w:r>
+      <w:proofErr w:type="spellStart"/>
+      <w:r>
+        <w:rPr>
+          <w:rFonts w:ascii="Times New Roman" w:hAnsi="Times New Roman" w:cs="Times New Roman"/>
+          <w:sz w:val="21"/>
+          <w:szCs w:val="21"/>
+          <w:lang w:val="en-US"/>
+        </w:rPr>
+        <w:t>em</w:t>
+      </w:r>
+      <w:proofErr w:type="spellEnd"/>
+      <w:r>
+        <w:rPr>
+          <w:rFonts w:ascii="Times New Roman" w:hAnsi="Times New Roman" w:cs="Times New Roman"/>
+          <w:sz w:val="21"/>
+          <w:szCs w:val="21"/>
+          <w:lang w:val="en-US"/>
+        </w:rPr>
+        <w:t xml:space="preserve">: 12 </w:t>
+      </w:r>
+      <w:proofErr w:type="spellStart"/>
+      <w:r>
+        <w:rPr>
+          <w:rFonts w:ascii="Times New Roman" w:hAnsi="Times New Roman" w:cs="Times New Roman"/>
+          <w:sz w:val="21"/>
+          <w:szCs w:val="21"/>
+          <w:lang w:val="en-US"/>
+        </w:rPr>
+        <w:t>nov.</w:t>
+      </w:r>
+      <w:proofErr w:type="spellEnd"/>
+      <w:r>
+        <w:rPr>
+          <w:rFonts w:ascii="Times New Roman" w:hAnsi="Times New Roman" w:cs="Times New Roman"/>
+          <w:sz w:val="21"/>
+          <w:szCs w:val="21"/>
+          <w:lang w:val="en-US"/>
+        </w:rPr>
+        <w:t xml:space="preserve"> 2025.</w:t>
       </w:r>
     </w:p>
     <w:p>
@@ -17373,41 +18036,41 @@
           <w:rFonts w:ascii="Times New Roman" w:hAnsi="Times New Roman" w:cs="Times New Roman"/>
           <w:sz w:val="21"/>
           <w:szCs w:val="21"/>
+          <w:lang w:val="en-US"/>
+        </w:rPr>
+      </w:pPr>
+    </w:p>
+    <w:p>
+      <w:pPr>
+        <w:pStyle w:val="Corpodetexto"/>
+        <w:spacing w:line="276" w:lineRule="auto"/>
+        <w:ind w:right="4"/>
+        <w:rPr>
+          <w:rFonts w:ascii="Times New Roman" w:hAnsi="Times New Roman" w:cs="Times New Roman"/>
+          <w:sz w:val="21"/>
+          <w:szCs w:val="21"/>
           <w:lang w:val="pt-BR"/>
         </w:rPr>
       </w:pPr>
-    </w:p>
-    <w:p>
-      <w:pPr>
-        <w:pStyle w:val="Corpodetexto"/>
-        <w:spacing w:line="276" w:lineRule="auto"/>
-        <w:ind w:right="4"/>
+      <w:r>
+        <w:rPr>
+          <w:rFonts w:ascii="Times New Roman" w:hAnsi="Times New Roman" w:cs="Times New Roman"/>
+          <w:sz w:val="21"/>
+          <w:szCs w:val="21"/>
+          <w:lang w:val="en-US"/>
+        </w:rPr>
+        <w:t xml:space="preserve">ORACLE. Extensible Markup Language (XML) Overview. Redwood City, CA: Oracle Corporation, 2025. </w:t>
+      </w:r>
+      <w:r>
         <w:rPr>
           <w:rFonts w:ascii="Times New Roman" w:hAnsi="Times New Roman" w:cs="Times New Roman"/>
           <w:sz w:val="21"/>
           <w:szCs w:val="21"/>
           <w:lang w:val="pt-BR"/>
         </w:rPr>
-      </w:pPr>
-      <w:r>
-        <w:rPr>
-          <w:rFonts w:ascii="Times New Roman" w:hAnsi="Times New Roman" w:cs="Times New Roman"/>
-          <w:sz w:val="21"/>
-          <w:szCs w:val="21"/>
-          <w:lang w:val="en-US"/>
-        </w:rPr>
-        <w:t xml:space="preserve">ORACLE. Extensible Markup Language (XML) Overview. Redwood City, CA: Oracle Corporation, 2025. </w:t>
-      </w:r>
-      <w:r>
-        <w:rPr>
-          <w:rFonts w:ascii="Times New Roman" w:hAnsi="Times New Roman" w:cs="Times New Roman"/>
-          <w:sz w:val="21"/>
-          <w:szCs w:val="21"/>
-          <w:lang w:val="pt-BR"/>
-        </w:rPr>
         <w:t xml:space="preserve">Disponível em: </w:t>
       </w:r>
-      <w:hyperlink r:id="rId36" w:tgtFrame="_new" w:history="1">
+      <w:hyperlink r:id="rId37" w:tgtFrame="_new" w:history="1">
         <w:r>
           <w:rPr>
             <w:rStyle w:val="Hyperlink"/>
@@ -19239,6 +19902,7 @@
   <w:style w:type="character" w:default="1" w:styleId="Fontepargpadro">
     <w:name w:val="Default Paragraph Font"/>
     <w:uiPriority w:val="1"/>
+    <w:semiHidden/>
     <w:unhideWhenUsed/>
   </w:style>
   <w:style w:type="table" w:default="1" w:styleId="Tabelanormal">
